--- a/docs/WebAPI管理平台部署手册.docx
+++ b/docs/WebAPI管理平台部署手册.docx
@@ -1240,7 +1240,7 @@
                 <w:sz w:val="24"/>
                 <w:szCs w:val="24"/>
               </w:rPr>
-              <w:t xml:space="preserve">后端：管理 API + 网关 + mock 上游</w:t>
+              <w:t xml:space="preserve">一体化服务：控制台 + 管理 API + 网关 + mock 上游</w:t>
             </w:r>
           </w:p>
         </w:tc>
@@ -1597,7 +1597,7 @@
           <w:sz w:val="26"/>
           <w:szCs w:val="26"/>
         </w:rPr>
-        <w:t xml:space="preserve">4.2 生产模式</w:t>
+        <w:t xml:space="preserve">4.2 生产模式（局域网 / 服务器部署）</w:t>
       </w:r>
     </w:p>
     <w:p>
@@ -1641,7 +1641,7 @@
           <w:sz w:val="24"/>
           <w:szCs w:val="24"/>
         </w:rPr>
-        <w:t xml:space="preserve">构建产物输出到 dist/ 目录，将其部署到 Nginx 或任意静态托管服务，并配置反向代理将 /admin 与 /gw 前缀转发到后端 3100 端口。Nginx 参考配置：</w:t>
+        <w:t xml:space="preserve">步骤二：启动一体化服务。后端默认绑定 0.0.0.0（所有网卡），并直接托管 dist/ 前端静态资源，无需 Nginx：</w:t>
       </w:r>
     </w:p>
     <w:p>
@@ -1657,7 +1657,7 @@
           <w:sz w:val="18"/>
           <w:szCs w:val="18"/>
         </w:rPr>
-        <w:t xml:space="preserve">server {</w:t>
+        <w:t xml:space="preserve">npm run server</w:t>
       </w:r>
     </w:p>
     <w:p>
@@ -1673,7 +1673,7 @@
           <w:sz w:val="18"/>
           <w:szCs w:val="18"/>
         </w:rPr>
-        <w:t xml:space="preserve">  listen 80;</w:t>
+        <w:t xml:space="preserve"># 或自定义监听地址与端口</w:t>
       </w:r>
     </w:p>
     <w:p>
@@ -1689,71 +1689,7 @@
           <w:sz w:val="18"/>
           <w:szCs w:val="18"/>
         </w:rPr>
-        <w:t xml:space="preserve">  root /opt/webapi-platform/dist;</w:t>
-      </w:r>
-    </w:p>
-    <w:p>
-      <w:pPr>
-        <w:shd w:fill="F4F5F7" w:val="clear"/>
-        <w:spacing w:after="0" w:line="260"/>
-        <w:ind w:left="288" w:right="288"/>
-      </w:pPr>
-      <w:r>
-        <w:rPr>
-          <w:rFonts w:ascii="Courier New" w:cs="Courier New" w:eastAsia="SimSun" w:hAnsi="Courier New"/>
-          <w:color w:val="333333"/>
-          <w:sz w:val="18"/>
-          <w:szCs w:val="18"/>
-        </w:rPr>
-        <w:t xml:space="preserve">  location /admin/ { proxy_pass http://127.0.0.1:3100; }</w:t>
-      </w:r>
-    </w:p>
-    <w:p>
-      <w:pPr>
-        <w:shd w:fill="F4F5F7" w:val="clear"/>
-        <w:spacing w:after="0" w:line="260"/>
-        <w:ind w:left="288" w:right="288"/>
-      </w:pPr>
-      <w:r>
-        <w:rPr>
-          <w:rFonts w:ascii="Courier New" w:cs="Courier New" w:eastAsia="SimSun" w:hAnsi="Courier New"/>
-          <w:color w:val="333333"/>
-          <w:sz w:val="18"/>
-          <w:szCs w:val="18"/>
-        </w:rPr>
-        <w:t xml:space="preserve">  location /gw/    { proxy_pass http://127.0.0.1:3100; }</w:t>
-      </w:r>
-    </w:p>
-    <w:p>
-      <w:pPr>
-        <w:shd w:fill="F4F5F7" w:val="clear"/>
-        <w:spacing w:after="0" w:line="260"/>
-        <w:ind w:left="288" w:right="288"/>
-      </w:pPr>
-      <w:r>
-        <w:rPr>
-          <w:rFonts w:ascii="Courier New" w:cs="Courier New" w:eastAsia="SimSun" w:hAnsi="Courier New"/>
-          <w:color w:val="333333"/>
-          <w:sz w:val="18"/>
-          <w:szCs w:val="18"/>
-        </w:rPr>
-        <w:t xml:space="preserve">  location /       { try_files $uri /index.html; }</w:t>
-      </w:r>
-    </w:p>
-    <w:p>
-      <w:pPr>
-        <w:shd w:fill="F4F5F7" w:val="clear"/>
-        <w:spacing w:after="0" w:line="260"/>
-        <w:ind w:left="288" w:right="288"/>
-      </w:pPr>
-      <w:r>
-        <w:rPr>
-          <w:rFonts w:ascii="Courier New" w:cs="Courier New" w:eastAsia="SimSun" w:hAnsi="Courier New"/>
-          <w:color w:val="333333"/>
-          <w:sz w:val="18"/>
-          <w:szCs w:val="18"/>
-        </w:rPr>
-        <w:t xml:space="preserve">}</w:t>
+        <w:t xml:space="preserve">HOST=0.0.0.0 PORT=3100 node server/index.js</w:t>
       </w:r>
     </w:p>
     <w:p>
@@ -1767,55 +1703,35 @@
           <w:sz w:val="24"/>
           <w:szCs w:val="24"/>
         </w:rPr>
-        <w:t xml:space="preserve">步骤二：启动后端服务（建议使用进程管理器守护，见第九章）。</w:t>
-      </w:r>
-    </w:p>
-    <w:p>
-      <w:pPr>
-        <w:shd w:fill="F4F5F7" w:val="clear"/>
-        <w:spacing w:after="0" w:line="260"/>
-        <w:ind w:left="288" w:right="288"/>
-      </w:pPr>
-      <w:r>
-        <w:rPr>
-          <w:rFonts w:ascii="Courier New" w:cs="Courier New" w:eastAsia="SimSun" w:hAnsi="Courier New"/>
-          <w:color w:val="333333"/>
-          <w:sz w:val="18"/>
-          <w:szCs w:val="18"/>
-        </w:rPr>
-        <w:t xml:space="preserve">npm run server</w:t>
-      </w:r>
-    </w:p>
-    <w:p>
-      <w:pPr>
-        <w:shd w:fill="F4F5F7" w:val="clear"/>
-        <w:spacing w:after="0" w:line="260"/>
-        <w:ind w:left="288" w:right="288"/>
-      </w:pPr>
-      <w:r>
-        <w:rPr>
-          <w:rFonts w:ascii="Courier New" w:cs="Courier New" w:eastAsia="SimSun" w:hAnsi="Courier New"/>
-          <w:color w:val="333333"/>
-          <w:sz w:val="18"/>
-          <w:szCs w:val="18"/>
-        </w:rPr>
-        <w:t xml:space="preserve"># 或使用环境变量指定端口</w:t>
-      </w:r>
-    </w:p>
-    <w:p>
-      <w:pPr>
-        <w:shd w:fill="F4F5F7" w:val="clear"/>
-        <w:spacing w:after="0" w:line="260"/>
-        <w:ind w:left="288" w:right="288"/>
-      </w:pPr>
-      <w:r>
-        <w:rPr>
-          <w:rFonts w:ascii="Courier New" w:cs="Courier New" w:eastAsia="SimSun" w:hAnsi="Courier New"/>
-          <w:color w:val="333333"/>
-          <w:sz w:val="18"/>
-          <w:szCs w:val="18"/>
-        </w:rPr>
-        <w:t xml:space="preserve">PORT=3100 node server/index.js</w:t>
+        <w:t xml:space="preserve">启动后，同一局域网内的任意计算机通过 http://&lt;服务器IP&gt;:3100 即可访问完整系统（管理控制台、管理 API、网关入口均为同一端口）。查看服务器 IP：macOS/Linux 执行 ipconfig getifaddr en0 或 ip addr，Windows 执行 ipconfig。</w:t>
+      </w:r>
+    </w:p>
+    <w:p>
+      <w:pPr>
+        <w:spacing w:after="160" w:line="300"/>
+        <w:ind w:firstLine="475"/>
+      </w:pPr>
+      <w:r>
+        <w:rPr>
+          <w:rFonts w:ascii="Times New Roman" w:cs="Times New Roman" w:eastAsia="SimSun" w:hAnsi="Times New Roman"/>
+          <w:sz w:val="24"/>
+          <w:szCs w:val="24"/>
+        </w:rPr>
+        <w:t xml:space="preserve">防火墙提示：若其他计算机无法访问，请确认服务器防火墙已放行监听端口（macOS：系统设置 → 网络 → 防火墙；Linux：firewalld/ufw 放行端口；Windows：入站规则）。</w:t>
+      </w:r>
+    </w:p>
+    <w:p>
+      <w:pPr>
+        <w:spacing w:after="160" w:line="300"/>
+        <w:ind w:firstLine="475"/>
+      </w:pPr>
+      <w:r>
+        <w:rPr>
+          <w:rFonts w:ascii="Times New Roman" w:cs="Times New Roman" w:eastAsia="SimSun" w:hAnsi="Times New Roman"/>
+          <w:sz w:val="24"/>
+          <w:szCs w:val="24"/>
+        </w:rPr>
+        <w:t xml:space="preserve">如需公网访问或 HTTPS，可在前方再加一层 Nginx 反向代理，将 80/443 转发到 3100 端口即可（控制台、/admin、/gw 均为同端口同源，无需分别配置）。</w:t>
       </w:r>
     </w:p>
     <w:p>
@@ -2004,7 +1920,81 @@
                 <w:sz w:val="24"/>
                 <w:szCs w:val="24"/>
               </w:rPr>
-              <w:t xml:space="preserve">后端监听端口</w:t>
+              <w:t xml:space="preserve">服务监听端口（控制台/管理 API/网关同端口）</w:t>
+            </w:r>
+          </w:p>
+        </w:tc>
+      </w:tr>
+      <w:tr>
+        <w:tc>
+          <w:tcPr>
+            <w:tcW w:type="dxa" w:w="2400"/>
+            <w:tcMar>
+              <w:top w:type="dxa" w:w="100"/>
+              <w:left w:type="dxa" w:w="120"/>
+              <w:bottom w:type="dxa" w:w="100"/>
+              <w:right w:type="dxa" w:w="120"/>
+            </w:tcMar>
+          </w:tcPr>
+          <w:p>
+            <w:pPr>
+              <w:spacing w:after="40" w:line="280"/>
+            </w:pPr>
+            <w:r>
+              <w:rPr>
+                <w:rFonts w:ascii="Times New Roman" w:cs="Times New Roman" w:eastAsia="SimSun" w:hAnsi="Times New Roman"/>
+                <w:sz w:val="24"/>
+                <w:szCs w:val="24"/>
+              </w:rPr>
+              <w:t xml:space="preserve">HOST（环境变量）</w:t>
+            </w:r>
+          </w:p>
+        </w:tc>
+        <w:tc>
+          <w:tcPr>
+            <w:tcW w:type="dxa" w:w="2400"/>
+            <w:tcMar>
+              <w:top w:type="dxa" w:w="100"/>
+              <w:left w:type="dxa" w:w="120"/>
+              <w:bottom w:type="dxa" w:w="100"/>
+              <w:right w:type="dxa" w:w="120"/>
+            </w:tcMar>
+          </w:tcPr>
+          <w:p>
+            <w:pPr>
+              <w:spacing w:after="40" w:line="280"/>
+            </w:pPr>
+            <w:r>
+              <w:rPr>
+                <w:rFonts w:ascii="Times New Roman" w:cs="Times New Roman" w:eastAsia="SimSun" w:hAnsi="Times New Roman"/>
+                <w:sz w:val="24"/>
+                <w:szCs w:val="24"/>
+              </w:rPr>
+              <w:t xml:space="preserve">0.0.0.0</w:t>
+            </w:r>
+          </w:p>
+        </w:tc>
+        <w:tc>
+          <w:tcPr>
+            <w:tcW w:type="dxa" w:w="3000"/>
+            <w:tcMar>
+              <w:top w:type="dxa" w:w="100"/>
+              <w:left w:type="dxa" w:w="120"/>
+              <w:bottom w:type="dxa" w:w="100"/>
+              <w:right w:type="dxa" w:w="120"/>
+            </w:tcMar>
+          </w:tcPr>
+          <w:p>
+            <w:pPr>
+              <w:spacing w:after="40" w:line="280"/>
+            </w:pPr>
+            <w:r>
+              <w:rPr>
+                <w:rFonts w:ascii="Times New Roman" w:cs="Times New Roman" w:eastAsia="SimSun" w:hAnsi="Times New Roman"/>
+                <w:sz w:val="24"/>
+                <w:szCs w:val="24"/>
+              </w:rPr>
+              <w:t xml:space="preserve">监听地址，默认绑定所有网卡，局域网可直接访问</w:t>
             </w:r>
           </w:p>
         </w:tc>
@@ -2562,6 +2552,20 @@
           <w:szCs w:val="30"/>
         </w:rPr>
         <w:t xml:space="preserve">七、部署验证</w:t>
+      </w:r>
+    </w:p>
+    <w:p>
+      <w:pPr>
+        <w:spacing w:after="160" w:line="300"/>
+        <w:ind w:firstLine="475"/>
+      </w:pPr>
+      <w:r>
+        <w:rPr>
+          <w:rFonts w:ascii="Times New Roman" w:cs="Times New Roman" w:eastAsia="SimSun" w:hAnsi="Times New Roman"/>
+          <w:sz w:val="24"/>
+          <w:szCs w:val="24"/>
+        </w:rPr>
+        <w:t xml:space="preserve">以下命令在服务器本机执行使用 localhost 即可；从其他计算机验证时，将 localhost 替换为服务器 IP 地址。</w:t>
       </w:r>
     </w:p>
     <w:p>

--- a/docs/WebAPI管理平台部署手册.docx
+++ b/docs/WebAPI管理平台部署手册.docx
@@ -3456,6 +3456,35 @@
     </w:p>
     <w:p>
       <w:pPr>
+        <w:spacing w:after="80" w:before="160"/>
+      </w:pPr>
+      <w:r>
+        <w:rPr>
+          <w:rFonts w:ascii="Times New Roman" w:cs="Times New Roman" w:eastAsia="SimSun" w:hAnsi="Times New Roman"/>
+          <w:b/>
+          <w:bCs/>
+          <w:sz w:val="24"/>
+          <w:szCs w:val="24"/>
+        </w:rPr>
+        <w:t xml:space="preserve">Q：部署到 IIS 后页面能打开但登录/加载报 405（Method Not Allowed）</w:t>
+      </w:r>
+    </w:p>
+    <w:p>
+      <w:pPr>
+        <w:spacing w:after="160" w:line="300"/>
+        <w:ind w:firstLine="475"/>
+      </w:pPr>
+      <w:r>
+        <w:rPr>
+          <w:rFonts w:ascii="Times New Roman" w:cs="Times New Roman" w:eastAsia="SimSun" w:hAnsi="Times New Roman"/>
+          <w:sz w:val="24"/>
+          <w:szCs w:val="24"/>
+        </w:rPr>
+        <w:t xml:space="preserve">A：本系统不是纯静态站点，/admin/* 与 /gw/* 请求必须由 Node 后端处理。确认服务器上已运行 node server/index.js，并将 dist/ 中的 web.config 保留在 IIS 站点根目录（需安装 URL Rewrite 与 ARR 扩展并在 ARR 中启用 Enable proxy）。也可以不使用 IIS，直接运行 npm run server 一体化服务，访问 http://服务器IP:3100。</w:t>
+      </w:r>
+    </w:p>
+    <w:p>
+      <w:pPr>
         <w:pStyle w:val="Heading1"/>
         <w:spacing w:after="160" w:before="320"/>
       </w:pPr>

--- a/docs/WebAPI管理平台部署手册.docx
+++ b/docs/WebAPI管理平台部署手册.docx
@@ -477,7 +477,7 @@
           <w:sz w:val="24"/>
           <w:szCs w:val="24"/>
         </w:rPr>
-        <w:t xml:space="preserve">WebAPI 管理平台是一套全栈 API 网关管理控制台，覆盖 API 从注册、发布、监控到废弃的完整生命周期。系统由管理控制台（前端）与网关服务（后端）两部分组成，提供 API 注册与管理、分组管理、应用密钥（AccessKey/SecretKey）授权、真实网关转发（鉴权、限流、超时重试、熔断）、运行监控与告警、调用日志审计、管理员登录认证等功能。</w:t>
+        <w:t xml:space="preserve">WebAPI 管理平台是一套全栈 API 网关管理控制台，覆盖 API 从注册、发布、监控到废弃的完整生命周期。系统由管理控制台（前端）与网关服务（后端）两部分组成，提供 API 注册与管理（含后端地址连通性测试）、分组管理、应用密钥（AccessKey/SecretKey）授权、真实网关转发（鉴权、限流、超时重试、熔断）、运行监控与告警、调用日志审计、管理员登录认证等功能。</w:t>
       </w:r>
     </w:p>
     <w:p>
@@ -2722,6 +2722,20 @@
     </w:p>
     <w:p>
       <w:pPr>
+        <w:spacing w:after="160" w:line="300"/>
+        <w:ind w:firstLine="475"/>
+      </w:pPr>
+      <w:r>
+        <w:rPr>
+          <w:rFonts w:ascii="Times New Roman" w:cs="Times New Roman" w:eastAsia="SimSun" w:hAnsi="Times New Roman"/>
+          <w:sz w:val="24"/>
+          <w:szCs w:val="24"/>
+        </w:rPr>
+        <w:t xml:space="preserve">提示：后续注册新 API 时，填写"后端服务地址"后可直接点击旁边的"测试连接"按钮，由服务器真实探测目标地址的可达性（返回 HTTP 状态码与延迟），确认连通后再保存，可有效避免注册无效接口。</w:t>
+      </w:r>
+    </w:p>
+    <w:p>
+      <w:pPr>
         <w:pStyle w:val="Heading1"/>
         <w:spacing w:after="160" w:before="320"/>
       </w:pPr>
@@ -4646,6 +4660,80 @@
                 <w:szCs w:val="24"/>
               </w:rPr>
               <w:t xml:space="preserve">重置为出厂示例数据（不影响管理员账号）</w:t>
+            </w:r>
+          </w:p>
+        </w:tc>
+      </w:tr>
+      <w:tr>
+        <w:tc>
+          <w:tcPr>
+            <w:tcW w:type="dxa" w:w="2800"/>
+            <w:tcMar>
+              <w:top w:type="dxa" w:w="100"/>
+              <w:left w:type="dxa" w:w="120"/>
+              <w:bottom w:type="dxa" w:w="100"/>
+              <w:right w:type="dxa" w:w="120"/>
+            </w:tcMar>
+          </w:tcPr>
+          <w:p>
+            <w:pPr>
+              <w:spacing w:after="40" w:line="280"/>
+            </w:pPr>
+            <w:r>
+              <w:rPr>
+                <w:rFonts w:ascii="Times New Roman" w:cs="Times New Roman" w:eastAsia="SimSun" w:hAnsi="Times New Roman"/>
+                <w:sz w:val="24"/>
+                <w:szCs w:val="24"/>
+              </w:rPr>
+              <w:t xml:space="preserve">/admin/test</w:t>
+            </w:r>
+          </w:p>
+        </w:tc>
+        <w:tc>
+          <w:tcPr>
+            <w:tcW w:type="dxa" w:w="1800"/>
+            <w:tcMar>
+              <w:top w:type="dxa" w:w="100"/>
+              <w:left w:type="dxa" w:w="120"/>
+              <w:bottom w:type="dxa" w:w="100"/>
+              <w:right w:type="dxa" w:w="120"/>
+            </w:tcMar>
+          </w:tcPr>
+          <w:p>
+            <w:pPr>
+              <w:spacing w:after="40" w:line="280"/>
+            </w:pPr>
+            <w:r>
+              <w:rPr>
+                <w:rFonts w:ascii="Times New Roman" w:cs="Times New Roman" w:eastAsia="SimSun" w:hAnsi="Times New Roman"/>
+                <w:sz w:val="24"/>
+                <w:szCs w:val="24"/>
+              </w:rPr>
+              <w:t xml:space="preserve">POST</w:t>
+            </w:r>
+          </w:p>
+        </w:tc>
+        <w:tc>
+          <w:tcPr>
+            <w:tcW w:type="dxa" w:w="3200"/>
+            <w:tcMar>
+              <w:top w:type="dxa" w:w="100"/>
+              <w:left w:type="dxa" w:w="120"/>
+              <w:bottom w:type="dxa" w:w="100"/>
+              <w:right w:type="dxa" w:w="120"/>
+            </w:tcMar>
+          </w:tcPr>
+          <w:p>
+            <w:pPr>
+              <w:spacing w:after="40" w:line="280"/>
+            </w:pPr>
+            <w:r>
+              <w:rPr>
+                <w:rFonts w:ascii="Times New Roman" w:cs="Times New Roman" w:eastAsia="SimSun" w:hAnsi="Times New Roman"/>
+                <w:sz w:val="24"/>
+                <w:szCs w:val="24"/>
+              </w:rPr>
+              <w:t xml:space="preserve">后端地址连通性测试，参数 url/method/timeoutMs</w:t>
             </w:r>
           </w:p>
         </w:tc>

--- a/docs/WebAPI管理平台部署手册.docx
+++ b/docs/WebAPI管理平台部署手册.docx
@@ -312,7 +312,7 @@
             <w:ind w:left="0"/>
           </w:pPr>
           <w:r>
-            <w:t>六、初始账号与安全设置</w:t>
+            <w:t>六、初始账号、用户角色与安全设置</w:t>
           </w:r>
           <w:r>
             <w:tab/>
@@ -477,7 +477,7 @@
           <w:sz w:val="24"/>
           <w:szCs w:val="24"/>
         </w:rPr>
-        <w:t xml:space="preserve">WebAPI 管理平台是一套全栈 API 网关管理控制台，覆盖 API 从注册、发布、监控到废弃的完整生命周期。系统由管理控制台（前端）与网关服务（后端）两部分组成，提供 API 注册与管理（含后端地址连通性测试）、分组管理、应用密钥（AccessKey/SecretKey）授权、真实网关转发（鉴权、限流、超时重试、熔断）、运行监控与告警、调用日志审计、管理员登录认证等功能。</w:t>
+        <w:t xml:space="preserve">WebAPI 管理平台是一套全栈 API 网关管理控制台，覆盖 API 从注册、发布、监控到废弃的完整生命周期。系统由管理控制台（前端）与网关服务（后端）两部分组成，提供 API 注册与管理（含后端地址连通性测试）、分组管理、应用密钥（AccessKey/SecretKey）授权、真实网关转发（鉴权、限流、超时重试、熔断）、运行监控与告警、调用日志审计、多用户角色权限（管理员/操作员/只读）、调用日志自动归档、登录认证等功能。</w:t>
       </w:r>
     </w:p>
     <w:p>
@@ -2020,7 +2020,7 @@
                 <w:sz w:val="24"/>
                 <w:szCs w:val="24"/>
               </w:rPr>
-              <w:t xml:space="preserve">数据库文件</w:t>
+              <w:t xml:space="preserve">LOG_RETENTION_DAYS（环境变量）</w:t>
             </w:r>
           </w:p>
         </w:tc>
@@ -2044,7 +2044,7 @@
                 <w:sz w:val="24"/>
                 <w:szCs w:val="24"/>
               </w:rPr>
-              <w:t xml:space="preserve">server/data.db</w:t>
+              <w:t xml:space="preserve">30</w:t>
             </w:r>
           </w:p>
         </w:tc>
@@ -2068,7 +2068,7 @@
                 <w:sz w:val="24"/>
                 <w:szCs w:val="24"/>
               </w:rPr>
-              <w:t xml:space="preserve">SQLite 单文件，自动创建</w:t>
+              <w:t xml:space="preserve">调用日志保留天数，超期日志自动压缩归档（gzip NDJSON）到 server/archives/</w:t>
             </w:r>
           </w:p>
         </w:tc>
@@ -2094,6 +2094,80 @@
                 <w:sz w:val="24"/>
                 <w:szCs w:val="24"/>
               </w:rPr>
+              <w:t xml:space="preserve">数据库文件</w:t>
+            </w:r>
+          </w:p>
+        </w:tc>
+        <w:tc>
+          <w:tcPr>
+            <w:tcW w:type="dxa" w:w="2400"/>
+            <w:tcMar>
+              <w:top w:type="dxa" w:w="100"/>
+              <w:left w:type="dxa" w:w="120"/>
+              <w:bottom w:type="dxa" w:w="100"/>
+              <w:right w:type="dxa" w:w="120"/>
+            </w:tcMar>
+          </w:tcPr>
+          <w:p>
+            <w:pPr>
+              <w:spacing w:after="40" w:line="280"/>
+            </w:pPr>
+            <w:r>
+              <w:rPr>
+                <w:rFonts w:ascii="Times New Roman" w:cs="Times New Roman" w:eastAsia="SimSun" w:hAnsi="Times New Roman"/>
+                <w:sz w:val="24"/>
+                <w:szCs w:val="24"/>
+              </w:rPr>
+              <w:t xml:space="preserve">server/data.db</w:t>
+            </w:r>
+          </w:p>
+        </w:tc>
+        <w:tc>
+          <w:tcPr>
+            <w:tcW w:type="dxa" w:w="3000"/>
+            <w:tcMar>
+              <w:top w:type="dxa" w:w="100"/>
+              <w:left w:type="dxa" w:w="120"/>
+              <w:bottom w:type="dxa" w:w="100"/>
+              <w:right w:type="dxa" w:w="120"/>
+            </w:tcMar>
+          </w:tcPr>
+          <w:p>
+            <w:pPr>
+              <w:spacing w:after="40" w:line="280"/>
+            </w:pPr>
+            <w:r>
+              <w:rPr>
+                <w:rFonts w:ascii="Times New Roman" w:cs="Times New Roman" w:eastAsia="SimSun" w:hAnsi="Times New Roman"/>
+                <w:sz w:val="24"/>
+                <w:szCs w:val="24"/>
+              </w:rPr>
+              <w:t xml:space="preserve">SQLite 单文件，自动创建</w:t>
+            </w:r>
+          </w:p>
+        </w:tc>
+      </w:tr>
+      <w:tr>
+        <w:tc>
+          <w:tcPr>
+            <w:tcW w:type="dxa" w:w="2400"/>
+            <w:tcMar>
+              <w:top w:type="dxa" w:w="100"/>
+              <w:left w:type="dxa" w:w="120"/>
+              <w:bottom w:type="dxa" w:w="100"/>
+              <w:right w:type="dxa" w:w="120"/>
+            </w:tcMar>
+          </w:tcPr>
+          <w:p>
+            <w:pPr>
+              <w:spacing w:after="40" w:line="280"/>
+            </w:pPr>
+            <w:r>
+              <w:rPr>
+                <w:rFonts w:ascii="Times New Roman" w:cs="Times New Roman" w:eastAsia="SimSun" w:hAnsi="Times New Roman"/>
+                <w:sz w:val="24"/>
+                <w:szCs w:val="24"/>
+              </w:rPr>
               <w:t xml:space="preserve">会话有效期</w:t>
             </w:r>
           </w:p>
@@ -2142,7 +2216,7 @@
                 <w:sz w:val="24"/>
                 <w:szCs w:val="24"/>
               </w:rPr>
-              <w:t xml:space="preserve">管理员登录令牌过期时间（server/auth.js SESSION_TTL）</w:t>
+              <w:t xml:space="preserve">登录令牌过期时间（server/auth.js SESSION_TTL）</w:t>
             </w:r>
           </w:p>
         </w:tc>
@@ -2384,7 +2458,7 @@
           <w:sz w:val="30"/>
           <w:szCs w:val="30"/>
         </w:rPr>
-        <w:t xml:space="preserve">六、初始账号与安全设置</w:t>
+        <w:t xml:space="preserve">六、初始账号、用户角色与安全设置</w:t>
       </w:r>
     </w:p>
     <w:p>
@@ -2462,7 +2536,7 @@
           <w:sz w:val="24"/>
           <w:szCs w:val="24"/>
         </w:rPr>
-        <w:t xml:space="preserve">其他安全建议：</w:t>
+        <w:t xml:space="preserve">系统支持多用户与三级角色，管理员可在"系统管理"页面创建和维护用户：</w:t>
       </w:r>
     </w:p>
     <w:p>
@@ -2480,7 +2554,7 @@
           <w:sz w:val="24"/>
           <w:szCs w:val="24"/>
         </w:rPr>
-        <w:t xml:space="preserve">调用方应用的 SecretKey 仅授权人员可见，泄露后请立即在"应用与密钥"页面重置。</w:t>
+        <w:t xml:space="preserve">管理员（admin）：全部权限，含用户管理、删除 API/分组/应用/规则、日志归档与数据重置。</w:t>
       </w:r>
     </w:p>
     <w:p>
@@ -2498,7 +2572,7 @@
           <w:sz w:val="24"/>
           <w:szCs w:val="24"/>
         </w:rPr>
-        <w:t xml:space="preserve">停用不再使用的应用，网关会立即拒绝其全部调用。</w:t>
+        <w:t xml:space="preserve">操作员（operator）：可注册、发布、编辑 API，管理分组/应用/告警规则，确认告警，执行连通性测试。</w:t>
       </w:r>
     </w:p>
     <w:p>
@@ -2516,7 +2590,35 @@
           <w:sz w:val="24"/>
           <w:szCs w:val="24"/>
         </w:rPr>
-        <w:t xml:space="preserve">建议通过 Nginx 启用 HTTPS，避免 AccessKey 与登录口令明文传输。</w:t>
+        <w:t xml:space="preserve">只读（viewer）：仅可查看各页面与日志，所有写操作会被后端拒绝（HTTP 403）。</w:t>
+      </w:r>
+    </w:p>
+    <w:p>
+      <w:pPr>
+        <w:spacing w:after="160" w:line="300"/>
+        <w:ind w:firstLine="475"/>
+      </w:pPr>
+      <w:r>
+        <w:rPr>
+          <w:rFonts w:ascii="Times New Roman" w:cs="Times New Roman" w:eastAsia="SimSun" w:hAnsi="Times New Roman"/>
+          <w:sz w:val="24"/>
+          <w:szCs w:val="24"/>
+        </w:rPr>
+        <w:t xml:space="preserve">角色变更或重置密码后，该用户的已登录会话立即失效；系统禁止删除当前登录账号，并保证至少保留一名管理员。建议按最小权限原则为运维人员分配操作员角色、为访客分配只读角色。</w:t>
+      </w:r>
+    </w:p>
+    <w:p>
+      <w:pPr>
+        <w:spacing w:after="160" w:line="300"/>
+        <w:ind w:firstLine="475"/>
+      </w:pPr>
+      <w:r>
+        <w:rPr>
+          <w:rFonts w:ascii="Times New Roman" w:cs="Times New Roman" w:eastAsia="SimSun" w:hAnsi="Times New Roman"/>
+          <w:sz w:val="24"/>
+          <w:szCs w:val="24"/>
+        </w:rPr>
+        <w:t xml:space="preserve">其他安全建议：</w:t>
       </w:r>
     </w:p>
     <w:p>
@@ -2534,293 +2636,7 @@
           <w:sz w:val="24"/>
           <w:szCs w:val="24"/>
         </w:rPr>
-        <w:t xml:space="preserve">控制台会话有效期 12 小时，连续登录失败 5 次账号锁定 5 分钟。</w:t>
-      </w:r>
-    </w:p>
-    <w:p>
-      <w:pPr>
-        <w:pStyle w:val="Heading1"/>
-        <w:spacing w:after="160" w:before="320"/>
-      </w:pPr>
-      <w:r>
-        <w:rPr>
-          <w:rFonts w:ascii="Times New Roman" w:cs="Times New Roman" w:eastAsia="SimSun" w:hAnsi="Times New Roman"/>
-          <w:b/>
-          <w:bCs/>
-          <w:color w:val="1F2A37"/>
-          <w:sz w:val="30"/>
-          <w:szCs w:val="30"/>
-        </w:rPr>
-        <w:t xml:space="preserve">七、部署验证</w:t>
-      </w:r>
-    </w:p>
-    <w:p>
-      <w:pPr>
-        <w:spacing w:after="160" w:line="300"/>
-        <w:ind w:firstLine="475"/>
-      </w:pPr>
-      <w:r>
-        <w:rPr>
-          <w:rFonts w:ascii="Times New Roman" w:cs="Times New Roman" w:eastAsia="SimSun" w:hAnsi="Times New Roman"/>
-          <w:sz w:val="24"/>
-          <w:szCs w:val="24"/>
-        </w:rPr>
-        <w:t xml:space="preserve">以下命令在服务器本机执行使用 localhost 即可；从其他计算机验证时，将 localhost 替换为服务器 IP 地址。</w:t>
-      </w:r>
-    </w:p>
-    <w:p>
-      <w:pPr>
-        <w:spacing w:after="160" w:line="300"/>
-        <w:ind w:firstLine="475"/>
-      </w:pPr>
-      <w:r>
-        <w:rPr>
-          <w:rFonts w:ascii="Times New Roman" w:cs="Times New Roman" w:eastAsia="SimSun" w:hAnsi="Times New Roman"/>
-          <w:sz w:val="24"/>
-          <w:szCs w:val="24"/>
-        </w:rPr>
-        <w:t xml:space="preserve">步骤一：后端健康检查。</w:t>
-      </w:r>
-    </w:p>
-    <w:p>
-      <w:pPr>
-        <w:shd w:fill="F4F5F7" w:val="clear"/>
-        <w:spacing w:after="0" w:line="260"/>
-        <w:ind w:left="288" w:right="288"/>
-      </w:pPr>
-      <w:r>
-        <w:rPr>
-          <w:rFonts w:ascii="Courier New" w:cs="Courier New" w:eastAsia="SimSun" w:hAnsi="Courier New"/>
-          <w:color w:val="333333"/>
-          <w:sz w:val="18"/>
-          <w:szCs w:val="18"/>
-        </w:rPr>
-        <w:t xml:space="preserve">curl http://localhost:3100/healthz</w:t>
-      </w:r>
-    </w:p>
-    <w:p>
-      <w:pPr>
-        <w:shd w:fill="F4F5F7" w:val="clear"/>
-        <w:spacing w:after="0" w:line="260"/>
-        <w:ind w:left="288" w:right="288"/>
-      </w:pPr>
-      <w:r>
-        <w:rPr>
-          <w:rFonts w:ascii="Courier New" w:cs="Courier New" w:eastAsia="SimSun" w:hAnsi="Courier New"/>
-          <w:color w:val="333333"/>
-          <w:sz w:val="18"/>
-          <w:szCs w:val="18"/>
-        </w:rPr>
-        <w:t xml:space="preserve"># 期望输出：{"ok":true,"uptime":...}</w:t>
-      </w:r>
-    </w:p>
-    <w:p>
-      <w:pPr>
-        <w:spacing w:after="160" w:line="300"/>
-        <w:ind w:firstLine="475"/>
-      </w:pPr>
-      <w:r>
-        <w:rPr>
-          <w:rFonts w:ascii="Times New Roman" w:cs="Times New Roman" w:eastAsia="SimSun" w:hAnsi="Times New Roman"/>
-          <w:sz w:val="24"/>
-          <w:szCs w:val="24"/>
-        </w:rPr>
-        <w:t xml:space="preserve">步骤二：管理员登录并获取令牌。</w:t>
-      </w:r>
-    </w:p>
-    <w:p>
-      <w:pPr>
-        <w:shd w:fill="F4F5F7" w:val="clear"/>
-        <w:spacing w:after="0" w:line="260"/>
-        <w:ind w:left="288" w:right="288"/>
-      </w:pPr>
-      <w:r>
-        <w:rPr>
-          <w:rFonts w:ascii="Courier New" w:cs="Courier New" w:eastAsia="SimSun" w:hAnsi="Courier New"/>
-          <w:color w:val="333333"/>
-          <w:sz w:val="18"/>
-          <w:szCs w:val="18"/>
-        </w:rPr>
-        <w:t xml:space="preserve">curl -X POST http://localhost:3100/admin/auth/login \</w:t>
-      </w:r>
-    </w:p>
-    <w:p>
-      <w:pPr>
-        <w:shd w:fill="F4F5F7" w:val="clear"/>
-        <w:spacing w:after="0" w:line="260"/>
-        <w:ind w:left="288" w:right="288"/>
-      </w:pPr>
-      <w:r>
-        <w:rPr>
-          <w:rFonts w:ascii="Courier New" w:cs="Courier New" w:eastAsia="SimSun" w:hAnsi="Courier New"/>
-          <w:color w:val="333333"/>
-          <w:sz w:val="18"/>
-          <w:szCs w:val="18"/>
-        </w:rPr>
-        <w:t xml:space="preserve">  -H "Content-Type: application/json" \</w:t>
-      </w:r>
-    </w:p>
-    <w:p>
-      <w:pPr>
-        <w:shd w:fill="F4F5F7" w:val="clear"/>
-        <w:spacing w:after="0" w:line="260"/>
-        <w:ind w:left="288" w:right="288"/>
-      </w:pPr>
-      <w:r>
-        <w:rPr>
-          <w:rFonts w:ascii="Courier New" w:cs="Courier New" w:eastAsia="SimSun" w:hAnsi="Courier New"/>
-          <w:color w:val="333333"/>
-          <w:sz w:val="18"/>
-          <w:szCs w:val="18"/>
-        </w:rPr>
-        <w:t xml:space="preserve">  -d '{"username":"admin","password":"Admin@123"}'</w:t>
-      </w:r>
-    </w:p>
-    <w:p>
-      <w:pPr>
-        <w:spacing w:after="160" w:line="300"/>
-        <w:ind w:firstLine="475"/>
-      </w:pPr>
-      <w:r>
-        <w:rPr>
-          <w:rFonts w:ascii="Times New Roman" w:cs="Times New Roman" w:eastAsia="SimSun" w:hAnsi="Times New Roman"/>
-          <w:sz w:val="24"/>
-          <w:szCs w:val="24"/>
-        </w:rPr>
-        <w:t xml:space="preserve">步骤三：通过网关发起一次真实调用。登录控制台，在"应用与密钥"页面复制任一启用中应用的 AccessKey，然后：</w:t>
-      </w:r>
-    </w:p>
-    <w:p>
-      <w:pPr>
-        <w:shd w:fill="F4F5F7" w:val="clear"/>
-        <w:spacing w:after="0" w:line="260"/>
-        <w:ind w:left="288" w:right="288"/>
-      </w:pPr>
-      <w:r>
-        <w:rPr>
-          <w:rFonts w:ascii="Courier New" w:cs="Courier New" w:eastAsia="SimSun" w:hAnsi="Courier New"/>
-          <w:color w:val="333333"/>
-          <w:sz w:val="18"/>
-          <w:szCs w:val="18"/>
-        </w:rPr>
-        <w:t xml:space="preserve">curl -H "X-Access-Key: &lt;AccessKey&gt;" http://localhost:3100/gw/api/v1/users/123</w:t>
-      </w:r>
-    </w:p>
-    <w:p>
-      <w:pPr>
-        <w:spacing w:after="160" w:line="300"/>
-        <w:ind w:firstLine="475"/>
-      </w:pPr>
-      <w:r>
-        <w:rPr>
-          <w:rFonts w:ascii="Times New Roman" w:cs="Times New Roman" w:eastAsia="SimSun" w:hAnsi="Times New Roman"/>
-          <w:sz w:val="24"/>
-          <w:szCs w:val="24"/>
-        </w:rPr>
-        <w:t xml:space="preserve">预期返回 code 为 0 的 JSON 响应。随后在控制台"监控告警"页可看到实时流量曲线出现调用记录，在"调用日志"页可看到该次请求的审计记录，即表示部署成功。</w:t>
-      </w:r>
-    </w:p>
-    <w:p>
-      <w:pPr>
-        <w:spacing w:after="160" w:line="300"/>
-        <w:ind w:firstLine="475"/>
-      </w:pPr>
-      <w:r>
-        <w:rPr>
-          <w:rFonts w:ascii="Times New Roman" w:cs="Times New Roman" w:eastAsia="SimSun" w:hAnsi="Times New Roman"/>
-          <w:sz w:val="24"/>
-          <w:szCs w:val="24"/>
-        </w:rPr>
-        <w:t xml:space="preserve">提示：后续注册新 API 时，填写"后端服务地址"后可直接点击旁边的"测试连接"按钮，由服务器真实探测目标地址的可达性（返回 HTTP 状态码与延迟），确认连通后再保存，可有效避免注册无效接口。</w:t>
-      </w:r>
-    </w:p>
-    <w:p>
-      <w:pPr>
-        <w:pStyle w:val="Heading1"/>
-        <w:spacing w:after="160" w:before="320"/>
-      </w:pPr>
-      <w:r>
-        <w:rPr>
-          <w:rFonts w:ascii="Times New Roman" w:cs="Times New Roman" w:eastAsia="SimSun" w:hAnsi="Times New Roman"/>
-          <w:b/>
-          <w:bCs/>
-          <w:color w:val="1F2A37"/>
-          <w:sz w:val="30"/>
-          <w:szCs w:val="30"/>
-        </w:rPr>
-        <w:t xml:space="preserve">八、数据与备份</w:t>
-      </w:r>
-    </w:p>
-    <w:p>
-      <w:pPr>
-        <w:spacing w:after="160" w:line="300"/>
-        <w:ind w:firstLine="475"/>
-      </w:pPr>
-      <w:r>
-        <w:rPr>
-          <w:rFonts w:ascii="Times New Roman" w:cs="Times New Roman" w:eastAsia="SimSun" w:hAnsi="Times New Roman"/>
-          <w:sz w:val="24"/>
-          <w:szCs w:val="24"/>
-        </w:rPr>
-        <w:t xml:space="preserve">系统全部业务数据存储于单个 SQLite 文件 server/data.db，包括：API 定义、分组、应用密钥、告警规则与记录、按天聚合指标、调用日志、管理员账号（密码为加盐哈希，不含明文）。</w:t>
-      </w:r>
-    </w:p>
-    <w:p>
-      <w:pPr>
-        <w:spacing w:after="160" w:line="300"/>
-        <w:ind w:firstLine="475"/>
-      </w:pPr>
-      <w:r>
-        <w:rPr>
-          <w:rFonts w:ascii="Times New Roman" w:cs="Times New Roman" w:eastAsia="SimSun" w:hAnsi="Times New Roman"/>
-          <w:sz w:val="24"/>
-          <w:szCs w:val="24"/>
-        </w:rPr>
-        <w:t xml:space="preserve">备份方式：停止后端服务后直接复制该文件即可；运行中备份请使用 SQLite 在线备份命令：</w:t>
-      </w:r>
-    </w:p>
-    <w:p>
-      <w:pPr>
-        <w:shd w:fill="F4F5F7" w:val="clear"/>
-        <w:spacing w:after="0" w:line="260"/>
-        <w:ind w:left="288" w:right="288"/>
-      </w:pPr>
-      <w:r>
-        <w:rPr>
-          <w:rFonts w:ascii="Courier New" w:cs="Courier New" w:eastAsia="SimSun" w:hAnsi="Courier New"/>
-          <w:color w:val="333333"/>
-          <w:sz w:val="18"/>
-          <w:szCs w:val="18"/>
-        </w:rPr>
-        <w:t xml:space="preserve">sqlite3 server/data.db ".backup backup/data-$(date +%F).db"</w:t>
-      </w:r>
-    </w:p>
-    <w:p>
-      <w:pPr>
-        <w:spacing w:after="160" w:line="300"/>
-        <w:ind w:firstLine="475"/>
-      </w:pPr>
-      <w:r>
-        <w:rPr>
-          <w:rFonts w:ascii="Times New Roman" w:cs="Times New Roman" w:eastAsia="SimSun" w:hAnsi="Times New Roman"/>
-          <w:sz w:val="24"/>
-          <w:szCs w:val="24"/>
-        </w:rPr>
-        <w:t xml:space="preserve">恢复方式：停止后端服务，用备份文件替换 server/data.db 后重新启动。</w:t>
-      </w:r>
-    </w:p>
-    <w:p>
-      <w:pPr>
-        <w:spacing w:after="160" w:line="300"/>
-        <w:ind w:firstLine="475"/>
-      </w:pPr>
-      <w:r>
-        <w:rPr>
-          <w:rFonts w:ascii="Times New Roman" w:cs="Times New Roman" w:eastAsia="SimSun" w:hAnsi="Times New Roman"/>
-          <w:sz w:val="24"/>
-          <w:szCs w:val="24"/>
-        </w:rPr>
-        <w:t xml:space="preserve">注意事项：</w:t>
+        <w:t xml:space="preserve">调用方应用的 SecretKey 仅授权人员可见，泄露后请立即在"应用与密钥"页面重置。</w:t>
       </w:r>
     </w:p>
     <w:p>
@@ -2838,7 +2654,7 @@
           <w:sz w:val="24"/>
           <w:szCs w:val="24"/>
         </w:rPr>
-        <w:t xml:space="preserve">限流计数与熔断状态保存在内存中，重启后端后自动清零，不影响持久化数据。</w:t>
+        <w:t xml:space="preserve">停用不再使用的应用，网关会立即拒绝其全部调用。</w:t>
       </w:r>
     </w:p>
     <w:p>
@@ -2856,7 +2672,7 @@
           <w:sz w:val="24"/>
           <w:szCs w:val="24"/>
         </w:rPr>
-        <w:t xml:space="preserve">如需恢复出厂示例数据，可登录后调用管理接口 POST /admin/reset（会清空业务数据，但不影响管理员账号与密码）。</w:t>
+        <w:t xml:space="preserve">建议通过 Nginx 启用 HTTPS，避免 AccessKey 与登录口令明文传输。</w:t>
       </w:r>
     </w:p>
     <w:p>
@@ -2874,7 +2690,347 @@
           <w:sz w:val="24"/>
           <w:szCs w:val="24"/>
         </w:rPr>
-        <w:t xml:space="preserve">调用日志默认保留最近 20000 条，超出自动修剪；如需长期归档请定期导出备份。</w:t>
+        <w:t xml:space="preserve">控制台会话有效期 12 小时，连续登录失败 5 次账号锁定 5 分钟。</w:t>
+      </w:r>
+    </w:p>
+    <w:p>
+      <w:pPr>
+        <w:pStyle w:val="Heading1"/>
+        <w:spacing w:after="160" w:before="320"/>
+      </w:pPr>
+      <w:r>
+        <w:rPr>
+          <w:rFonts w:ascii="Times New Roman" w:cs="Times New Roman" w:eastAsia="SimSun" w:hAnsi="Times New Roman"/>
+          <w:b/>
+          <w:bCs/>
+          <w:color w:val="1F2A37"/>
+          <w:sz w:val="30"/>
+          <w:szCs w:val="30"/>
+        </w:rPr>
+        <w:t xml:space="preserve">七、部署验证</w:t>
+      </w:r>
+    </w:p>
+    <w:p>
+      <w:pPr>
+        <w:spacing w:after="160" w:line="300"/>
+        <w:ind w:firstLine="475"/>
+      </w:pPr>
+      <w:r>
+        <w:rPr>
+          <w:rFonts w:ascii="Times New Roman" w:cs="Times New Roman" w:eastAsia="SimSun" w:hAnsi="Times New Roman"/>
+          <w:sz w:val="24"/>
+          <w:szCs w:val="24"/>
+        </w:rPr>
+        <w:t xml:space="preserve">以下命令在服务器本机执行使用 localhost 即可；从其他计算机验证时，将 localhost 替换为服务器 IP 地址。</w:t>
+      </w:r>
+    </w:p>
+    <w:p>
+      <w:pPr>
+        <w:spacing w:after="160" w:line="300"/>
+        <w:ind w:firstLine="475"/>
+      </w:pPr>
+      <w:r>
+        <w:rPr>
+          <w:rFonts w:ascii="Times New Roman" w:cs="Times New Roman" w:eastAsia="SimSun" w:hAnsi="Times New Roman"/>
+          <w:sz w:val="24"/>
+          <w:szCs w:val="24"/>
+        </w:rPr>
+        <w:t xml:space="preserve">步骤一：后端健康检查。</w:t>
+      </w:r>
+    </w:p>
+    <w:p>
+      <w:pPr>
+        <w:shd w:fill="F4F5F7" w:val="clear"/>
+        <w:spacing w:after="0" w:line="260"/>
+        <w:ind w:left="288" w:right="288"/>
+      </w:pPr>
+      <w:r>
+        <w:rPr>
+          <w:rFonts w:ascii="Courier New" w:cs="Courier New" w:eastAsia="SimSun" w:hAnsi="Courier New"/>
+          <w:color w:val="333333"/>
+          <w:sz w:val="18"/>
+          <w:szCs w:val="18"/>
+        </w:rPr>
+        <w:t xml:space="preserve">curl http://localhost:3100/healthz</w:t>
+      </w:r>
+    </w:p>
+    <w:p>
+      <w:pPr>
+        <w:shd w:fill="F4F5F7" w:val="clear"/>
+        <w:spacing w:after="0" w:line="260"/>
+        <w:ind w:left="288" w:right="288"/>
+      </w:pPr>
+      <w:r>
+        <w:rPr>
+          <w:rFonts w:ascii="Courier New" w:cs="Courier New" w:eastAsia="SimSun" w:hAnsi="Courier New"/>
+          <w:color w:val="333333"/>
+          <w:sz w:val="18"/>
+          <w:szCs w:val="18"/>
+        </w:rPr>
+        <w:t xml:space="preserve"># 期望输出：{"ok":true,"uptime":...}</w:t>
+      </w:r>
+    </w:p>
+    <w:p>
+      <w:pPr>
+        <w:spacing w:after="160" w:line="300"/>
+        <w:ind w:firstLine="475"/>
+      </w:pPr>
+      <w:r>
+        <w:rPr>
+          <w:rFonts w:ascii="Times New Roman" w:cs="Times New Roman" w:eastAsia="SimSun" w:hAnsi="Times New Roman"/>
+          <w:sz w:val="24"/>
+          <w:szCs w:val="24"/>
+        </w:rPr>
+        <w:t xml:space="preserve">步骤二：管理员登录并获取令牌。</w:t>
+      </w:r>
+    </w:p>
+    <w:p>
+      <w:pPr>
+        <w:shd w:fill="F4F5F7" w:val="clear"/>
+        <w:spacing w:after="0" w:line="260"/>
+        <w:ind w:left="288" w:right="288"/>
+      </w:pPr>
+      <w:r>
+        <w:rPr>
+          <w:rFonts w:ascii="Courier New" w:cs="Courier New" w:eastAsia="SimSun" w:hAnsi="Courier New"/>
+          <w:color w:val="333333"/>
+          <w:sz w:val="18"/>
+          <w:szCs w:val="18"/>
+        </w:rPr>
+        <w:t xml:space="preserve">curl -X POST http://localhost:3100/admin/auth/login \</w:t>
+      </w:r>
+    </w:p>
+    <w:p>
+      <w:pPr>
+        <w:shd w:fill="F4F5F7" w:val="clear"/>
+        <w:spacing w:after="0" w:line="260"/>
+        <w:ind w:left="288" w:right="288"/>
+      </w:pPr>
+      <w:r>
+        <w:rPr>
+          <w:rFonts w:ascii="Courier New" w:cs="Courier New" w:eastAsia="SimSun" w:hAnsi="Courier New"/>
+          <w:color w:val="333333"/>
+          <w:sz w:val="18"/>
+          <w:szCs w:val="18"/>
+        </w:rPr>
+        <w:t xml:space="preserve">  -H "Content-Type: application/json" \</w:t>
+      </w:r>
+    </w:p>
+    <w:p>
+      <w:pPr>
+        <w:shd w:fill="F4F5F7" w:val="clear"/>
+        <w:spacing w:after="0" w:line="260"/>
+        <w:ind w:left="288" w:right="288"/>
+      </w:pPr>
+      <w:r>
+        <w:rPr>
+          <w:rFonts w:ascii="Courier New" w:cs="Courier New" w:eastAsia="SimSun" w:hAnsi="Courier New"/>
+          <w:color w:val="333333"/>
+          <w:sz w:val="18"/>
+          <w:szCs w:val="18"/>
+        </w:rPr>
+        <w:t xml:space="preserve">  -d '{"username":"admin","password":"Admin@123"}'</w:t>
+      </w:r>
+    </w:p>
+    <w:p>
+      <w:pPr>
+        <w:spacing w:after="160" w:line="300"/>
+        <w:ind w:firstLine="475"/>
+      </w:pPr>
+      <w:r>
+        <w:rPr>
+          <w:rFonts w:ascii="Times New Roman" w:cs="Times New Roman" w:eastAsia="SimSun" w:hAnsi="Times New Roman"/>
+          <w:sz w:val="24"/>
+          <w:szCs w:val="24"/>
+        </w:rPr>
+        <w:t xml:space="preserve">步骤三：通过网关发起一次真实调用。登录控制台，在"应用与密钥"页面复制任一启用中应用的 AccessKey，然后：</w:t>
+      </w:r>
+    </w:p>
+    <w:p>
+      <w:pPr>
+        <w:shd w:fill="F4F5F7" w:val="clear"/>
+        <w:spacing w:after="0" w:line="260"/>
+        <w:ind w:left="288" w:right="288"/>
+      </w:pPr>
+      <w:r>
+        <w:rPr>
+          <w:rFonts w:ascii="Courier New" w:cs="Courier New" w:eastAsia="SimSun" w:hAnsi="Courier New"/>
+          <w:color w:val="333333"/>
+          <w:sz w:val="18"/>
+          <w:szCs w:val="18"/>
+        </w:rPr>
+        <w:t xml:space="preserve">curl -H "X-Access-Key: &lt;AccessKey&gt;" http://localhost:3100/gw/api/v1/users/123</w:t>
+      </w:r>
+    </w:p>
+    <w:p>
+      <w:pPr>
+        <w:spacing w:after="160" w:line="300"/>
+        <w:ind w:firstLine="475"/>
+      </w:pPr>
+      <w:r>
+        <w:rPr>
+          <w:rFonts w:ascii="Times New Roman" w:cs="Times New Roman" w:eastAsia="SimSun" w:hAnsi="Times New Roman"/>
+          <w:sz w:val="24"/>
+          <w:szCs w:val="24"/>
+        </w:rPr>
+        <w:t xml:space="preserve">预期返回 code 为 0 的 JSON 响应。随后在控制台"监控告警"页可看到实时流量曲线出现调用记录，在"调用日志"页可看到该次请求的审计记录，即表示部署成功。</w:t>
+      </w:r>
+    </w:p>
+    <w:p>
+      <w:pPr>
+        <w:spacing w:after="160" w:line="300"/>
+        <w:ind w:firstLine="475"/>
+      </w:pPr>
+      <w:r>
+        <w:rPr>
+          <w:rFonts w:ascii="Times New Roman" w:cs="Times New Roman" w:eastAsia="SimSun" w:hAnsi="Times New Roman"/>
+          <w:sz w:val="24"/>
+          <w:szCs w:val="24"/>
+        </w:rPr>
+        <w:t xml:space="preserve">提示：后续注册新 API 时，填写"后端服务地址"后可直接点击旁边的"测试连接"按钮，由服务器真实探测目标地址的可达性（返回 HTTP 状态码与延迟），确认连通后再保存，可有效避免注册无效接口。</w:t>
+      </w:r>
+    </w:p>
+    <w:p>
+      <w:pPr>
+        <w:pStyle w:val="Heading1"/>
+        <w:spacing w:after="160" w:before="320"/>
+      </w:pPr>
+      <w:r>
+        <w:rPr>
+          <w:rFonts w:ascii="Times New Roman" w:cs="Times New Roman" w:eastAsia="SimSun" w:hAnsi="Times New Roman"/>
+          <w:b/>
+          <w:bCs/>
+          <w:color w:val="1F2A37"/>
+          <w:sz w:val="30"/>
+          <w:szCs w:val="30"/>
+        </w:rPr>
+        <w:t xml:space="preserve">八、数据与备份</w:t>
+      </w:r>
+    </w:p>
+    <w:p>
+      <w:pPr>
+        <w:spacing w:after="160" w:line="300"/>
+        <w:ind w:firstLine="475"/>
+      </w:pPr>
+      <w:r>
+        <w:rPr>
+          <w:rFonts w:ascii="Times New Roman" w:cs="Times New Roman" w:eastAsia="SimSun" w:hAnsi="Times New Roman"/>
+          <w:sz w:val="24"/>
+          <w:szCs w:val="24"/>
+        </w:rPr>
+        <w:t xml:space="preserve">系统全部业务数据存储于单个 SQLite 文件 server/data.db，包括：API 定义、分组、应用密钥、告警规则与记录、按天聚合指标、调用日志、管理员账号（密码为加盐哈希，不含明文）。</w:t>
+      </w:r>
+    </w:p>
+    <w:p>
+      <w:pPr>
+        <w:spacing w:after="160" w:line="300"/>
+        <w:ind w:firstLine="475"/>
+      </w:pPr>
+      <w:r>
+        <w:rPr>
+          <w:rFonts w:ascii="Times New Roman" w:cs="Times New Roman" w:eastAsia="SimSun" w:hAnsi="Times New Roman"/>
+          <w:sz w:val="24"/>
+          <w:szCs w:val="24"/>
+        </w:rPr>
+        <w:t xml:space="preserve">备份方式：停止后端服务后直接复制该文件即可；运行中备份请使用 SQLite 在线备份命令：</w:t>
+      </w:r>
+    </w:p>
+    <w:p>
+      <w:pPr>
+        <w:shd w:fill="F4F5F7" w:val="clear"/>
+        <w:spacing w:after="0" w:line="260"/>
+        <w:ind w:left="288" w:right="288"/>
+      </w:pPr>
+      <w:r>
+        <w:rPr>
+          <w:rFonts w:ascii="Courier New" w:cs="Courier New" w:eastAsia="SimSun" w:hAnsi="Courier New"/>
+          <w:color w:val="333333"/>
+          <w:sz w:val="18"/>
+          <w:szCs w:val="18"/>
+        </w:rPr>
+        <w:t xml:space="preserve">sqlite3 server/data.db ".backup backup/data-$(date +%F).db"</w:t>
+      </w:r>
+    </w:p>
+    <w:p>
+      <w:pPr>
+        <w:spacing w:after="160" w:line="300"/>
+        <w:ind w:firstLine="475"/>
+      </w:pPr>
+      <w:r>
+        <w:rPr>
+          <w:rFonts w:ascii="Times New Roman" w:cs="Times New Roman" w:eastAsia="SimSun" w:hAnsi="Times New Roman"/>
+          <w:sz w:val="24"/>
+          <w:szCs w:val="24"/>
+        </w:rPr>
+        <w:t xml:space="preserve">恢复方式：停止后端服务，用备份文件替换 server/data.db 后重新启动。</w:t>
+      </w:r>
+    </w:p>
+    <w:p>
+      <w:pPr>
+        <w:spacing w:after="160" w:line="300"/>
+        <w:ind w:firstLine="475"/>
+      </w:pPr>
+      <w:r>
+        <w:rPr>
+          <w:rFonts w:ascii="Times New Roman" w:cs="Times New Roman" w:eastAsia="SimSun" w:hAnsi="Times New Roman"/>
+          <w:sz w:val="24"/>
+          <w:szCs w:val="24"/>
+        </w:rPr>
+        <w:t xml:space="preserve">注意事项：</w:t>
+      </w:r>
+    </w:p>
+    <w:p>
+      <w:pPr>
+        <w:pStyle w:val="ListParagraph"/>
+        <w:numPr>
+          <w:ilvl w:val="0"/>
+          <w:numId w:val="1"/>
+        </w:numPr>
+        <w:spacing w:after="80" w:line="300"/>
+      </w:pPr>
+      <w:r>
+        <w:rPr>
+          <w:rFonts w:ascii="Times New Roman" w:cs="Times New Roman" w:eastAsia="SimSun" w:hAnsi="Times New Roman"/>
+          <w:sz w:val="24"/>
+          <w:szCs w:val="24"/>
+        </w:rPr>
+        <w:t xml:space="preserve">限流计数与熔断状态保存在内存中，重启后端后自动清零，不影响持久化数据。</w:t>
+      </w:r>
+    </w:p>
+    <w:p>
+      <w:pPr>
+        <w:pStyle w:val="ListParagraph"/>
+        <w:numPr>
+          <w:ilvl w:val="0"/>
+          <w:numId w:val="1"/>
+        </w:numPr>
+        <w:spacing w:after="80" w:line="300"/>
+      </w:pPr>
+      <w:r>
+        <w:rPr>
+          <w:rFonts w:ascii="Times New Roman" w:cs="Times New Roman" w:eastAsia="SimSun" w:hAnsi="Times New Roman"/>
+          <w:sz w:val="24"/>
+          <w:szCs w:val="24"/>
+        </w:rPr>
+        <w:t xml:space="preserve">如需恢复出厂示例数据，可登录后调用管理接口 POST /admin/reset（会清空业务数据，但不影响用户账号与密码），仅管理员可调用。</w:t>
+      </w:r>
+    </w:p>
+    <w:p>
+      <w:pPr>
+        <w:pStyle w:val="ListParagraph"/>
+        <w:numPr>
+          <w:ilvl w:val="0"/>
+          <w:numId w:val="1"/>
+        </w:numPr>
+        <w:spacing w:after="80" w:line="300"/>
+      </w:pPr>
+      <w:r>
+        <w:rPr>
+          <w:rFonts w:ascii="Times New Roman" w:cs="Times New Roman" w:eastAsia="SimSun" w:hAnsi="Times New Roman"/>
+          <w:sz w:val="24"/>
+          <w:szCs w:val="24"/>
+        </w:rPr>
+        <w:t xml:space="preserve">调用日志超过保留期（默认 30 天，LOG_RETENTION_DAYS 可调）后，系统启动时与每 24 小时自动压缩归档到 server/archives/（gzip NDJSON 格式）并从库中清除；管理员可在"系统管理"页面手动触发归档或下载归档文件。备份时请连同 server/archives/ 目录一并复制。</w:t>
       </w:r>
     </w:p>
     <w:p>
@@ -3697,7 +3853,7 @@
                 <w:sz w:val="24"/>
                 <w:szCs w:val="24"/>
               </w:rPr>
-              <w:t xml:space="preserve">管理员登录（公开），返回会话令牌</w:t>
+              <w:t xml:space="preserve">登录（公开），返回会话令牌与角色</w:t>
             </w:r>
           </w:p>
         </w:tc>
@@ -3771,7 +3927,7 @@
                 <w:sz w:val="24"/>
                 <w:szCs w:val="24"/>
               </w:rPr>
-              <w:t xml:space="preserve">查询当前登录用户</w:t>
+              <w:t xml:space="preserve">查询当前登录用户与角色</w:t>
             </w:r>
           </w:p>
         </w:tc>
@@ -3945,7 +4101,7 @@
                 <w:sz w:val="24"/>
                 <w:szCs w:val="24"/>
               </w:rPr>
-              <w:t xml:space="preserve">/admin/state</w:t>
+              <w:t xml:space="preserve">/admin/users</w:t>
             </w:r>
           </w:p>
         </w:tc>
@@ -3969,7 +4125,7 @@
                 <w:sz w:val="24"/>
                 <w:szCs w:val="24"/>
               </w:rPr>
-              <w:t xml:space="preserve">GET</w:t>
+              <w:t xml:space="preserve">GET/POST</w:t>
             </w:r>
           </w:p>
         </w:tc>
@@ -3993,7 +4149,7 @@
                 <w:sz w:val="24"/>
                 <w:szCs w:val="24"/>
               </w:rPr>
-              <w:t xml:space="preserve">获取全量状态（API/分组/应用/规则/告警）</w:t>
+              <w:t xml:space="preserve">用户列表 / 新建或更新用户（角色、重置密码），仅管理员</w:t>
             </w:r>
           </w:p>
         </w:tc>
@@ -4019,7 +4175,7 @@
                 <w:sz w:val="24"/>
                 <w:szCs w:val="24"/>
               </w:rPr>
-              <w:t xml:space="preserve">/admin/metrics</w:t>
+              <w:t xml:space="preserve">/admin/users/:username</w:t>
             </w:r>
           </w:p>
         </w:tc>
@@ -4043,7 +4199,7 @@
                 <w:sz w:val="24"/>
                 <w:szCs w:val="24"/>
               </w:rPr>
-              <w:t xml:space="preserve">GET</w:t>
+              <w:t xml:space="preserve">DELETE</w:t>
             </w:r>
           </w:p>
         </w:tc>
@@ -4067,7 +4223,7 @@
                 <w:sz w:val="24"/>
                 <w:szCs w:val="24"/>
               </w:rPr>
-              <w:t xml:space="preserve">按天聚合指标，参数 apiId、days</w:t>
+              <w:t xml:space="preserve">删除用户（不能删自己，至少保留一名管理员），仅管理员</w:t>
             </w:r>
           </w:p>
         </w:tc>
@@ -4093,7 +4249,7 @@
                 <w:sz w:val="24"/>
                 <w:szCs w:val="24"/>
               </w:rPr>
-              <w:t xml:space="preserve">/admin/logs</w:t>
+              <w:t xml:space="preserve">/admin/archives</w:t>
             </w:r>
           </w:p>
         </w:tc>
@@ -4141,7 +4297,7 @@
                 <w:sz w:val="24"/>
                 <w:szCs w:val="24"/>
               </w:rPr>
-              <w:t xml:space="preserve">调用日志分页查询，参数 apiId/statusClass/appName/keyword/page</w:t>
+              <w:t xml:space="preserve">归档文件列表与保留天数，仅管理员</w:t>
             </w:r>
           </w:p>
         </w:tc>
@@ -4167,7 +4323,7 @@
                 <w:sz w:val="24"/>
                 <w:szCs w:val="24"/>
               </w:rPr>
-              <w:t xml:space="preserve">/admin/logs/minutes</w:t>
+              <w:t xml:space="preserve">/admin/archives/run</w:t>
             </w:r>
           </w:p>
         </w:tc>
@@ -4191,7 +4347,7 @@
                 <w:sz w:val="24"/>
                 <w:szCs w:val="24"/>
               </w:rPr>
-              <w:t xml:space="preserve">GET</w:t>
+              <w:t xml:space="preserve">POST</w:t>
             </w:r>
           </w:p>
         </w:tc>
@@ -4215,7 +4371,7 @@
                 <w:sz w:val="24"/>
                 <w:szCs w:val="24"/>
               </w:rPr>
-              <w:t xml:space="preserve">分钟级实时流量聚合，参数 minutes、apiId</w:t>
+              <w:t xml:space="preserve">手动触发一次日志归档，仅管理员</w:t>
             </w:r>
           </w:p>
         </w:tc>
@@ -4241,7 +4397,7 @@
                 <w:sz w:val="24"/>
                 <w:szCs w:val="24"/>
               </w:rPr>
-              <w:t xml:space="preserve">/admin/apis</w:t>
+              <w:t xml:space="preserve">/admin/archives/download?file=</w:t>
             </w:r>
           </w:p>
         </w:tc>
@@ -4265,7 +4421,7 @@
                 <w:sz w:val="24"/>
                 <w:szCs w:val="24"/>
               </w:rPr>
-              <w:t xml:space="preserve">POST</w:t>
+              <w:t xml:space="preserve">GET</w:t>
             </w:r>
           </w:p>
         </w:tc>
@@ -4289,7 +4445,7 @@
                 <w:sz w:val="24"/>
                 <w:szCs w:val="24"/>
               </w:rPr>
-              <w:t xml:space="preserve">注册或更新 API</w:t>
+              <w:t xml:space="preserve">下载归档文件（gzip NDJSON），仅管理员</w:t>
             </w:r>
           </w:p>
         </w:tc>
@@ -4315,7 +4471,7 @@
                 <w:sz w:val="24"/>
                 <w:szCs w:val="24"/>
               </w:rPr>
-              <w:t xml:space="preserve">/admin/apis/:id</w:t>
+              <w:t xml:space="preserve">/admin/state</w:t>
             </w:r>
           </w:p>
         </w:tc>
@@ -4339,7 +4495,7 @@
                 <w:sz w:val="24"/>
                 <w:szCs w:val="24"/>
               </w:rPr>
-              <w:t xml:space="preserve">DELETE</w:t>
+              <w:t xml:space="preserve">GET</w:t>
             </w:r>
           </w:p>
         </w:tc>
@@ -4363,7 +4519,7 @@
                 <w:sz w:val="24"/>
                 <w:szCs w:val="24"/>
               </w:rPr>
-              <w:t xml:space="preserve">删除 API（联动清理应用授权）</w:t>
+              <w:t xml:space="preserve">获取全量状态（API/分组/应用/规则/告警）</w:t>
             </w:r>
           </w:p>
         </w:tc>
@@ -4389,7 +4545,7 @@
                 <w:sz w:val="24"/>
                 <w:szCs w:val="24"/>
               </w:rPr>
-              <w:t xml:space="preserve">/admin/apis/:id/status</w:t>
+              <w:t xml:space="preserve">/admin/metrics</w:t>
             </w:r>
           </w:p>
         </w:tc>
@@ -4413,7 +4569,7 @@
                 <w:sz w:val="24"/>
                 <w:szCs w:val="24"/>
               </w:rPr>
-              <w:t xml:space="preserve">POST</w:t>
+              <w:t xml:space="preserve">GET</w:t>
             </w:r>
           </w:p>
         </w:tc>
@@ -4437,7 +4593,7 @@
                 <w:sz w:val="24"/>
                 <w:szCs w:val="24"/>
               </w:rPr>
-              <w:t xml:space="preserve">API 状态流转（发布/下线/废弃/草稿）</w:t>
+              <w:t xml:space="preserve">按天聚合指标，参数 apiId、days</w:t>
             </w:r>
           </w:p>
         </w:tc>
@@ -4463,7 +4619,7 @@
                 <w:sz w:val="24"/>
                 <w:szCs w:val="24"/>
               </w:rPr>
-              <w:t xml:space="preserve">/admin/groups、/admin/apps、/admin/rules</w:t>
+              <w:t xml:space="preserve">/admin/logs</w:t>
             </w:r>
           </w:p>
         </w:tc>
@@ -4487,7 +4643,7 @@
                 <w:sz w:val="24"/>
                 <w:szCs w:val="24"/>
               </w:rPr>
-              <w:t xml:space="preserve">POST/DELETE</w:t>
+              <w:t xml:space="preserve">GET</w:t>
             </w:r>
           </w:p>
         </w:tc>
@@ -4511,7 +4667,7 @@
                 <w:sz w:val="24"/>
                 <w:szCs w:val="24"/>
               </w:rPr>
-              <w:t xml:space="preserve">分组、应用、告警规则的保存与删除</w:t>
+              <w:t xml:space="preserve">调用日志分页查询，参数 apiId/statusClass/appName/keyword/page</w:t>
             </w:r>
           </w:p>
         </w:tc>
@@ -4537,7 +4693,7 @@
                 <w:sz w:val="24"/>
                 <w:szCs w:val="24"/>
               </w:rPr>
-              <w:t xml:space="preserve">/admin/alerts/:id/ack</w:t>
+              <w:t xml:space="preserve">/admin/logs/minutes</w:t>
             </w:r>
           </w:p>
         </w:tc>
@@ -4561,7 +4717,7 @@
                 <w:sz w:val="24"/>
                 <w:szCs w:val="24"/>
               </w:rPr>
-              <w:t xml:space="preserve">POST</w:t>
+              <w:t xml:space="preserve">GET</w:t>
             </w:r>
           </w:p>
         </w:tc>
@@ -4585,7 +4741,7 @@
                 <w:sz w:val="24"/>
                 <w:szCs w:val="24"/>
               </w:rPr>
-              <w:t xml:space="preserve">标记告警已处理</w:t>
+              <w:t xml:space="preserve">分钟级实时流量聚合，参数 minutes、apiId</w:t>
             </w:r>
           </w:p>
         </w:tc>
@@ -4611,7 +4767,7 @@
                 <w:sz w:val="24"/>
                 <w:szCs w:val="24"/>
               </w:rPr>
-              <w:t xml:space="preserve">/admin/reset</w:t>
+              <w:t xml:space="preserve">/admin/apis</w:t>
             </w:r>
           </w:p>
         </w:tc>
@@ -4659,7 +4815,7 @@
                 <w:sz w:val="24"/>
                 <w:szCs w:val="24"/>
               </w:rPr>
-              <w:t xml:space="preserve">重置为出厂示例数据（不影响管理员账号）</w:t>
+              <w:t xml:space="preserve">注册或更新 API（需操作员及以上）</w:t>
             </w:r>
           </w:p>
         </w:tc>
@@ -4685,6 +4841,376 @@
                 <w:sz w:val="24"/>
                 <w:szCs w:val="24"/>
               </w:rPr>
+              <w:t xml:space="preserve">/admin/apis/:id</w:t>
+            </w:r>
+          </w:p>
+        </w:tc>
+        <w:tc>
+          <w:tcPr>
+            <w:tcW w:type="dxa" w:w="1800"/>
+            <w:tcMar>
+              <w:top w:type="dxa" w:w="100"/>
+              <w:left w:type="dxa" w:w="120"/>
+              <w:bottom w:type="dxa" w:w="100"/>
+              <w:right w:type="dxa" w:w="120"/>
+            </w:tcMar>
+          </w:tcPr>
+          <w:p>
+            <w:pPr>
+              <w:spacing w:after="40" w:line="280"/>
+            </w:pPr>
+            <w:r>
+              <w:rPr>
+                <w:rFonts w:ascii="Times New Roman" w:cs="Times New Roman" w:eastAsia="SimSun" w:hAnsi="Times New Roman"/>
+                <w:sz w:val="24"/>
+                <w:szCs w:val="24"/>
+              </w:rPr>
+              <w:t xml:space="preserve">DELETE</w:t>
+            </w:r>
+          </w:p>
+        </w:tc>
+        <w:tc>
+          <w:tcPr>
+            <w:tcW w:type="dxa" w:w="3200"/>
+            <w:tcMar>
+              <w:top w:type="dxa" w:w="100"/>
+              <w:left w:type="dxa" w:w="120"/>
+              <w:bottom w:type="dxa" w:w="100"/>
+              <w:right w:type="dxa" w:w="120"/>
+            </w:tcMar>
+          </w:tcPr>
+          <w:p>
+            <w:pPr>
+              <w:spacing w:after="40" w:line="280"/>
+            </w:pPr>
+            <w:r>
+              <w:rPr>
+                <w:rFonts w:ascii="Times New Roman" w:cs="Times New Roman" w:eastAsia="SimSun" w:hAnsi="Times New Roman"/>
+                <w:sz w:val="24"/>
+                <w:szCs w:val="24"/>
+              </w:rPr>
+              <w:t xml:space="preserve">删除 API（联动清理应用授权），仅管理员</w:t>
+            </w:r>
+          </w:p>
+        </w:tc>
+      </w:tr>
+      <w:tr>
+        <w:tc>
+          <w:tcPr>
+            <w:tcW w:type="dxa" w:w="2800"/>
+            <w:tcMar>
+              <w:top w:type="dxa" w:w="100"/>
+              <w:left w:type="dxa" w:w="120"/>
+              <w:bottom w:type="dxa" w:w="100"/>
+              <w:right w:type="dxa" w:w="120"/>
+            </w:tcMar>
+          </w:tcPr>
+          <w:p>
+            <w:pPr>
+              <w:spacing w:after="40" w:line="280"/>
+            </w:pPr>
+            <w:r>
+              <w:rPr>
+                <w:rFonts w:ascii="Times New Roman" w:cs="Times New Roman" w:eastAsia="SimSun" w:hAnsi="Times New Roman"/>
+                <w:sz w:val="24"/>
+                <w:szCs w:val="24"/>
+              </w:rPr>
+              <w:t xml:space="preserve">/admin/apis/:id/status</w:t>
+            </w:r>
+          </w:p>
+        </w:tc>
+        <w:tc>
+          <w:tcPr>
+            <w:tcW w:type="dxa" w:w="1800"/>
+            <w:tcMar>
+              <w:top w:type="dxa" w:w="100"/>
+              <w:left w:type="dxa" w:w="120"/>
+              <w:bottom w:type="dxa" w:w="100"/>
+              <w:right w:type="dxa" w:w="120"/>
+            </w:tcMar>
+          </w:tcPr>
+          <w:p>
+            <w:pPr>
+              <w:spacing w:after="40" w:line="280"/>
+            </w:pPr>
+            <w:r>
+              <w:rPr>
+                <w:rFonts w:ascii="Times New Roman" w:cs="Times New Roman" w:eastAsia="SimSun" w:hAnsi="Times New Roman"/>
+                <w:sz w:val="24"/>
+                <w:szCs w:val="24"/>
+              </w:rPr>
+              <w:t xml:space="preserve">POST</w:t>
+            </w:r>
+          </w:p>
+        </w:tc>
+        <w:tc>
+          <w:tcPr>
+            <w:tcW w:type="dxa" w:w="3200"/>
+            <w:tcMar>
+              <w:top w:type="dxa" w:w="100"/>
+              <w:left w:type="dxa" w:w="120"/>
+              <w:bottom w:type="dxa" w:w="100"/>
+              <w:right w:type="dxa" w:w="120"/>
+            </w:tcMar>
+          </w:tcPr>
+          <w:p>
+            <w:pPr>
+              <w:spacing w:after="40" w:line="280"/>
+            </w:pPr>
+            <w:r>
+              <w:rPr>
+                <w:rFonts w:ascii="Times New Roman" w:cs="Times New Roman" w:eastAsia="SimSun" w:hAnsi="Times New Roman"/>
+                <w:sz w:val="24"/>
+                <w:szCs w:val="24"/>
+              </w:rPr>
+              <w:t xml:space="preserve">API 状态流转（发布/下线/废弃/草稿），需操作员及以上</w:t>
+            </w:r>
+          </w:p>
+        </w:tc>
+      </w:tr>
+      <w:tr>
+        <w:tc>
+          <w:tcPr>
+            <w:tcW w:type="dxa" w:w="2800"/>
+            <w:tcMar>
+              <w:top w:type="dxa" w:w="100"/>
+              <w:left w:type="dxa" w:w="120"/>
+              <w:bottom w:type="dxa" w:w="100"/>
+              <w:right w:type="dxa" w:w="120"/>
+            </w:tcMar>
+          </w:tcPr>
+          <w:p>
+            <w:pPr>
+              <w:spacing w:after="40" w:line="280"/>
+            </w:pPr>
+            <w:r>
+              <w:rPr>
+                <w:rFonts w:ascii="Times New Roman" w:cs="Times New Roman" w:eastAsia="SimSun" w:hAnsi="Times New Roman"/>
+                <w:sz w:val="24"/>
+                <w:szCs w:val="24"/>
+              </w:rPr>
+              <w:t xml:space="preserve">/admin/groups、/admin/apps、/admin/rules</w:t>
+            </w:r>
+          </w:p>
+        </w:tc>
+        <w:tc>
+          <w:tcPr>
+            <w:tcW w:type="dxa" w:w="1800"/>
+            <w:tcMar>
+              <w:top w:type="dxa" w:w="100"/>
+              <w:left w:type="dxa" w:w="120"/>
+              <w:bottom w:type="dxa" w:w="100"/>
+              <w:right w:type="dxa" w:w="120"/>
+            </w:tcMar>
+          </w:tcPr>
+          <w:p>
+            <w:pPr>
+              <w:spacing w:after="40" w:line="280"/>
+            </w:pPr>
+            <w:r>
+              <w:rPr>
+                <w:rFonts w:ascii="Times New Roman" w:cs="Times New Roman" w:eastAsia="SimSun" w:hAnsi="Times New Roman"/>
+                <w:sz w:val="24"/>
+                <w:szCs w:val="24"/>
+              </w:rPr>
+              <w:t xml:space="preserve">POST/DELETE</w:t>
+            </w:r>
+          </w:p>
+        </w:tc>
+        <w:tc>
+          <w:tcPr>
+            <w:tcW w:type="dxa" w:w="3200"/>
+            <w:tcMar>
+              <w:top w:type="dxa" w:w="100"/>
+              <w:left w:type="dxa" w:w="120"/>
+              <w:bottom w:type="dxa" w:w="100"/>
+              <w:right w:type="dxa" w:w="120"/>
+            </w:tcMar>
+          </w:tcPr>
+          <w:p>
+            <w:pPr>
+              <w:spacing w:after="40" w:line="280"/>
+            </w:pPr>
+            <w:r>
+              <w:rPr>
+                <w:rFonts w:ascii="Times New Roman" w:cs="Times New Roman" w:eastAsia="SimSun" w:hAnsi="Times New Roman"/>
+                <w:sz w:val="24"/>
+                <w:szCs w:val="24"/>
+              </w:rPr>
+              <w:t xml:space="preserve">分组、应用、告警规则的保存（操作员及以上）与删除（仅管理员）</w:t>
+            </w:r>
+          </w:p>
+        </w:tc>
+      </w:tr>
+      <w:tr>
+        <w:tc>
+          <w:tcPr>
+            <w:tcW w:type="dxa" w:w="2800"/>
+            <w:tcMar>
+              <w:top w:type="dxa" w:w="100"/>
+              <w:left w:type="dxa" w:w="120"/>
+              <w:bottom w:type="dxa" w:w="100"/>
+              <w:right w:type="dxa" w:w="120"/>
+            </w:tcMar>
+          </w:tcPr>
+          <w:p>
+            <w:pPr>
+              <w:spacing w:after="40" w:line="280"/>
+            </w:pPr>
+            <w:r>
+              <w:rPr>
+                <w:rFonts w:ascii="Times New Roman" w:cs="Times New Roman" w:eastAsia="SimSun" w:hAnsi="Times New Roman"/>
+                <w:sz w:val="24"/>
+                <w:szCs w:val="24"/>
+              </w:rPr>
+              <w:t xml:space="preserve">/admin/alerts/:id/ack</w:t>
+            </w:r>
+          </w:p>
+        </w:tc>
+        <w:tc>
+          <w:tcPr>
+            <w:tcW w:type="dxa" w:w="1800"/>
+            <w:tcMar>
+              <w:top w:type="dxa" w:w="100"/>
+              <w:left w:type="dxa" w:w="120"/>
+              <w:bottom w:type="dxa" w:w="100"/>
+              <w:right w:type="dxa" w:w="120"/>
+            </w:tcMar>
+          </w:tcPr>
+          <w:p>
+            <w:pPr>
+              <w:spacing w:after="40" w:line="280"/>
+            </w:pPr>
+            <w:r>
+              <w:rPr>
+                <w:rFonts w:ascii="Times New Roman" w:cs="Times New Roman" w:eastAsia="SimSun" w:hAnsi="Times New Roman"/>
+                <w:sz w:val="24"/>
+                <w:szCs w:val="24"/>
+              </w:rPr>
+              <w:t xml:space="preserve">POST</w:t>
+            </w:r>
+          </w:p>
+        </w:tc>
+        <w:tc>
+          <w:tcPr>
+            <w:tcW w:type="dxa" w:w="3200"/>
+            <w:tcMar>
+              <w:top w:type="dxa" w:w="100"/>
+              <w:left w:type="dxa" w:w="120"/>
+              <w:bottom w:type="dxa" w:w="100"/>
+              <w:right w:type="dxa" w:w="120"/>
+            </w:tcMar>
+          </w:tcPr>
+          <w:p>
+            <w:pPr>
+              <w:spacing w:after="40" w:line="280"/>
+            </w:pPr>
+            <w:r>
+              <w:rPr>
+                <w:rFonts w:ascii="Times New Roman" w:cs="Times New Roman" w:eastAsia="SimSun" w:hAnsi="Times New Roman"/>
+                <w:sz w:val="24"/>
+                <w:szCs w:val="24"/>
+              </w:rPr>
+              <w:t xml:space="preserve">标记告警已处理（需操作员及以上）</w:t>
+            </w:r>
+          </w:p>
+        </w:tc>
+      </w:tr>
+      <w:tr>
+        <w:tc>
+          <w:tcPr>
+            <w:tcW w:type="dxa" w:w="2800"/>
+            <w:tcMar>
+              <w:top w:type="dxa" w:w="100"/>
+              <w:left w:type="dxa" w:w="120"/>
+              <w:bottom w:type="dxa" w:w="100"/>
+              <w:right w:type="dxa" w:w="120"/>
+            </w:tcMar>
+          </w:tcPr>
+          <w:p>
+            <w:pPr>
+              <w:spacing w:after="40" w:line="280"/>
+            </w:pPr>
+            <w:r>
+              <w:rPr>
+                <w:rFonts w:ascii="Times New Roman" w:cs="Times New Roman" w:eastAsia="SimSun" w:hAnsi="Times New Roman"/>
+                <w:sz w:val="24"/>
+                <w:szCs w:val="24"/>
+              </w:rPr>
+              <w:t xml:space="preserve">/admin/reset</w:t>
+            </w:r>
+          </w:p>
+        </w:tc>
+        <w:tc>
+          <w:tcPr>
+            <w:tcW w:type="dxa" w:w="1800"/>
+            <w:tcMar>
+              <w:top w:type="dxa" w:w="100"/>
+              <w:left w:type="dxa" w:w="120"/>
+              <w:bottom w:type="dxa" w:w="100"/>
+              <w:right w:type="dxa" w:w="120"/>
+            </w:tcMar>
+          </w:tcPr>
+          <w:p>
+            <w:pPr>
+              <w:spacing w:after="40" w:line="280"/>
+            </w:pPr>
+            <w:r>
+              <w:rPr>
+                <w:rFonts w:ascii="Times New Roman" w:cs="Times New Roman" w:eastAsia="SimSun" w:hAnsi="Times New Roman"/>
+                <w:sz w:val="24"/>
+                <w:szCs w:val="24"/>
+              </w:rPr>
+              <w:t xml:space="preserve">POST</w:t>
+            </w:r>
+          </w:p>
+        </w:tc>
+        <w:tc>
+          <w:tcPr>
+            <w:tcW w:type="dxa" w:w="3200"/>
+            <w:tcMar>
+              <w:top w:type="dxa" w:w="100"/>
+              <w:left w:type="dxa" w:w="120"/>
+              <w:bottom w:type="dxa" w:w="100"/>
+              <w:right w:type="dxa" w:w="120"/>
+            </w:tcMar>
+          </w:tcPr>
+          <w:p>
+            <w:pPr>
+              <w:spacing w:after="40" w:line="280"/>
+            </w:pPr>
+            <w:r>
+              <w:rPr>
+                <w:rFonts w:ascii="Times New Roman" w:cs="Times New Roman" w:eastAsia="SimSun" w:hAnsi="Times New Roman"/>
+                <w:sz w:val="24"/>
+                <w:szCs w:val="24"/>
+              </w:rPr>
+              <w:t xml:space="preserve">重置为出厂示例数据（不影响用户账号），仅管理员</w:t>
+            </w:r>
+          </w:p>
+        </w:tc>
+      </w:tr>
+      <w:tr>
+        <w:tc>
+          <w:tcPr>
+            <w:tcW w:type="dxa" w:w="2800"/>
+            <w:tcMar>
+              <w:top w:type="dxa" w:w="100"/>
+              <w:left w:type="dxa" w:w="120"/>
+              <w:bottom w:type="dxa" w:w="100"/>
+              <w:right w:type="dxa" w:w="120"/>
+            </w:tcMar>
+          </w:tcPr>
+          <w:p>
+            <w:pPr>
+              <w:spacing w:after="40" w:line="280"/>
+            </w:pPr>
+            <w:r>
+              <w:rPr>
+                <w:rFonts w:ascii="Times New Roman" w:cs="Times New Roman" w:eastAsia="SimSun" w:hAnsi="Times New Roman"/>
+                <w:sz w:val="24"/>
+                <w:szCs w:val="24"/>
+              </w:rPr>
               <w:t xml:space="preserve">/admin/test</w:t>
             </w:r>
           </w:p>
@@ -4733,7 +5259,7 @@
                 <w:sz w:val="24"/>
                 <w:szCs w:val="24"/>
               </w:rPr>
-              <w:t xml:space="preserve">后端地址连通性测试，参数 url/method/timeoutMs</w:t>
+              <w:t xml:space="preserve">后端地址连通性测试，参数 url/method/timeoutMs，需操作员及以上</w:t>
             </w:r>
           </w:p>
         </w:tc>

--- a/docs/WebAPI管理平台部署手册.docx
+++ b/docs/WebAPI管理平台部署手册.docx
@@ -477,7 +477,7 @@
           <w:sz w:val="24"/>
           <w:szCs w:val="24"/>
         </w:rPr>
-        <w:t xml:space="preserve">WebAPI 管理平台是一套全栈 API 网关管理控制台，覆盖 API 从注册、发布、监控到废弃的完整生命周期。系统由管理控制台（前端）与网关服务（后端）两部分组成，提供 API 注册与管理（含后端地址连通性测试）、分组管理、应用密钥（AccessKey/SecretKey）授权、真实网关转发（鉴权、限流、超时重试、熔断）、运行监控与告警、调用日志审计、多用户角色权限（管理员/操作员/只读）、调用日志自动归档、登录认证等功能。</w:t>
+        <w:t xml:space="preserve">WebAPI 管理平台是一套全栈 API 网关管理控制台，覆盖 API 从注册、发布、监控到废弃的完整生命周期。系统由管理控制台（前端）与网关服务（后端）两部分组成，提供 API 注册与管理（含后端地址连通性测试）、分组管理、应用密钥（AccessKey/SecretKey）授权、真实网关转发（鉴权、限流、超时重试、熔断）、运行监控与告警、调用日志审计、多用户角色权限（管理员/操作员/只读）、操作审计、调用日志自动归档、登录认证等功能。</w:t>
       </w:r>
     </w:p>
     <w:p>
@@ -2618,6 +2618,20 @@
           <w:sz w:val="24"/>
           <w:szCs w:val="24"/>
         </w:rPr>
+        <w:t xml:space="preserve">系统内置操作审计：登录成功/失败、退出登录、修改密码、用户增删改、API/分组/应用/告警规则的保存与删除、API 状态流转、告警确认、日志归档与下载、数据重置等管理操作全部记录（操作人、角色、对象、详情、来源 IP），管理员可在"系统管理 → 操作审计"中按用户或关键词筛选查询；审计日志容量上限 5 万条，超出自动修剪最旧记录。</w:t>
+      </w:r>
+    </w:p>
+    <w:p>
+      <w:pPr>
+        <w:spacing w:after="160" w:line="300"/>
+        <w:ind w:firstLine="475"/>
+      </w:pPr>
+      <w:r>
+        <w:rPr>
+          <w:rFonts w:ascii="Times New Roman" w:cs="Times New Roman" w:eastAsia="SimSun" w:hAnsi="Times New Roman"/>
+          <w:sz w:val="24"/>
+          <w:szCs w:val="24"/>
+        </w:rPr>
         <w:t xml:space="preserve">其他安全建议：</w:t>
       </w:r>
     </w:p>
@@ -2918,7 +2932,7 @@
           <w:sz w:val="24"/>
           <w:szCs w:val="24"/>
         </w:rPr>
-        <w:t xml:space="preserve">系统全部业务数据存储于单个 SQLite 文件 server/data.db，包括：API 定义、分组、应用密钥、告警规则与记录、按天聚合指标、调用日志、管理员账号（密码为加盐哈希，不含明文）。</w:t>
+        <w:t xml:space="preserve">系统全部业务数据存储于单个 SQLite 文件 server/data.db，包括：API 定义、分组、应用密钥、告警规则与记录、按天聚合指标、调用日志、操作审计日志、用户账号（密码为加盐哈希，不含明文）。</w:t>
       </w:r>
     </w:p>
     <w:p>
@@ -4446,6 +4460,80 @@
                 <w:szCs w:val="24"/>
               </w:rPr>
               <w:t xml:space="preserve">下载归档文件（gzip NDJSON），仅管理员</w:t>
+            </w:r>
+          </w:p>
+        </w:tc>
+      </w:tr>
+      <w:tr>
+        <w:tc>
+          <w:tcPr>
+            <w:tcW w:type="dxa" w:w="2800"/>
+            <w:tcMar>
+              <w:top w:type="dxa" w:w="100"/>
+              <w:left w:type="dxa" w:w="120"/>
+              <w:bottom w:type="dxa" w:w="100"/>
+              <w:right w:type="dxa" w:w="120"/>
+            </w:tcMar>
+          </w:tcPr>
+          <w:p>
+            <w:pPr>
+              <w:spacing w:after="40" w:line="280"/>
+            </w:pPr>
+            <w:r>
+              <w:rPr>
+                <w:rFonts w:ascii="Times New Roman" w:cs="Times New Roman" w:eastAsia="SimSun" w:hAnsi="Times New Roman"/>
+                <w:sz w:val="24"/>
+                <w:szCs w:val="24"/>
+              </w:rPr>
+              <w:t xml:space="preserve">/admin/audit-logs</w:t>
+            </w:r>
+          </w:p>
+        </w:tc>
+        <w:tc>
+          <w:tcPr>
+            <w:tcW w:type="dxa" w:w="1800"/>
+            <w:tcMar>
+              <w:top w:type="dxa" w:w="100"/>
+              <w:left w:type="dxa" w:w="120"/>
+              <w:bottom w:type="dxa" w:w="100"/>
+              <w:right w:type="dxa" w:w="120"/>
+            </w:tcMar>
+          </w:tcPr>
+          <w:p>
+            <w:pPr>
+              <w:spacing w:after="40" w:line="280"/>
+            </w:pPr>
+            <w:r>
+              <w:rPr>
+                <w:rFonts w:ascii="Times New Roman" w:cs="Times New Roman" w:eastAsia="SimSun" w:hAnsi="Times New Roman"/>
+                <w:sz w:val="24"/>
+                <w:szCs w:val="24"/>
+              </w:rPr>
+              <w:t xml:space="preserve">GET</w:t>
+            </w:r>
+          </w:p>
+        </w:tc>
+        <w:tc>
+          <w:tcPr>
+            <w:tcW w:type="dxa" w:w="3200"/>
+            <w:tcMar>
+              <w:top w:type="dxa" w:w="100"/>
+              <w:left w:type="dxa" w:w="120"/>
+              <w:bottom w:type="dxa" w:w="100"/>
+              <w:right w:type="dxa" w:w="120"/>
+            </w:tcMar>
+          </w:tcPr>
+          <w:p>
+            <w:pPr>
+              <w:spacing w:after="40" w:line="280"/>
+            </w:pPr>
+            <w:r>
+              <w:rPr>
+                <w:rFonts w:ascii="Times New Roman" w:cs="Times New Roman" w:eastAsia="SimSun" w:hAnsi="Times New Roman"/>
+                <w:sz w:val="24"/>
+                <w:szCs w:val="24"/>
+              </w:rPr>
+              <w:t xml:space="preserve">操作审计分页查询，参数 username/keyword/page，仅管理员</w:t>
             </w:r>
           </w:p>
         </w:tc>

--- a/docs/WebAPI管理平台部署手册.docx
+++ b/docs/WebAPI管理平台部署手册.docx
@@ -2068,7 +2068,7 @@
                 <w:sz w:val="24"/>
                 <w:szCs w:val="24"/>
               </w:rPr>
-              <w:t xml:space="preserve">调用日志保留天数，超期日志自动压缩归档（gzip NDJSON）到 server/archives/</w:t>
+              <w:t xml:space="preserve">调用日志与操作审计日志保留天数，超期自动压缩归档（gzip NDJSON）到 server/archives/</w:t>
             </w:r>
           </w:p>
         </w:tc>
@@ -3044,7 +3044,7 @@
           <w:sz w:val="24"/>
           <w:szCs w:val="24"/>
         </w:rPr>
-        <w:t xml:space="preserve">调用日志超过保留期（默认 30 天，LOG_RETENTION_DAYS 可调）后，系统启动时与每 24 小时自动压缩归档到 server/archives/（gzip NDJSON 格式）并从库中清除；管理员可在"系统管理"页面手动触发归档或下载归档文件。备份时请连同 server/archives/ 目录一并复制。</w:t>
+        <w:t xml:space="preserve">调用日志与操作审计日志超过保留期（默认 30 天，LOG_RETENTION_DAYS 可调）后，系统启动时与每 24 小时自动分别压缩归档到 server/archives/（logs-archive-* 为调用日志、audit-archive-* 为审计日志，gzip NDJSON 格式）并从库中清除；管理员可在"系统管理"页面手动触发归档或下载归档文件。备份时请连同 server/archives/ 目录一并复制。</w:t>
       </w:r>
     </w:p>
     <w:p>

--- a/docs/WebAPI管理平台部署手册.docx
+++ b/docs/WebAPI管理平台部署手册.docx
@@ -2946,7 +2946,21 @@
           <w:sz w:val="24"/>
           <w:szCs w:val="24"/>
         </w:rPr>
-        <w:t xml:space="preserve">备份方式：停止后端服务后直接复制该文件即可；运行中备份请使用 SQLite 在线备份命令：</w:t>
+        <w:t xml:space="preserve">方式一（推荐）：管理员在控制台"系统管理 → 数据备份与恢复"中点击"下载备份"，系统使用 SQLite VACUUM INTO 生成运行中的一致性快照文件，无需停止服务；同页面可上传备份文件执行恢复（可选是否连同用户账号一并恢复，恢复后所有登录会话失效需重新登录）。</w:t>
+      </w:r>
+    </w:p>
+    <w:p>
+      <w:pPr>
+        <w:spacing w:after="160" w:line="300"/>
+        <w:ind w:firstLine="475"/>
+      </w:pPr>
+      <w:r>
+        <w:rPr>
+          <w:rFonts w:ascii="Times New Roman" w:cs="Times New Roman" w:eastAsia="SimSun" w:hAnsi="Times New Roman"/>
+          <w:sz w:val="24"/>
+          <w:szCs w:val="24"/>
+        </w:rPr>
+        <w:t xml:space="preserve">方式二（命令行）：停止后端服务后直接复制该文件即可；运行中备份请使用 SQLite 在线备份命令：</w:t>
       </w:r>
     </w:p>
     <w:p>
@@ -4534,6 +4548,154 @@
                 <w:szCs w:val="24"/>
               </w:rPr>
               <w:t xml:space="preserve">操作审计分页查询，参数 username/keyword/page，仅管理员</w:t>
+            </w:r>
+          </w:p>
+        </w:tc>
+      </w:tr>
+      <w:tr>
+        <w:tc>
+          <w:tcPr>
+            <w:tcW w:type="dxa" w:w="2800"/>
+            <w:tcMar>
+              <w:top w:type="dxa" w:w="100"/>
+              <w:left w:type="dxa" w:w="120"/>
+              <w:bottom w:type="dxa" w:w="100"/>
+              <w:right w:type="dxa" w:w="120"/>
+            </w:tcMar>
+          </w:tcPr>
+          <w:p>
+            <w:pPr>
+              <w:spacing w:after="40" w:line="280"/>
+            </w:pPr>
+            <w:r>
+              <w:rPr>
+                <w:rFonts w:ascii="Times New Roman" w:cs="Times New Roman" w:eastAsia="SimSun" w:hAnsi="Times New Roman"/>
+                <w:sz w:val="24"/>
+                <w:szCs w:val="24"/>
+              </w:rPr>
+              <w:t xml:space="preserve">/admin/backup/download</w:t>
+            </w:r>
+          </w:p>
+        </w:tc>
+        <w:tc>
+          <w:tcPr>
+            <w:tcW w:type="dxa" w:w="1800"/>
+            <w:tcMar>
+              <w:top w:type="dxa" w:w="100"/>
+              <w:left w:type="dxa" w:w="120"/>
+              <w:bottom w:type="dxa" w:w="100"/>
+              <w:right w:type="dxa" w:w="120"/>
+            </w:tcMar>
+          </w:tcPr>
+          <w:p>
+            <w:pPr>
+              <w:spacing w:after="40" w:line="280"/>
+            </w:pPr>
+            <w:r>
+              <w:rPr>
+                <w:rFonts w:ascii="Times New Roman" w:cs="Times New Roman" w:eastAsia="SimSun" w:hAnsi="Times New Roman"/>
+                <w:sz w:val="24"/>
+                <w:szCs w:val="24"/>
+              </w:rPr>
+              <w:t xml:space="preserve">GET</w:t>
+            </w:r>
+          </w:p>
+        </w:tc>
+        <w:tc>
+          <w:tcPr>
+            <w:tcW w:type="dxa" w:w="3200"/>
+            <w:tcMar>
+              <w:top w:type="dxa" w:w="100"/>
+              <w:left w:type="dxa" w:w="120"/>
+              <w:bottom w:type="dxa" w:w="100"/>
+              <w:right w:type="dxa" w:w="120"/>
+            </w:tcMar>
+          </w:tcPr>
+          <w:p>
+            <w:pPr>
+              <w:spacing w:after="40" w:line="280"/>
+            </w:pPr>
+            <w:r>
+              <w:rPr>
+                <w:rFonts w:ascii="Times New Roman" w:cs="Times New Roman" w:eastAsia="SimSun" w:hAnsi="Times New Roman"/>
+                <w:sz w:val="24"/>
+                <w:szCs w:val="24"/>
+              </w:rPr>
+              <w:t xml:space="preserve">下载数据库一致性备份（VACUUM INTO 快照），仅管理员</w:t>
+            </w:r>
+          </w:p>
+        </w:tc>
+      </w:tr>
+      <w:tr>
+        <w:tc>
+          <w:tcPr>
+            <w:tcW w:type="dxa" w:w="2800"/>
+            <w:tcMar>
+              <w:top w:type="dxa" w:w="100"/>
+              <w:left w:type="dxa" w:w="120"/>
+              <w:bottom w:type="dxa" w:w="100"/>
+              <w:right w:type="dxa" w:w="120"/>
+            </w:tcMar>
+          </w:tcPr>
+          <w:p>
+            <w:pPr>
+              <w:spacing w:after="40" w:line="280"/>
+            </w:pPr>
+            <w:r>
+              <w:rPr>
+                <w:rFonts w:ascii="Times New Roman" w:cs="Times New Roman" w:eastAsia="SimSun" w:hAnsi="Times New Roman"/>
+                <w:sz w:val="24"/>
+                <w:szCs w:val="24"/>
+              </w:rPr>
+              <w:t xml:space="preserve">/admin/backup/restore?users=0|1</w:t>
+            </w:r>
+          </w:p>
+        </w:tc>
+        <w:tc>
+          <w:tcPr>
+            <w:tcW w:type="dxa" w:w="1800"/>
+            <w:tcMar>
+              <w:top w:type="dxa" w:w="100"/>
+              <w:left w:type="dxa" w:w="120"/>
+              <w:bottom w:type="dxa" w:w="100"/>
+              <w:right w:type="dxa" w:w="120"/>
+            </w:tcMar>
+          </w:tcPr>
+          <w:p>
+            <w:pPr>
+              <w:spacing w:after="40" w:line="280"/>
+            </w:pPr>
+            <w:r>
+              <w:rPr>
+                <w:rFonts w:ascii="Times New Roman" w:cs="Times New Roman" w:eastAsia="SimSun" w:hAnsi="Times New Roman"/>
+                <w:sz w:val="24"/>
+                <w:szCs w:val="24"/>
+              </w:rPr>
+              <w:t xml:space="preserve">POST</w:t>
+            </w:r>
+          </w:p>
+        </w:tc>
+        <w:tc>
+          <w:tcPr>
+            <w:tcW w:type="dxa" w:w="3200"/>
+            <w:tcMar>
+              <w:top w:type="dxa" w:w="100"/>
+              <w:left w:type="dxa" w:w="120"/>
+              <w:bottom w:type="dxa" w:w="100"/>
+              <w:right w:type="dxa" w:w="120"/>
+            </w:tcMar>
+          </w:tcPr>
+          <w:p>
+            <w:pPr>
+              <w:spacing w:after="40" w:line="280"/>
+            </w:pPr>
+            <w:r>
+              <w:rPr>
+                <w:rFonts w:ascii="Times New Roman" w:cs="Times New Roman" w:eastAsia="SimSun" w:hAnsi="Times New Roman"/>
+                <w:sz w:val="24"/>
+                <w:szCs w:val="24"/>
+              </w:rPr>
+              <w:t xml:space="preserve">上传备份文件恢复业务数据，users=1 时连同用户表恢复并注销全部会话，仅管理员</w:t>
             </w:r>
           </w:p>
         </w:tc>

--- a/docs/WebAPI管理平台部署手册.docx
+++ b/docs/WebAPI管理平台部署手册.docx
@@ -2650,7 +2650,7 @@
           <w:sz w:val="24"/>
           <w:szCs w:val="24"/>
         </w:rPr>
-        <w:t xml:space="preserve">调用方应用的 SecretKey 仅授权人员可见，泄露后请立即在"应用与密钥"页面重置。</w:t>
+        <w:t xml:space="preserve">调用方应用的 SecretKey 仅授权人员可见。重置密钥受严格管控：启用中的应用不允许重置 SecretKey，需先在"应用与密钥"页面停用该应用，再执行重置并在弹窗中二次确认；重置后旧 SecretKey 立即失效，使用该密钥的调用方将无法通过网关校验。SecretKey 泄露时请按此流程立即轮换。</w:t>
       </w:r>
     </w:p>
     <w:p>

--- a/docs/WebAPI管理平台部署手册.docx
+++ b/docs/WebAPI管理平台部署手册.docx
@@ -2618,7 +2618,7 @@
           <w:sz w:val="24"/>
           <w:szCs w:val="24"/>
         </w:rPr>
-        <w:t xml:space="preserve">系统内置操作审计：登录成功/失败、退出登录、修改密码、用户增删改、API/分组/应用/告警规则的保存与删除、API 状态流转、告警确认、日志归档与下载、数据重置等管理操作全部记录（操作人、角色、对象、详情、来源 IP），管理员可在"系统管理 → 操作审计"中按用户或关键词筛选查询；审计日志容量上限 5 万条，超出自动修剪最旧记录。</w:t>
+        <w:t xml:space="preserve">系统内置操作审计：登录成功/失败、退出登录、修改密码、用户增删改、API/分组/应用/告警规则的保存与删除、API 状态流转、告警确认、清除已处理告警、日志归档与下载、数据重置等管理操作全部记录（操作人、角色、对象、详情、来源 IP），管理员可在"系统管理 → 操作审计"中按用户或关键词筛选查询；审计日志容量上限 5 万条，超出自动修剪最旧记录。</w:t>
       </w:r>
     </w:p>
     <w:p>
@@ -2709,306 +2709,6 @@
     </w:p>
     <w:p>
       <w:pPr>
-        <w:pStyle w:val="Heading1"/>
-        <w:spacing w:after="160" w:before="320"/>
-      </w:pPr>
-      <w:r>
-        <w:rPr>
-          <w:rFonts w:ascii="Times New Roman" w:cs="Times New Roman" w:eastAsia="SimSun" w:hAnsi="Times New Roman"/>
-          <w:b/>
-          <w:bCs/>
-          <w:color w:val="1F2A37"/>
-          <w:sz w:val="30"/>
-          <w:szCs w:val="30"/>
-        </w:rPr>
-        <w:t xml:space="preserve">七、部署验证</w:t>
-      </w:r>
-    </w:p>
-    <w:p>
-      <w:pPr>
-        <w:spacing w:after="160" w:line="300"/>
-        <w:ind w:firstLine="475"/>
-      </w:pPr>
-      <w:r>
-        <w:rPr>
-          <w:rFonts w:ascii="Times New Roman" w:cs="Times New Roman" w:eastAsia="SimSun" w:hAnsi="Times New Roman"/>
-          <w:sz w:val="24"/>
-          <w:szCs w:val="24"/>
-        </w:rPr>
-        <w:t xml:space="preserve">以下命令在服务器本机执行使用 localhost 即可；从其他计算机验证时，将 localhost 替换为服务器 IP 地址。</w:t>
-      </w:r>
-    </w:p>
-    <w:p>
-      <w:pPr>
-        <w:spacing w:after="160" w:line="300"/>
-        <w:ind w:firstLine="475"/>
-      </w:pPr>
-      <w:r>
-        <w:rPr>
-          <w:rFonts w:ascii="Times New Roman" w:cs="Times New Roman" w:eastAsia="SimSun" w:hAnsi="Times New Roman"/>
-          <w:sz w:val="24"/>
-          <w:szCs w:val="24"/>
-        </w:rPr>
-        <w:t xml:space="preserve">步骤一：后端健康检查。</w:t>
-      </w:r>
-    </w:p>
-    <w:p>
-      <w:pPr>
-        <w:shd w:fill="F4F5F7" w:val="clear"/>
-        <w:spacing w:after="0" w:line="260"/>
-        <w:ind w:left="288" w:right="288"/>
-      </w:pPr>
-      <w:r>
-        <w:rPr>
-          <w:rFonts w:ascii="Courier New" w:cs="Courier New" w:eastAsia="SimSun" w:hAnsi="Courier New"/>
-          <w:color w:val="333333"/>
-          <w:sz w:val="18"/>
-          <w:szCs w:val="18"/>
-        </w:rPr>
-        <w:t xml:space="preserve">curl http://localhost:3100/healthz</w:t>
-      </w:r>
-    </w:p>
-    <w:p>
-      <w:pPr>
-        <w:shd w:fill="F4F5F7" w:val="clear"/>
-        <w:spacing w:after="0" w:line="260"/>
-        <w:ind w:left="288" w:right="288"/>
-      </w:pPr>
-      <w:r>
-        <w:rPr>
-          <w:rFonts w:ascii="Courier New" w:cs="Courier New" w:eastAsia="SimSun" w:hAnsi="Courier New"/>
-          <w:color w:val="333333"/>
-          <w:sz w:val="18"/>
-          <w:szCs w:val="18"/>
-        </w:rPr>
-        <w:t xml:space="preserve"># 期望输出：{"ok":true,"uptime":...}</w:t>
-      </w:r>
-    </w:p>
-    <w:p>
-      <w:pPr>
-        <w:spacing w:after="160" w:line="300"/>
-        <w:ind w:firstLine="475"/>
-      </w:pPr>
-      <w:r>
-        <w:rPr>
-          <w:rFonts w:ascii="Times New Roman" w:cs="Times New Roman" w:eastAsia="SimSun" w:hAnsi="Times New Roman"/>
-          <w:sz w:val="24"/>
-          <w:szCs w:val="24"/>
-        </w:rPr>
-        <w:t xml:space="preserve">步骤二：管理员登录并获取令牌。</w:t>
-      </w:r>
-    </w:p>
-    <w:p>
-      <w:pPr>
-        <w:shd w:fill="F4F5F7" w:val="clear"/>
-        <w:spacing w:after="0" w:line="260"/>
-        <w:ind w:left="288" w:right="288"/>
-      </w:pPr>
-      <w:r>
-        <w:rPr>
-          <w:rFonts w:ascii="Courier New" w:cs="Courier New" w:eastAsia="SimSun" w:hAnsi="Courier New"/>
-          <w:color w:val="333333"/>
-          <w:sz w:val="18"/>
-          <w:szCs w:val="18"/>
-        </w:rPr>
-        <w:t xml:space="preserve">curl -X POST http://localhost:3100/admin/auth/login \</w:t>
-      </w:r>
-    </w:p>
-    <w:p>
-      <w:pPr>
-        <w:shd w:fill="F4F5F7" w:val="clear"/>
-        <w:spacing w:after="0" w:line="260"/>
-        <w:ind w:left="288" w:right="288"/>
-      </w:pPr>
-      <w:r>
-        <w:rPr>
-          <w:rFonts w:ascii="Courier New" w:cs="Courier New" w:eastAsia="SimSun" w:hAnsi="Courier New"/>
-          <w:color w:val="333333"/>
-          <w:sz w:val="18"/>
-          <w:szCs w:val="18"/>
-        </w:rPr>
-        <w:t xml:space="preserve">  -H "Content-Type: application/json" \</w:t>
-      </w:r>
-    </w:p>
-    <w:p>
-      <w:pPr>
-        <w:shd w:fill="F4F5F7" w:val="clear"/>
-        <w:spacing w:after="0" w:line="260"/>
-        <w:ind w:left="288" w:right="288"/>
-      </w:pPr>
-      <w:r>
-        <w:rPr>
-          <w:rFonts w:ascii="Courier New" w:cs="Courier New" w:eastAsia="SimSun" w:hAnsi="Courier New"/>
-          <w:color w:val="333333"/>
-          <w:sz w:val="18"/>
-          <w:szCs w:val="18"/>
-        </w:rPr>
-        <w:t xml:space="preserve">  -d '{"username":"admin","password":"Admin@123"}'</w:t>
-      </w:r>
-    </w:p>
-    <w:p>
-      <w:pPr>
-        <w:spacing w:after="160" w:line="300"/>
-        <w:ind w:firstLine="475"/>
-      </w:pPr>
-      <w:r>
-        <w:rPr>
-          <w:rFonts w:ascii="Times New Roman" w:cs="Times New Roman" w:eastAsia="SimSun" w:hAnsi="Times New Roman"/>
-          <w:sz w:val="24"/>
-          <w:szCs w:val="24"/>
-        </w:rPr>
-        <w:t xml:space="preserve">步骤三：通过网关发起一次真实调用。登录控制台，在"应用与密钥"页面复制任一启用中应用的 AccessKey，然后：</w:t>
-      </w:r>
-    </w:p>
-    <w:p>
-      <w:pPr>
-        <w:shd w:fill="F4F5F7" w:val="clear"/>
-        <w:spacing w:after="0" w:line="260"/>
-        <w:ind w:left="288" w:right="288"/>
-      </w:pPr>
-      <w:r>
-        <w:rPr>
-          <w:rFonts w:ascii="Courier New" w:cs="Courier New" w:eastAsia="SimSun" w:hAnsi="Courier New"/>
-          <w:color w:val="333333"/>
-          <w:sz w:val="18"/>
-          <w:szCs w:val="18"/>
-        </w:rPr>
-        <w:t xml:space="preserve">curl -H "X-Access-Key: &lt;AccessKey&gt;" http://localhost:3100/gw/api/v1/users/123</w:t>
-      </w:r>
-    </w:p>
-    <w:p>
-      <w:pPr>
-        <w:spacing w:after="160" w:line="300"/>
-        <w:ind w:firstLine="475"/>
-      </w:pPr>
-      <w:r>
-        <w:rPr>
-          <w:rFonts w:ascii="Times New Roman" w:cs="Times New Roman" w:eastAsia="SimSun" w:hAnsi="Times New Roman"/>
-          <w:sz w:val="24"/>
-          <w:szCs w:val="24"/>
-        </w:rPr>
-        <w:t xml:space="preserve">预期返回 code 为 0 的 JSON 响应。随后在控制台"监控告警"页可看到实时流量曲线出现调用记录，在"调用日志"页可看到该次请求的审计记录，即表示部署成功。</w:t>
-      </w:r>
-    </w:p>
-    <w:p>
-      <w:pPr>
-        <w:spacing w:after="160" w:line="300"/>
-        <w:ind w:firstLine="475"/>
-      </w:pPr>
-      <w:r>
-        <w:rPr>
-          <w:rFonts w:ascii="Times New Roman" w:cs="Times New Roman" w:eastAsia="SimSun" w:hAnsi="Times New Roman"/>
-          <w:sz w:val="24"/>
-          <w:szCs w:val="24"/>
-        </w:rPr>
-        <w:t xml:space="preserve">提示：后续注册新 API 时，填写"后端服务地址"后可直接点击旁边的"测试连接"按钮，由服务器真实探测目标地址的可达性（返回 HTTP 状态码与延迟），确认连通后再保存，可有效避免注册无效接口。</w:t>
-      </w:r>
-    </w:p>
-    <w:p>
-      <w:pPr>
-        <w:pStyle w:val="Heading1"/>
-        <w:spacing w:after="160" w:before="320"/>
-      </w:pPr>
-      <w:r>
-        <w:rPr>
-          <w:rFonts w:ascii="Times New Roman" w:cs="Times New Roman" w:eastAsia="SimSun" w:hAnsi="Times New Roman"/>
-          <w:b/>
-          <w:bCs/>
-          <w:color w:val="1F2A37"/>
-          <w:sz w:val="30"/>
-          <w:szCs w:val="30"/>
-        </w:rPr>
-        <w:t xml:space="preserve">八、数据与备份</w:t>
-      </w:r>
-    </w:p>
-    <w:p>
-      <w:pPr>
-        <w:spacing w:after="160" w:line="300"/>
-        <w:ind w:firstLine="475"/>
-      </w:pPr>
-      <w:r>
-        <w:rPr>
-          <w:rFonts w:ascii="Times New Roman" w:cs="Times New Roman" w:eastAsia="SimSun" w:hAnsi="Times New Roman"/>
-          <w:sz w:val="24"/>
-          <w:szCs w:val="24"/>
-        </w:rPr>
-        <w:t xml:space="preserve">系统全部业务数据存储于单个 SQLite 文件 server/data.db，包括：API 定义、分组、应用密钥、告警规则与记录、按天聚合指标、调用日志、操作审计日志、用户账号（密码为加盐哈希，不含明文）。</w:t>
-      </w:r>
-    </w:p>
-    <w:p>
-      <w:pPr>
-        <w:spacing w:after="160" w:line="300"/>
-        <w:ind w:firstLine="475"/>
-      </w:pPr>
-      <w:r>
-        <w:rPr>
-          <w:rFonts w:ascii="Times New Roman" w:cs="Times New Roman" w:eastAsia="SimSun" w:hAnsi="Times New Roman"/>
-          <w:sz w:val="24"/>
-          <w:szCs w:val="24"/>
-        </w:rPr>
-        <w:t xml:space="preserve">方式一（推荐）：管理员在控制台"系统管理 → 数据备份与恢复"中点击"下载备份"，系统使用 SQLite VACUUM INTO 生成运行中的一致性快照文件，无需停止服务；同页面可上传备份文件执行恢复（可选是否连同用户账号一并恢复，恢复后所有登录会话失效需重新登录）。</w:t>
-      </w:r>
-    </w:p>
-    <w:p>
-      <w:pPr>
-        <w:spacing w:after="160" w:line="300"/>
-        <w:ind w:firstLine="475"/>
-      </w:pPr>
-      <w:r>
-        <w:rPr>
-          <w:rFonts w:ascii="Times New Roman" w:cs="Times New Roman" w:eastAsia="SimSun" w:hAnsi="Times New Roman"/>
-          <w:sz w:val="24"/>
-          <w:szCs w:val="24"/>
-        </w:rPr>
-        <w:t xml:space="preserve">方式二（命令行）：停止后端服务后直接复制该文件即可；运行中备份请使用 SQLite 在线备份命令：</w:t>
-      </w:r>
-    </w:p>
-    <w:p>
-      <w:pPr>
-        <w:shd w:fill="F4F5F7" w:val="clear"/>
-        <w:spacing w:after="0" w:line="260"/>
-        <w:ind w:left="288" w:right="288"/>
-      </w:pPr>
-      <w:r>
-        <w:rPr>
-          <w:rFonts w:ascii="Courier New" w:cs="Courier New" w:eastAsia="SimSun" w:hAnsi="Courier New"/>
-          <w:color w:val="333333"/>
-          <w:sz w:val="18"/>
-          <w:szCs w:val="18"/>
-        </w:rPr>
-        <w:t xml:space="preserve">sqlite3 server/data.db ".backup backup/data-$(date +%F).db"</w:t>
-      </w:r>
-    </w:p>
-    <w:p>
-      <w:pPr>
-        <w:spacing w:after="160" w:line="300"/>
-        <w:ind w:firstLine="475"/>
-      </w:pPr>
-      <w:r>
-        <w:rPr>
-          <w:rFonts w:ascii="Times New Roman" w:cs="Times New Roman" w:eastAsia="SimSun" w:hAnsi="Times New Roman"/>
-          <w:sz w:val="24"/>
-          <w:szCs w:val="24"/>
-        </w:rPr>
-        <w:t xml:space="preserve">恢复方式：停止后端服务，用备份文件替换 server/data.db 后重新启动。</w:t>
-      </w:r>
-    </w:p>
-    <w:p>
-      <w:pPr>
-        <w:spacing w:after="160" w:line="300"/>
-        <w:ind w:firstLine="475"/>
-      </w:pPr>
-      <w:r>
-        <w:rPr>
-          <w:rFonts w:ascii="Times New Roman" w:cs="Times New Roman" w:eastAsia="SimSun" w:hAnsi="Times New Roman"/>
-          <w:sz w:val="24"/>
-          <w:szCs w:val="24"/>
-        </w:rPr>
-        <w:t xml:space="preserve">注意事项：</w:t>
-      </w:r>
-    </w:p>
-    <w:p>
-      <w:pPr>
         <w:pStyle w:val="ListParagraph"/>
         <w:numPr>
           <w:ilvl w:val="0"/>
@@ -3022,7 +2722,7 @@
           <w:sz w:val="24"/>
           <w:szCs w:val="24"/>
         </w:rPr>
-        <w:t xml:space="preserve">限流计数与熔断状态保存在内存中，重启后端后自动清零，不影响持久化数据。</w:t>
+        <w:t xml:space="preserve">API 下线、废弃、删除均需弹窗二次确认；仅"已废弃"状态的 API 允许删除（后端同步强制校验，返回 409），删除后联动清理应用授权。</w:t>
       </w:r>
     </w:p>
     <w:p>
@@ -3040,7 +2740,307 @@
           <w:sz w:val="24"/>
           <w:szCs w:val="24"/>
         </w:rPr>
-        <w:t xml:space="preserve">如需恢复出厂示例数据，可登录后调用管理接口 POST /admin/reset（会清空业务数据，但不影响用户账号与密码），仅管理员可调用。</w:t>
+        <w:t xml:space="preserve">对已授权给启用中应用的 API 执行下线/废弃时，确认弹窗会列出受影响的应用清单，请先通知相关调用方再执行操作。</w:t>
+      </w:r>
+    </w:p>
+    <w:p>
+      <w:pPr>
+        <w:pStyle w:val="Heading1"/>
+        <w:spacing w:after="160" w:before="320"/>
+      </w:pPr>
+      <w:r>
+        <w:rPr>
+          <w:rFonts w:ascii="Times New Roman" w:cs="Times New Roman" w:eastAsia="SimSun" w:hAnsi="Times New Roman"/>
+          <w:b/>
+          <w:bCs/>
+          <w:color w:val="1F2A37"/>
+          <w:sz w:val="30"/>
+          <w:szCs w:val="30"/>
+        </w:rPr>
+        <w:t xml:space="preserve">七、部署验证</w:t>
+      </w:r>
+    </w:p>
+    <w:p>
+      <w:pPr>
+        <w:spacing w:after="160" w:line="300"/>
+        <w:ind w:firstLine="475"/>
+      </w:pPr>
+      <w:r>
+        <w:rPr>
+          <w:rFonts w:ascii="Times New Roman" w:cs="Times New Roman" w:eastAsia="SimSun" w:hAnsi="Times New Roman"/>
+          <w:sz w:val="24"/>
+          <w:szCs w:val="24"/>
+        </w:rPr>
+        <w:t xml:space="preserve">以下命令在服务器本机执行使用 localhost 即可；从其他计算机验证时，将 localhost 替换为服务器 IP 地址。</w:t>
+      </w:r>
+    </w:p>
+    <w:p>
+      <w:pPr>
+        <w:spacing w:after="160" w:line="300"/>
+        <w:ind w:firstLine="475"/>
+      </w:pPr>
+      <w:r>
+        <w:rPr>
+          <w:rFonts w:ascii="Times New Roman" w:cs="Times New Roman" w:eastAsia="SimSun" w:hAnsi="Times New Roman"/>
+          <w:sz w:val="24"/>
+          <w:szCs w:val="24"/>
+        </w:rPr>
+        <w:t xml:space="preserve">步骤一：后端健康检查。</w:t>
+      </w:r>
+    </w:p>
+    <w:p>
+      <w:pPr>
+        <w:shd w:fill="F4F5F7" w:val="clear"/>
+        <w:spacing w:after="0" w:line="260"/>
+        <w:ind w:left="288" w:right="288"/>
+      </w:pPr>
+      <w:r>
+        <w:rPr>
+          <w:rFonts w:ascii="Courier New" w:cs="Courier New" w:eastAsia="SimSun" w:hAnsi="Courier New"/>
+          <w:color w:val="333333"/>
+          <w:sz w:val="18"/>
+          <w:szCs w:val="18"/>
+        </w:rPr>
+        <w:t xml:space="preserve">curl http://localhost:3100/healthz</w:t>
+      </w:r>
+    </w:p>
+    <w:p>
+      <w:pPr>
+        <w:shd w:fill="F4F5F7" w:val="clear"/>
+        <w:spacing w:after="0" w:line="260"/>
+        <w:ind w:left="288" w:right="288"/>
+      </w:pPr>
+      <w:r>
+        <w:rPr>
+          <w:rFonts w:ascii="Courier New" w:cs="Courier New" w:eastAsia="SimSun" w:hAnsi="Courier New"/>
+          <w:color w:val="333333"/>
+          <w:sz w:val="18"/>
+          <w:szCs w:val="18"/>
+        </w:rPr>
+        <w:t xml:space="preserve"># 期望输出：{"ok":true,"uptime":...}</w:t>
+      </w:r>
+    </w:p>
+    <w:p>
+      <w:pPr>
+        <w:spacing w:after="160" w:line="300"/>
+        <w:ind w:firstLine="475"/>
+      </w:pPr>
+      <w:r>
+        <w:rPr>
+          <w:rFonts w:ascii="Times New Roman" w:cs="Times New Roman" w:eastAsia="SimSun" w:hAnsi="Times New Roman"/>
+          <w:sz w:val="24"/>
+          <w:szCs w:val="24"/>
+        </w:rPr>
+        <w:t xml:space="preserve">步骤二：管理员登录并获取令牌。</w:t>
+      </w:r>
+    </w:p>
+    <w:p>
+      <w:pPr>
+        <w:shd w:fill="F4F5F7" w:val="clear"/>
+        <w:spacing w:after="0" w:line="260"/>
+        <w:ind w:left="288" w:right="288"/>
+      </w:pPr>
+      <w:r>
+        <w:rPr>
+          <w:rFonts w:ascii="Courier New" w:cs="Courier New" w:eastAsia="SimSun" w:hAnsi="Courier New"/>
+          <w:color w:val="333333"/>
+          <w:sz w:val="18"/>
+          <w:szCs w:val="18"/>
+        </w:rPr>
+        <w:t xml:space="preserve">curl -X POST http://localhost:3100/admin/auth/login \</w:t>
+      </w:r>
+    </w:p>
+    <w:p>
+      <w:pPr>
+        <w:shd w:fill="F4F5F7" w:val="clear"/>
+        <w:spacing w:after="0" w:line="260"/>
+        <w:ind w:left="288" w:right="288"/>
+      </w:pPr>
+      <w:r>
+        <w:rPr>
+          <w:rFonts w:ascii="Courier New" w:cs="Courier New" w:eastAsia="SimSun" w:hAnsi="Courier New"/>
+          <w:color w:val="333333"/>
+          <w:sz w:val="18"/>
+          <w:szCs w:val="18"/>
+        </w:rPr>
+        <w:t xml:space="preserve">  -H "Content-Type: application/json" \</w:t>
+      </w:r>
+    </w:p>
+    <w:p>
+      <w:pPr>
+        <w:shd w:fill="F4F5F7" w:val="clear"/>
+        <w:spacing w:after="0" w:line="260"/>
+        <w:ind w:left="288" w:right="288"/>
+      </w:pPr>
+      <w:r>
+        <w:rPr>
+          <w:rFonts w:ascii="Courier New" w:cs="Courier New" w:eastAsia="SimSun" w:hAnsi="Courier New"/>
+          <w:color w:val="333333"/>
+          <w:sz w:val="18"/>
+          <w:szCs w:val="18"/>
+        </w:rPr>
+        <w:t xml:space="preserve">  -d '{"username":"admin","password":"Admin@123"}'</w:t>
+      </w:r>
+    </w:p>
+    <w:p>
+      <w:pPr>
+        <w:spacing w:after="160" w:line="300"/>
+        <w:ind w:firstLine="475"/>
+      </w:pPr>
+      <w:r>
+        <w:rPr>
+          <w:rFonts w:ascii="Times New Roman" w:cs="Times New Roman" w:eastAsia="SimSun" w:hAnsi="Times New Roman"/>
+          <w:sz w:val="24"/>
+          <w:szCs w:val="24"/>
+        </w:rPr>
+        <w:t xml:space="preserve">步骤三：通过网关发起一次真实调用。登录控制台，在"应用与密钥"页面复制任一启用中应用的 AccessKey，然后：</w:t>
+      </w:r>
+    </w:p>
+    <w:p>
+      <w:pPr>
+        <w:shd w:fill="F4F5F7" w:val="clear"/>
+        <w:spacing w:after="0" w:line="260"/>
+        <w:ind w:left="288" w:right="288"/>
+      </w:pPr>
+      <w:r>
+        <w:rPr>
+          <w:rFonts w:ascii="Courier New" w:cs="Courier New" w:eastAsia="SimSun" w:hAnsi="Courier New"/>
+          <w:color w:val="333333"/>
+          <w:sz w:val="18"/>
+          <w:szCs w:val="18"/>
+        </w:rPr>
+        <w:t xml:space="preserve">curl -H "X-Access-Key: &lt;AccessKey&gt;" http://localhost:3100/gw/api/v1/users/123</w:t>
+      </w:r>
+    </w:p>
+    <w:p>
+      <w:pPr>
+        <w:spacing w:after="160" w:line="300"/>
+        <w:ind w:firstLine="475"/>
+      </w:pPr>
+      <w:r>
+        <w:rPr>
+          <w:rFonts w:ascii="Times New Roman" w:cs="Times New Roman" w:eastAsia="SimSun" w:hAnsi="Times New Roman"/>
+          <w:sz w:val="24"/>
+          <w:szCs w:val="24"/>
+        </w:rPr>
+        <w:t xml:space="preserve">预期返回 code 为 0 的 JSON 响应。随后在控制台"监控告警"页可看到实时流量曲线出现调用记录，在"调用日志"页可看到该次请求的审计记录，即表示部署成功。</w:t>
+      </w:r>
+    </w:p>
+    <w:p>
+      <w:pPr>
+        <w:spacing w:after="160" w:line="300"/>
+        <w:ind w:firstLine="475"/>
+      </w:pPr>
+      <w:r>
+        <w:rPr>
+          <w:rFonts w:ascii="Times New Roman" w:cs="Times New Roman" w:eastAsia="SimSun" w:hAnsi="Times New Roman"/>
+          <w:sz w:val="24"/>
+          <w:szCs w:val="24"/>
+        </w:rPr>
+        <w:t xml:space="preserve">提示：后续注册新 API 时，填写"后端服务地址"后可直接点击旁边的"测试连接"按钮，由服务器真实探测目标地址的可达性（返回 HTTP 状态码与延迟），确认连通后再保存，可有效避免注册无效接口。</w:t>
+      </w:r>
+    </w:p>
+    <w:p>
+      <w:pPr>
+        <w:pStyle w:val="Heading1"/>
+        <w:spacing w:after="160" w:before="320"/>
+      </w:pPr>
+      <w:r>
+        <w:rPr>
+          <w:rFonts w:ascii="Times New Roman" w:cs="Times New Roman" w:eastAsia="SimSun" w:hAnsi="Times New Roman"/>
+          <w:b/>
+          <w:bCs/>
+          <w:color w:val="1F2A37"/>
+          <w:sz w:val="30"/>
+          <w:szCs w:val="30"/>
+        </w:rPr>
+        <w:t xml:space="preserve">八、数据与备份</w:t>
+      </w:r>
+    </w:p>
+    <w:p>
+      <w:pPr>
+        <w:spacing w:after="160" w:line="300"/>
+        <w:ind w:firstLine="475"/>
+      </w:pPr>
+      <w:r>
+        <w:rPr>
+          <w:rFonts w:ascii="Times New Roman" w:cs="Times New Roman" w:eastAsia="SimSun" w:hAnsi="Times New Roman"/>
+          <w:sz w:val="24"/>
+          <w:szCs w:val="24"/>
+        </w:rPr>
+        <w:t xml:space="preserve">系统全部业务数据存储于单个 SQLite 文件 server/data.db，包括：API 定义、分组、应用密钥、告警规则与记录、按天聚合指标、调用日志、操作审计日志、用户账号（密码为加盐哈希，不含明文）。</w:t>
+      </w:r>
+    </w:p>
+    <w:p>
+      <w:pPr>
+        <w:spacing w:after="160" w:line="300"/>
+        <w:ind w:firstLine="475"/>
+      </w:pPr>
+      <w:r>
+        <w:rPr>
+          <w:rFonts w:ascii="Times New Roman" w:cs="Times New Roman" w:eastAsia="SimSun" w:hAnsi="Times New Roman"/>
+          <w:sz w:val="24"/>
+          <w:szCs w:val="24"/>
+        </w:rPr>
+        <w:t xml:space="preserve">方式一（推荐）：管理员在控制台"系统管理 → 数据备份与恢复"中点击"下载备份"，系统使用 SQLite VACUUM INTO 生成运行中的一致性快照文件，无需停止服务；同页面可上传备份文件执行恢复（可选是否连同用户账号一并恢复，恢复后所有登录会话失效需重新登录）。</w:t>
+      </w:r>
+    </w:p>
+    <w:p>
+      <w:pPr>
+        <w:spacing w:after="160" w:line="300"/>
+        <w:ind w:firstLine="475"/>
+      </w:pPr>
+      <w:r>
+        <w:rPr>
+          <w:rFonts w:ascii="Times New Roman" w:cs="Times New Roman" w:eastAsia="SimSun" w:hAnsi="Times New Roman"/>
+          <w:sz w:val="24"/>
+          <w:szCs w:val="24"/>
+        </w:rPr>
+        <w:t xml:space="preserve">方式二（命令行）：停止后端服务后直接复制该文件即可；运行中备份请使用 SQLite 在线备份命令：</w:t>
+      </w:r>
+    </w:p>
+    <w:p>
+      <w:pPr>
+        <w:shd w:fill="F4F5F7" w:val="clear"/>
+        <w:spacing w:after="0" w:line="260"/>
+        <w:ind w:left="288" w:right="288"/>
+      </w:pPr>
+      <w:r>
+        <w:rPr>
+          <w:rFonts w:ascii="Courier New" w:cs="Courier New" w:eastAsia="SimSun" w:hAnsi="Courier New"/>
+          <w:color w:val="333333"/>
+          <w:sz w:val="18"/>
+          <w:szCs w:val="18"/>
+        </w:rPr>
+        <w:t xml:space="preserve">sqlite3 server/data.db ".backup backup/data-$(date +%F).db"</w:t>
+      </w:r>
+    </w:p>
+    <w:p>
+      <w:pPr>
+        <w:spacing w:after="160" w:line="300"/>
+        <w:ind w:firstLine="475"/>
+      </w:pPr>
+      <w:r>
+        <w:rPr>
+          <w:rFonts w:ascii="Times New Roman" w:cs="Times New Roman" w:eastAsia="SimSun" w:hAnsi="Times New Roman"/>
+          <w:sz w:val="24"/>
+          <w:szCs w:val="24"/>
+        </w:rPr>
+        <w:t xml:space="preserve">恢复方式：停止后端服务，用备份文件替换 server/data.db 后重新启动。</w:t>
+      </w:r>
+    </w:p>
+    <w:p>
+      <w:pPr>
+        <w:spacing w:after="160" w:line="300"/>
+        <w:ind w:firstLine="475"/>
+      </w:pPr>
+      <w:r>
+        <w:rPr>
+          <w:rFonts w:ascii="Times New Roman" w:cs="Times New Roman" w:eastAsia="SimSun" w:hAnsi="Times New Roman"/>
+          <w:sz w:val="24"/>
+          <w:szCs w:val="24"/>
+        </w:rPr>
+        <w:t xml:space="preserve">注意事项：</w:t>
       </w:r>
     </w:p>
     <w:p>
@@ -3058,306 +3058,7 @@
           <w:sz w:val="24"/>
           <w:szCs w:val="24"/>
         </w:rPr>
-        <w:t xml:space="preserve">调用日志与操作审计日志超过保留期（默认 30 天，LOG_RETENTION_DAYS 可调）后，系统启动时与每 24 小时自动分别压缩归档到 server/archives/（logs-archive-* 为调用日志、audit-archive-* 为审计日志，gzip NDJSON 格式）并从库中清除；管理员可在"系统管理"页面手动触发归档或下载归档文件。备份时请连同 server/archives/ 目录一并复制。</w:t>
-      </w:r>
-    </w:p>
-    <w:p>
-      <w:pPr>
-        <w:pStyle w:val="Heading1"/>
-        <w:spacing w:after="160" w:before="320"/>
-      </w:pPr>
-      <w:r>
-        <w:rPr>
-          <w:rFonts w:ascii="Times New Roman" w:cs="Times New Roman" w:eastAsia="SimSun" w:hAnsi="Times New Roman"/>
-          <w:b/>
-          <w:bCs/>
-          <w:color w:val="1F2A37"/>
-          <w:sz w:val="30"/>
-          <w:szCs w:val="30"/>
-        </w:rPr>
-        <w:t xml:space="preserve">九、运维管理</w:t>
-      </w:r>
-    </w:p>
-    <w:p>
-      <w:pPr>
-        <w:spacing w:after="160" w:line="300"/>
-        <w:ind w:firstLine="475"/>
-      </w:pPr>
-      <w:r>
-        <w:rPr>
-          <w:rFonts w:ascii="Times New Roman" w:cs="Times New Roman" w:eastAsia="SimSun" w:hAnsi="Times New Roman"/>
-          <w:sz w:val="24"/>
-          <w:szCs w:val="24"/>
-        </w:rPr>
-        <w:t xml:space="preserve">生产环境建议使用进程管理器守护后端服务。以 pm2 为例：</w:t>
-      </w:r>
-    </w:p>
-    <w:p>
-      <w:pPr>
-        <w:shd w:fill="F4F5F7" w:val="clear"/>
-        <w:spacing w:after="0" w:line="260"/>
-        <w:ind w:left="288" w:right="288"/>
-      </w:pPr>
-      <w:r>
-        <w:rPr>
-          <w:rFonts w:ascii="Courier New" w:cs="Courier New" w:eastAsia="SimSun" w:hAnsi="Courier New"/>
-          <w:color w:val="333333"/>
-          <w:sz w:val="18"/>
-          <w:szCs w:val="18"/>
-        </w:rPr>
-        <w:t xml:space="preserve">npm install -g pm2</w:t>
-      </w:r>
-    </w:p>
-    <w:p>
-      <w:pPr>
-        <w:shd w:fill="F4F5F7" w:val="clear"/>
-        <w:spacing w:after="0" w:line="260"/>
-        <w:ind w:left="288" w:right="288"/>
-      </w:pPr>
-      <w:r>
-        <w:rPr>
-          <w:rFonts w:ascii="Courier New" w:cs="Courier New" w:eastAsia="SimSun" w:hAnsi="Courier New"/>
-          <w:color w:val="333333"/>
-          <w:sz w:val="18"/>
-          <w:szCs w:val="18"/>
-        </w:rPr>
-        <w:t xml:space="preserve">pm2 start server/index.js --name webapi-gateway</w:t>
-      </w:r>
-    </w:p>
-    <w:p>
-      <w:pPr>
-        <w:shd w:fill="F4F5F7" w:val="clear"/>
-        <w:spacing w:after="0" w:line="260"/>
-        <w:ind w:left="288" w:right="288"/>
-      </w:pPr>
-      <w:r>
-        <w:rPr>
-          <w:rFonts w:ascii="Courier New" w:cs="Courier New" w:eastAsia="SimSun" w:hAnsi="Courier New"/>
-          <w:color w:val="333333"/>
-          <w:sz w:val="18"/>
-          <w:szCs w:val="18"/>
-        </w:rPr>
-        <w:t xml:space="preserve">pm2 save &amp;&amp; pm2 startup</w:t>
-      </w:r>
-    </w:p>
-    <w:p>
-      <w:pPr>
-        <w:spacing w:after="160" w:line="300"/>
-        <w:ind w:firstLine="475"/>
-      </w:pPr>
-      <w:r>
-        <w:rPr>
-          <w:rFonts w:ascii="Times New Roman" w:cs="Times New Roman" w:eastAsia="SimSun" w:hAnsi="Times New Roman"/>
-          <w:sz w:val="24"/>
-          <w:szCs w:val="24"/>
-        </w:rPr>
-        <w:t xml:space="preserve">或以 systemd 守护（Linux）：</w:t>
-      </w:r>
-    </w:p>
-    <w:p>
-      <w:pPr>
-        <w:shd w:fill="F4F5F7" w:val="clear"/>
-        <w:spacing w:after="0" w:line="260"/>
-        <w:ind w:left="288" w:right="288"/>
-      </w:pPr>
-      <w:r>
-        <w:rPr>
-          <w:rFonts w:ascii="Courier New" w:cs="Courier New" w:eastAsia="SimSun" w:hAnsi="Courier New"/>
-          <w:color w:val="333333"/>
-          <w:sz w:val="18"/>
-          <w:szCs w:val="18"/>
-        </w:rPr>
-        <w:t xml:space="preserve">[Unit]</w:t>
-      </w:r>
-    </w:p>
-    <w:p>
-      <w:pPr>
-        <w:shd w:fill="F4F5F7" w:val="clear"/>
-        <w:spacing w:after="0" w:line="260"/>
-        <w:ind w:left="288" w:right="288"/>
-      </w:pPr>
-      <w:r>
-        <w:rPr>
-          <w:rFonts w:ascii="Courier New" w:cs="Courier New" w:eastAsia="SimSun" w:hAnsi="Courier New"/>
-          <w:color w:val="333333"/>
-          <w:sz w:val="18"/>
-          <w:szCs w:val="18"/>
-        </w:rPr>
-        <w:t xml:space="preserve">Description=WebAPI Gateway</w:t>
-      </w:r>
-    </w:p>
-    <w:p>
-      <w:pPr>
-        <w:shd w:fill="F4F5F7" w:val="clear"/>
-        <w:spacing w:after="0" w:line="260"/>
-        <w:ind w:left="288" w:right="288"/>
-      </w:pPr>
-      <w:r>
-        <w:rPr>
-          <w:rFonts w:ascii="Courier New" w:cs="Courier New" w:eastAsia="SimSun" w:hAnsi="Courier New"/>
-          <w:color w:val="333333"/>
-          <w:sz w:val="18"/>
-          <w:szCs w:val="18"/>
-        </w:rPr>
-        <w:t xml:space="preserve">After=network.target</w:t>
-      </w:r>
-    </w:p>
-    <w:p>
-      <w:pPr>
-        <w:shd w:fill="F4F5F7" w:val="clear"/>
-        <w:spacing w:after="0" w:line="260"/>
-        <w:ind w:left="288" w:right="288"/>
-      </w:pPr>
-      <w:r>
-        <w:rPr>
-          <w:rFonts w:ascii="Courier New" w:cs="Courier New" w:eastAsia="SimSun" w:hAnsi="Courier New"/>
-          <w:color w:val="333333"/>
-          <w:sz w:val="18"/>
-          <w:szCs w:val="18"/>
-        </w:rPr>
-        <w:t xml:space="preserve"> </w:t>
-      </w:r>
-    </w:p>
-    <w:p>
-      <w:pPr>
-        <w:shd w:fill="F4F5F7" w:val="clear"/>
-        <w:spacing w:after="0" w:line="260"/>
-        <w:ind w:left="288" w:right="288"/>
-      </w:pPr>
-      <w:r>
-        <w:rPr>
-          <w:rFonts w:ascii="Courier New" w:cs="Courier New" w:eastAsia="SimSun" w:hAnsi="Courier New"/>
-          <w:color w:val="333333"/>
-          <w:sz w:val="18"/>
-          <w:szCs w:val="18"/>
-        </w:rPr>
-        <w:t xml:space="preserve">[Service]</w:t>
-      </w:r>
-    </w:p>
-    <w:p>
-      <w:pPr>
-        <w:shd w:fill="F4F5F7" w:val="clear"/>
-        <w:spacing w:after="0" w:line="260"/>
-        <w:ind w:left="288" w:right="288"/>
-      </w:pPr>
-      <w:r>
-        <w:rPr>
-          <w:rFonts w:ascii="Courier New" w:cs="Courier New" w:eastAsia="SimSun" w:hAnsi="Courier New"/>
-          <w:color w:val="333333"/>
-          <w:sz w:val="18"/>
-          <w:szCs w:val="18"/>
-        </w:rPr>
-        <w:t xml:space="preserve">WorkingDirectory=/opt/webapi-platform</w:t>
-      </w:r>
-    </w:p>
-    <w:p>
-      <w:pPr>
-        <w:shd w:fill="F4F5F7" w:val="clear"/>
-        <w:spacing w:after="0" w:line="260"/>
-        <w:ind w:left="288" w:right="288"/>
-      </w:pPr>
-      <w:r>
-        <w:rPr>
-          <w:rFonts w:ascii="Courier New" w:cs="Courier New" w:eastAsia="SimSun" w:hAnsi="Courier New"/>
-          <w:color w:val="333333"/>
-          <w:sz w:val="18"/>
-          <w:szCs w:val="18"/>
-        </w:rPr>
-        <w:t xml:space="preserve">ExecStart=/usr/bin/node server/index.js</w:t>
-      </w:r>
-    </w:p>
-    <w:p>
-      <w:pPr>
-        <w:shd w:fill="F4F5F7" w:val="clear"/>
-        <w:spacing w:after="0" w:line="260"/>
-        <w:ind w:left="288" w:right="288"/>
-      </w:pPr>
-      <w:r>
-        <w:rPr>
-          <w:rFonts w:ascii="Courier New" w:cs="Courier New" w:eastAsia="SimSun" w:hAnsi="Courier New"/>
-          <w:color w:val="333333"/>
-          <w:sz w:val="18"/>
-          <w:szCs w:val="18"/>
-        </w:rPr>
-        <w:t xml:space="preserve">Restart=always</w:t>
-      </w:r>
-    </w:p>
-    <w:p>
-      <w:pPr>
-        <w:shd w:fill="F4F5F7" w:val="clear"/>
-        <w:spacing w:after="0" w:line="260"/>
-        <w:ind w:left="288" w:right="288"/>
-      </w:pPr>
-      <w:r>
-        <w:rPr>
-          <w:rFonts w:ascii="Courier New" w:cs="Courier New" w:eastAsia="SimSun" w:hAnsi="Courier New"/>
-          <w:color w:val="333333"/>
-          <w:sz w:val="18"/>
-          <w:szCs w:val="18"/>
-        </w:rPr>
-        <w:t xml:space="preserve">Environment=PORT=3100</w:t>
-      </w:r>
-    </w:p>
-    <w:p>
-      <w:pPr>
-        <w:shd w:fill="F4F5F7" w:val="clear"/>
-        <w:spacing w:after="0" w:line="260"/>
-        <w:ind w:left="288" w:right="288"/>
-      </w:pPr>
-      <w:r>
-        <w:rPr>
-          <w:rFonts w:ascii="Courier New" w:cs="Courier New" w:eastAsia="SimSun" w:hAnsi="Courier New"/>
-          <w:color w:val="333333"/>
-          <w:sz w:val="18"/>
-          <w:szCs w:val="18"/>
-        </w:rPr>
-        <w:t xml:space="preserve"> </w:t>
-      </w:r>
-    </w:p>
-    <w:p>
-      <w:pPr>
-        <w:shd w:fill="F4F5F7" w:val="clear"/>
-        <w:spacing w:after="0" w:line="260"/>
-        <w:ind w:left="288" w:right="288"/>
-      </w:pPr>
-      <w:r>
-        <w:rPr>
-          <w:rFonts w:ascii="Courier New" w:cs="Courier New" w:eastAsia="SimSun" w:hAnsi="Courier New"/>
-          <w:color w:val="333333"/>
-          <w:sz w:val="18"/>
-          <w:szCs w:val="18"/>
-        </w:rPr>
-        <w:t xml:space="preserve">[Install]</w:t>
-      </w:r>
-    </w:p>
-    <w:p>
-      <w:pPr>
-        <w:shd w:fill="F4F5F7" w:val="clear"/>
-        <w:spacing w:after="0" w:line="260"/>
-        <w:ind w:left="288" w:right="288"/>
-      </w:pPr>
-      <w:r>
-        <w:rPr>
-          <w:rFonts w:ascii="Courier New" w:cs="Courier New" w:eastAsia="SimSun" w:hAnsi="Courier New"/>
-          <w:color w:val="333333"/>
-          <w:sz w:val="18"/>
-          <w:szCs w:val="18"/>
-        </w:rPr>
-        <w:t xml:space="preserve">WantedBy=multi-user.target</w:t>
-      </w:r>
-    </w:p>
-    <w:p>
-      <w:pPr>
-        <w:spacing w:after="160" w:line="300"/>
-        <w:ind w:firstLine="475"/>
-      </w:pPr>
-      <w:r>
-        <w:rPr>
-          <w:rFonts w:ascii="Times New Roman" w:cs="Times New Roman" w:eastAsia="SimSun" w:hAnsi="Times New Roman"/>
-          <w:sz w:val="24"/>
-          <w:szCs w:val="24"/>
-        </w:rPr>
-        <w:t xml:space="preserve">日常运维事项：</w:t>
+        <w:t xml:space="preserve">限流计数与熔断状态保存在内存中，重启后端后自动清零，不影响持久化数据。</w:t>
       </w:r>
     </w:p>
     <w:p>
@@ -3375,7 +3076,342 @@
           <w:sz w:val="24"/>
           <w:szCs w:val="24"/>
         </w:rPr>
-        <w:t xml:space="preserve">关注控制台"监控告警"页的实时流量与告警记录，严重级别告警应及时处理并在页面标记。</w:t>
+        <w:t xml:space="preserve">如需恢复出厂示例数据，可登录后调用管理接口 POST /admin/reset（会清空业务数据，但不影响用户账号与密码），仅管理员可调用。</w:t>
+      </w:r>
+    </w:p>
+    <w:p>
+      <w:pPr>
+        <w:pStyle w:val="ListParagraph"/>
+        <w:numPr>
+          <w:ilvl w:val="0"/>
+          <w:numId w:val="1"/>
+        </w:numPr>
+        <w:spacing w:after="80" w:line="300"/>
+      </w:pPr>
+      <w:r>
+        <w:rPr>
+          <w:rFonts w:ascii="Times New Roman" w:cs="Times New Roman" w:eastAsia="SimSun" w:hAnsi="Times New Roman"/>
+          <w:sz w:val="24"/>
+          <w:szCs w:val="24"/>
+        </w:rPr>
+        <w:t xml:space="preserve">调用日志与操作审计日志超过保留期（默认 30 天，LOG_RETENTION_DAYS 可调）后，系统启动时与每 24 小时自动分别压缩归档到 server/archives/（logs-archive-* 为调用日志、audit-archive-* 为审计日志，gzip NDJSON 格式）并从库中清除；管理员可在"系统管理"页面手动触发归档或下载归档文件。备份时请连同 server/archives/ 目录一并复制。</w:t>
+      </w:r>
+    </w:p>
+    <w:p>
+      <w:pPr>
+        <w:pStyle w:val="Heading1"/>
+        <w:spacing w:after="160" w:before="320"/>
+      </w:pPr>
+      <w:r>
+        <w:rPr>
+          <w:rFonts w:ascii="Times New Roman" w:cs="Times New Roman" w:eastAsia="SimSun" w:hAnsi="Times New Roman"/>
+          <w:b/>
+          <w:bCs/>
+          <w:color w:val="1F2A37"/>
+          <w:sz w:val="30"/>
+          <w:szCs w:val="30"/>
+        </w:rPr>
+        <w:t xml:space="preserve">九、运维管理</w:t>
+      </w:r>
+    </w:p>
+    <w:p>
+      <w:pPr>
+        <w:spacing w:after="160" w:line="300"/>
+        <w:ind w:firstLine="475"/>
+      </w:pPr>
+      <w:r>
+        <w:rPr>
+          <w:rFonts w:ascii="Times New Roman" w:cs="Times New Roman" w:eastAsia="SimSun" w:hAnsi="Times New Roman"/>
+          <w:sz w:val="24"/>
+          <w:szCs w:val="24"/>
+        </w:rPr>
+        <w:t xml:space="preserve">生产环境建议使用进程管理器守护后端服务。以 pm2 为例：</w:t>
+      </w:r>
+    </w:p>
+    <w:p>
+      <w:pPr>
+        <w:shd w:fill="F4F5F7" w:val="clear"/>
+        <w:spacing w:after="0" w:line="260"/>
+        <w:ind w:left="288" w:right="288"/>
+      </w:pPr>
+      <w:r>
+        <w:rPr>
+          <w:rFonts w:ascii="Courier New" w:cs="Courier New" w:eastAsia="SimSun" w:hAnsi="Courier New"/>
+          <w:color w:val="333333"/>
+          <w:sz w:val="18"/>
+          <w:szCs w:val="18"/>
+        </w:rPr>
+        <w:t xml:space="preserve">npm install -g pm2</w:t>
+      </w:r>
+    </w:p>
+    <w:p>
+      <w:pPr>
+        <w:shd w:fill="F4F5F7" w:val="clear"/>
+        <w:spacing w:after="0" w:line="260"/>
+        <w:ind w:left="288" w:right="288"/>
+      </w:pPr>
+      <w:r>
+        <w:rPr>
+          <w:rFonts w:ascii="Courier New" w:cs="Courier New" w:eastAsia="SimSun" w:hAnsi="Courier New"/>
+          <w:color w:val="333333"/>
+          <w:sz w:val="18"/>
+          <w:szCs w:val="18"/>
+        </w:rPr>
+        <w:t xml:space="preserve">pm2 start server/index.js --name webapi-gateway</w:t>
+      </w:r>
+    </w:p>
+    <w:p>
+      <w:pPr>
+        <w:shd w:fill="F4F5F7" w:val="clear"/>
+        <w:spacing w:after="0" w:line="260"/>
+        <w:ind w:left="288" w:right="288"/>
+      </w:pPr>
+      <w:r>
+        <w:rPr>
+          <w:rFonts w:ascii="Courier New" w:cs="Courier New" w:eastAsia="SimSun" w:hAnsi="Courier New"/>
+          <w:color w:val="333333"/>
+          <w:sz w:val="18"/>
+          <w:szCs w:val="18"/>
+        </w:rPr>
+        <w:t xml:space="preserve">pm2 save &amp;&amp; pm2 startup</w:t>
+      </w:r>
+    </w:p>
+    <w:p>
+      <w:pPr>
+        <w:spacing w:after="160" w:line="300"/>
+        <w:ind w:firstLine="475"/>
+      </w:pPr>
+      <w:r>
+        <w:rPr>
+          <w:rFonts w:ascii="Times New Roman" w:cs="Times New Roman" w:eastAsia="SimSun" w:hAnsi="Times New Roman"/>
+          <w:sz w:val="24"/>
+          <w:szCs w:val="24"/>
+        </w:rPr>
+        <w:t xml:space="preserve">或以 systemd 守护（Linux）：</w:t>
+      </w:r>
+    </w:p>
+    <w:p>
+      <w:pPr>
+        <w:shd w:fill="F4F5F7" w:val="clear"/>
+        <w:spacing w:after="0" w:line="260"/>
+        <w:ind w:left="288" w:right="288"/>
+      </w:pPr>
+      <w:r>
+        <w:rPr>
+          <w:rFonts w:ascii="Courier New" w:cs="Courier New" w:eastAsia="SimSun" w:hAnsi="Courier New"/>
+          <w:color w:val="333333"/>
+          <w:sz w:val="18"/>
+          <w:szCs w:val="18"/>
+        </w:rPr>
+        <w:t xml:space="preserve">[Unit]</w:t>
+      </w:r>
+    </w:p>
+    <w:p>
+      <w:pPr>
+        <w:shd w:fill="F4F5F7" w:val="clear"/>
+        <w:spacing w:after="0" w:line="260"/>
+        <w:ind w:left="288" w:right="288"/>
+      </w:pPr>
+      <w:r>
+        <w:rPr>
+          <w:rFonts w:ascii="Courier New" w:cs="Courier New" w:eastAsia="SimSun" w:hAnsi="Courier New"/>
+          <w:color w:val="333333"/>
+          <w:sz w:val="18"/>
+          <w:szCs w:val="18"/>
+        </w:rPr>
+        <w:t xml:space="preserve">Description=WebAPI Gateway</w:t>
+      </w:r>
+    </w:p>
+    <w:p>
+      <w:pPr>
+        <w:shd w:fill="F4F5F7" w:val="clear"/>
+        <w:spacing w:after="0" w:line="260"/>
+        <w:ind w:left="288" w:right="288"/>
+      </w:pPr>
+      <w:r>
+        <w:rPr>
+          <w:rFonts w:ascii="Courier New" w:cs="Courier New" w:eastAsia="SimSun" w:hAnsi="Courier New"/>
+          <w:color w:val="333333"/>
+          <w:sz w:val="18"/>
+          <w:szCs w:val="18"/>
+        </w:rPr>
+        <w:t xml:space="preserve">After=network.target</w:t>
+      </w:r>
+    </w:p>
+    <w:p>
+      <w:pPr>
+        <w:shd w:fill="F4F5F7" w:val="clear"/>
+        <w:spacing w:after="0" w:line="260"/>
+        <w:ind w:left="288" w:right="288"/>
+      </w:pPr>
+      <w:r>
+        <w:rPr>
+          <w:rFonts w:ascii="Courier New" w:cs="Courier New" w:eastAsia="SimSun" w:hAnsi="Courier New"/>
+          <w:color w:val="333333"/>
+          <w:sz w:val="18"/>
+          <w:szCs w:val="18"/>
+        </w:rPr>
+        <w:t xml:space="preserve"> </w:t>
+      </w:r>
+    </w:p>
+    <w:p>
+      <w:pPr>
+        <w:shd w:fill="F4F5F7" w:val="clear"/>
+        <w:spacing w:after="0" w:line="260"/>
+        <w:ind w:left="288" w:right="288"/>
+      </w:pPr>
+      <w:r>
+        <w:rPr>
+          <w:rFonts w:ascii="Courier New" w:cs="Courier New" w:eastAsia="SimSun" w:hAnsi="Courier New"/>
+          <w:color w:val="333333"/>
+          <w:sz w:val="18"/>
+          <w:szCs w:val="18"/>
+        </w:rPr>
+        <w:t xml:space="preserve">[Service]</w:t>
+      </w:r>
+    </w:p>
+    <w:p>
+      <w:pPr>
+        <w:shd w:fill="F4F5F7" w:val="clear"/>
+        <w:spacing w:after="0" w:line="260"/>
+        <w:ind w:left="288" w:right="288"/>
+      </w:pPr>
+      <w:r>
+        <w:rPr>
+          <w:rFonts w:ascii="Courier New" w:cs="Courier New" w:eastAsia="SimSun" w:hAnsi="Courier New"/>
+          <w:color w:val="333333"/>
+          <w:sz w:val="18"/>
+          <w:szCs w:val="18"/>
+        </w:rPr>
+        <w:t xml:space="preserve">WorkingDirectory=/opt/webapi-platform</w:t>
+      </w:r>
+    </w:p>
+    <w:p>
+      <w:pPr>
+        <w:shd w:fill="F4F5F7" w:val="clear"/>
+        <w:spacing w:after="0" w:line="260"/>
+        <w:ind w:left="288" w:right="288"/>
+      </w:pPr>
+      <w:r>
+        <w:rPr>
+          <w:rFonts w:ascii="Courier New" w:cs="Courier New" w:eastAsia="SimSun" w:hAnsi="Courier New"/>
+          <w:color w:val="333333"/>
+          <w:sz w:val="18"/>
+          <w:szCs w:val="18"/>
+        </w:rPr>
+        <w:t xml:space="preserve">ExecStart=/usr/bin/node server/index.js</w:t>
+      </w:r>
+    </w:p>
+    <w:p>
+      <w:pPr>
+        <w:shd w:fill="F4F5F7" w:val="clear"/>
+        <w:spacing w:after="0" w:line="260"/>
+        <w:ind w:left="288" w:right="288"/>
+      </w:pPr>
+      <w:r>
+        <w:rPr>
+          <w:rFonts w:ascii="Courier New" w:cs="Courier New" w:eastAsia="SimSun" w:hAnsi="Courier New"/>
+          <w:color w:val="333333"/>
+          <w:sz w:val="18"/>
+          <w:szCs w:val="18"/>
+        </w:rPr>
+        <w:t xml:space="preserve">Restart=always</w:t>
+      </w:r>
+    </w:p>
+    <w:p>
+      <w:pPr>
+        <w:shd w:fill="F4F5F7" w:val="clear"/>
+        <w:spacing w:after="0" w:line="260"/>
+        <w:ind w:left="288" w:right="288"/>
+      </w:pPr>
+      <w:r>
+        <w:rPr>
+          <w:rFonts w:ascii="Courier New" w:cs="Courier New" w:eastAsia="SimSun" w:hAnsi="Courier New"/>
+          <w:color w:val="333333"/>
+          <w:sz w:val="18"/>
+          <w:szCs w:val="18"/>
+        </w:rPr>
+        <w:t xml:space="preserve">Environment=PORT=3100</w:t>
+      </w:r>
+    </w:p>
+    <w:p>
+      <w:pPr>
+        <w:shd w:fill="F4F5F7" w:val="clear"/>
+        <w:spacing w:after="0" w:line="260"/>
+        <w:ind w:left="288" w:right="288"/>
+      </w:pPr>
+      <w:r>
+        <w:rPr>
+          <w:rFonts w:ascii="Courier New" w:cs="Courier New" w:eastAsia="SimSun" w:hAnsi="Courier New"/>
+          <w:color w:val="333333"/>
+          <w:sz w:val="18"/>
+          <w:szCs w:val="18"/>
+        </w:rPr>
+        <w:t xml:space="preserve"> </w:t>
+      </w:r>
+    </w:p>
+    <w:p>
+      <w:pPr>
+        <w:shd w:fill="F4F5F7" w:val="clear"/>
+        <w:spacing w:after="0" w:line="260"/>
+        <w:ind w:left="288" w:right="288"/>
+      </w:pPr>
+      <w:r>
+        <w:rPr>
+          <w:rFonts w:ascii="Courier New" w:cs="Courier New" w:eastAsia="SimSun" w:hAnsi="Courier New"/>
+          <w:color w:val="333333"/>
+          <w:sz w:val="18"/>
+          <w:szCs w:val="18"/>
+        </w:rPr>
+        <w:t xml:space="preserve">[Install]</w:t>
+      </w:r>
+    </w:p>
+    <w:p>
+      <w:pPr>
+        <w:shd w:fill="F4F5F7" w:val="clear"/>
+        <w:spacing w:after="0" w:line="260"/>
+        <w:ind w:left="288" w:right="288"/>
+      </w:pPr>
+      <w:r>
+        <w:rPr>
+          <w:rFonts w:ascii="Courier New" w:cs="Courier New" w:eastAsia="SimSun" w:hAnsi="Courier New"/>
+          <w:color w:val="333333"/>
+          <w:sz w:val="18"/>
+          <w:szCs w:val="18"/>
+        </w:rPr>
+        <w:t xml:space="preserve">WantedBy=multi-user.target</w:t>
+      </w:r>
+    </w:p>
+    <w:p>
+      <w:pPr>
+        <w:spacing w:after="160" w:line="300"/>
+        <w:ind w:firstLine="475"/>
+      </w:pPr>
+      <w:r>
+        <w:rPr>
+          <w:rFonts w:ascii="Times New Roman" w:cs="Times New Roman" w:eastAsia="SimSun" w:hAnsi="Times New Roman"/>
+          <w:sz w:val="24"/>
+          <w:szCs w:val="24"/>
+        </w:rPr>
+        <w:t xml:space="preserve">日常运维事项：</w:t>
+      </w:r>
+    </w:p>
+    <w:p>
+      <w:pPr>
+        <w:pStyle w:val="ListParagraph"/>
+        <w:numPr>
+          <w:ilvl w:val="0"/>
+          <w:numId w:val="1"/>
+        </w:numPr>
+        <w:spacing w:after="80" w:line="300"/>
+      </w:pPr>
+      <w:r>
+        <w:rPr>
+          <w:rFonts w:ascii="Times New Roman" w:cs="Times New Roman" w:eastAsia="SimSun" w:hAnsi="Times New Roman"/>
+          <w:sz w:val="24"/>
+          <w:szCs w:val="24"/>
+        </w:rPr>
+        <w:t xml:space="preserve">关注控制台"监控告警"页的实时流量与告警记录，严重级别告警应及时处理并在页面标记。告警记录默认仅显示未处理项，可切换"全部告警"查看历史；已处理记录可通过"重置"按钮一键清除（仅管理员，需二次确认），清除操作计入审计。</w:t>
       </w:r>
     </w:p>
     <w:p>
@@ -5139,7 +5175,7 @@
                 <w:sz w:val="24"/>
                 <w:szCs w:val="24"/>
               </w:rPr>
-              <w:t xml:space="preserve">删除 API（联动清理应用授权），仅管理员</w:t>
+              <w:t xml:space="preserve">删除 API（仅废弃状态可删除，联动清理应用授权），仅管理员</w:t>
             </w:r>
           </w:p>
         </w:tc>
@@ -5362,6 +5398,80 @@
                 <w:szCs w:val="24"/>
               </w:rPr>
               <w:t xml:space="preserve">标记告警已处理（需操作员及以上）</w:t>
+            </w:r>
+          </w:p>
+        </w:tc>
+      </w:tr>
+      <w:tr>
+        <w:tc>
+          <w:tcPr>
+            <w:tcW w:type="dxa" w:w="2800"/>
+            <w:tcMar>
+              <w:top w:type="dxa" w:w="100"/>
+              <w:left w:type="dxa" w:w="120"/>
+              <w:bottom w:type="dxa" w:w="100"/>
+              <w:right w:type="dxa" w:w="120"/>
+            </w:tcMar>
+          </w:tcPr>
+          <w:p>
+            <w:pPr>
+              <w:spacing w:after="40" w:line="280"/>
+            </w:pPr>
+            <w:r>
+              <w:rPr>
+                <w:rFonts w:ascii="Times New Roman" w:cs="Times New Roman" w:eastAsia="SimSun" w:hAnsi="Times New Roman"/>
+                <w:sz w:val="24"/>
+                <w:szCs w:val="24"/>
+              </w:rPr>
+              <w:t xml:space="preserve">/admin/alerts/clear-acked</w:t>
+            </w:r>
+          </w:p>
+        </w:tc>
+        <w:tc>
+          <w:tcPr>
+            <w:tcW w:type="dxa" w:w="1800"/>
+            <w:tcMar>
+              <w:top w:type="dxa" w:w="100"/>
+              <w:left w:type="dxa" w:w="120"/>
+              <w:bottom w:type="dxa" w:w="100"/>
+              <w:right w:type="dxa" w:w="120"/>
+            </w:tcMar>
+          </w:tcPr>
+          <w:p>
+            <w:pPr>
+              <w:spacing w:after="40" w:line="280"/>
+            </w:pPr>
+            <w:r>
+              <w:rPr>
+                <w:rFonts w:ascii="Times New Roman" w:cs="Times New Roman" w:eastAsia="SimSun" w:hAnsi="Times New Roman"/>
+                <w:sz w:val="24"/>
+                <w:szCs w:val="24"/>
+              </w:rPr>
+              <w:t xml:space="preserve">POST</w:t>
+            </w:r>
+          </w:p>
+        </w:tc>
+        <w:tc>
+          <w:tcPr>
+            <w:tcW w:type="dxa" w:w="3200"/>
+            <w:tcMar>
+              <w:top w:type="dxa" w:w="100"/>
+              <w:left w:type="dxa" w:w="120"/>
+              <w:bottom w:type="dxa" w:w="100"/>
+              <w:right w:type="dxa" w:w="120"/>
+            </w:tcMar>
+          </w:tcPr>
+          <w:p>
+            <w:pPr>
+              <w:spacing w:after="40" w:line="280"/>
+            </w:pPr>
+            <w:r>
+              <w:rPr>
+                <w:rFonts w:ascii="Times New Roman" w:cs="Times New Roman" w:eastAsia="SimSun" w:hAnsi="Times New Roman"/>
+                <w:sz w:val="24"/>
+                <w:szCs w:val="24"/>
+              </w:rPr>
+              <w:t xml:space="preserve">清除全部已处理告警记录，仅管理员</w:t>
             </w:r>
           </w:p>
         </w:tc>

--- a/docs/WebAPI管理平台部署手册.docx
+++ b/docs/WebAPI管理平台部署手册.docx
@@ -48,7 +48,7 @@
           <w:sz w:val="24"/>
           <w:szCs w:val="24"/>
         </w:rPr>
-        <w:t xml:space="preserve">适用版本：v1.0（含网关转发、监控告警、调用日志、控制台认证）</w:t>
+        <w:t xml:space="preserve">适用版本：v1.1（含网关转发、监控告警、调用日志、控制台认证、多用户角色、日志归档、备份恢复）</w:t>
       </w:r>
     </w:p>
     <w:p>
@@ -63,7 +63,7 @@
           <w:sz w:val="24"/>
           <w:szCs w:val="24"/>
         </w:rPr>
-        <w:t xml:space="preserve">文档日期：2026-08-18</w:t>
+        <w:t xml:space="preserve">文档日期：2026-09-07</w:t>
       </w:r>
     </w:p>
     <w:p>
@@ -490,6 +490,35 @@
           <w:rFonts w:ascii="Times New Roman" w:cs="Times New Roman" w:eastAsia="SimSun" w:hAnsi="Times New Roman"/>
           <w:sz w:val="24"/>
           <w:szCs w:val="24"/>
+          <w:b/>
+        </w:rPr>
+        <w:t xml:space="preserve">v1.1 更新摘要（2026-09-07）：</w:t>
+      </w:r>
+    </w:p>
+    <w:p>
+      <w:pPr>
+        <w:spacing w:after="160" w:line="300"/>
+        <w:ind w:firstLine="475"/>
+      </w:pPr>
+      <w:r>
+        <w:rPr>
+          <w:rFonts w:ascii="Times New Roman" w:cs="Times New Roman" w:eastAsia="SimSun" w:hAnsi="Times New Roman"/>
+          <w:sz w:val="24"/>
+          <w:szCs w:val="24"/>
+        </w:rPr>
+        <w:t xml:space="preserve">本次更新：API 下线、废弃、删除均需弹窗二次确认，仅"已废弃"状态可删除（后端 409 强制校验）；下线/废弃确认弹窗自动提醒已授权的启用中应用；"应用与密钥"页授权标识同步展示 API 最新状态；SecretKey 重置需先停用应用并二次确认；告警记录支持"未处理/全部告警"视图切换与已处理记录一键清除（仅管理员）；修复局域网 HTTP 访问下复制按钮失效问题；CI 流水线新增端到端（16 项断言）与 Playwright UI 冒烟回归。</w:t>
+      </w:r>
+    </w:p>
+    <w:p>
+      <w:pPr>
+        <w:spacing w:after="160" w:line="300"/>
+        <w:ind w:firstLine="475"/>
+      </w:pPr>
+      <w:r>
+        <w:rPr>
+          <w:rFonts w:ascii="Times New Roman" w:cs="Times New Roman" w:eastAsia="SimSun" w:hAnsi="Times New Roman"/>
+          <w:sz w:val="24"/>
+          <w:szCs w:val="24"/>
         </w:rPr>
         <w:t xml:space="preserve">系统零第三方后端依赖，后端仅使用 Node.js 原生模块（node:http + node:sqlite），数据存储于本地 SQLite 文件，部署简单、资源占用低，适合中小规模团队内网部署使用。</w:t>
       </w:r>

--- a/docs/WebAPI管理平台部署手册.docx
+++ b/docs/WebAPI管理平台部署手册.docx
@@ -506,7 +506,7 @@
           <w:sz w:val="24"/>
           <w:szCs w:val="24"/>
         </w:rPr>
-        <w:t xml:space="preserve">本次更新：API 下线、废弃、删除均需弹窗二次确认，仅"已废弃"状态可删除（后端 409 强制校验）；下线/废弃确认弹窗自动提醒已授权的启用中应用；"应用与密钥"页授权标识同步展示 API 最新状态；SecretKey 重置需先停用应用并二次确认；告警记录支持"未处理/全部告警"视图切换与已处理记录一键清除（仅管理员）；修复局域网 HTTP 访问下复制按钮失效问题；CI 流水线新增端到端（16 项断言）与 Playwright UI 冒烟回归。</w:t>
+        <w:t xml:space="preserve">本次更新：API 下线、废弃、删除均需弹窗二次确认，仅"已废弃"状态可删除（后端 409 强制校验）；下线/废弃确认弹窗自动提醒已授权的启用中应用；"应用与密钥"页授权标识同步展示 API 最新状态；SecretKey 重置需先停用应用并二次确认；告警记录支持"未处理/全部告警"视图切换；修复局域网 HTTP 访问下复制按钮失效问题；CI 流水线新增端到端（16 项断言）与 Playwright UI 冒烟回归。</w:t>
       </w:r>
     </w:p>
     <w:p>
@@ -2647,7 +2647,7 @@
           <w:sz w:val="24"/>
           <w:szCs w:val="24"/>
         </w:rPr>
-        <w:t xml:space="preserve">系统内置操作审计：登录成功/失败、退出登录、修改密码、用户增删改、API/分组/应用/告警规则的保存与删除、API 状态流转、告警确认、清除已处理告警、日志归档与下载、数据重置等管理操作全部记录（操作人、角色、对象、详情、来源 IP），管理员可在"系统管理 → 操作审计"中按用户或关键词筛选查询；审计日志容量上限 5 万条，超出自动修剪最旧记录。</w:t>
+        <w:t xml:space="preserve">系统内置操作审计：登录成功/失败、退出登录、修改密码、用户增删改、API/分组/应用/告警规则的保存与删除、API 状态流转、告警确认、日志归档与下载、数据重置等管理操作全部记录（操作人、角色、对象、详情、来源 IP），管理员可在"系统管理 → 操作审计"中按用户或关键词筛选查询；审计日志容量上限 5 万条，超出自动修剪最旧记录。</w:t>
       </w:r>
     </w:p>
     <w:p>
@@ -3440,7 +3440,7 @@
           <w:sz w:val="24"/>
           <w:szCs w:val="24"/>
         </w:rPr>
-        <w:t xml:space="preserve">关注控制台"监控告警"页的实时流量与告警记录，严重级别告警应及时处理并在页面标记。告警记录默认仅显示未处理项，可切换"全部告警"查看历史；已处理记录可通过"重置"按钮一键清除（仅管理员，需二次确认），清除操作计入审计。</w:t>
+        <w:t xml:space="preserve">关注控制台"监控告警"页的实时流量与告警记录，严重级别告警应及时处理并在页面标记。告警记录默认仅显示未处理项，可切换"全部告警"查看历史。</w:t>
       </w:r>
     </w:p>
     <w:p>
@@ -5427,80 +5427,6 @@
                 <w:szCs w:val="24"/>
               </w:rPr>
               <w:t xml:space="preserve">标记告警已处理（需操作员及以上）</w:t>
-            </w:r>
-          </w:p>
-        </w:tc>
-      </w:tr>
-      <w:tr>
-        <w:tc>
-          <w:tcPr>
-            <w:tcW w:type="dxa" w:w="2800"/>
-            <w:tcMar>
-              <w:top w:type="dxa" w:w="100"/>
-              <w:left w:type="dxa" w:w="120"/>
-              <w:bottom w:type="dxa" w:w="100"/>
-              <w:right w:type="dxa" w:w="120"/>
-            </w:tcMar>
-          </w:tcPr>
-          <w:p>
-            <w:pPr>
-              <w:spacing w:after="40" w:line="280"/>
-            </w:pPr>
-            <w:r>
-              <w:rPr>
-                <w:rFonts w:ascii="Times New Roman" w:cs="Times New Roman" w:eastAsia="SimSun" w:hAnsi="Times New Roman"/>
-                <w:sz w:val="24"/>
-                <w:szCs w:val="24"/>
-              </w:rPr>
-              <w:t xml:space="preserve">/admin/alerts/clear-acked</w:t>
-            </w:r>
-          </w:p>
-        </w:tc>
-        <w:tc>
-          <w:tcPr>
-            <w:tcW w:type="dxa" w:w="1800"/>
-            <w:tcMar>
-              <w:top w:type="dxa" w:w="100"/>
-              <w:left w:type="dxa" w:w="120"/>
-              <w:bottom w:type="dxa" w:w="100"/>
-              <w:right w:type="dxa" w:w="120"/>
-            </w:tcMar>
-          </w:tcPr>
-          <w:p>
-            <w:pPr>
-              <w:spacing w:after="40" w:line="280"/>
-            </w:pPr>
-            <w:r>
-              <w:rPr>
-                <w:rFonts w:ascii="Times New Roman" w:cs="Times New Roman" w:eastAsia="SimSun" w:hAnsi="Times New Roman"/>
-                <w:sz w:val="24"/>
-                <w:szCs w:val="24"/>
-              </w:rPr>
-              <w:t xml:space="preserve">POST</w:t>
-            </w:r>
-          </w:p>
-        </w:tc>
-        <w:tc>
-          <w:tcPr>
-            <w:tcW w:type="dxa" w:w="3200"/>
-            <w:tcMar>
-              <w:top w:type="dxa" w:w="100"/>
-              <w:left w:type="dxa" w:w="120"/>
-              <w:bottom w:type="dxa" w:w="100"/>
-              <w:right w:type="dxa" w:w="120"/>
-            </w:tcMar>
-          </w:tcPr>
-          <w:p>
-            <w:pPr>
-              <w:spacing w:after="40" w:line="280"/>
-            </w:pPr>
-            <w:r>
-              <w:rPr>
-                <w:rFonts w:ascii="Times New Roman" w:cs="Times New Roman" w:eastAsia="SimSun" w:hAnsi="Times New Roman"/>
-                <w:sz w:val="24"/>
-                <w:szCs w:val="24"/>
-              </w:rPr>
-              <w:t xml:space="preserve">清除全部已处理告警记录，仅管理员</w:t>
             </w:r>
           </w:p>
         </w:tc>

--- a/docs/WebAPI管理平台部署手册.docx
+++ b/docs/WebAPI管理平台部署手册.docx
@@ -506,7 +506,7 @@
           <w:sz w:val="24"/>
           <w:szCs w:val="24"/>
         </w:rPr>
-        <w:t xml:space="preserve">本次更新：API 下线、废弃、删除均需弹窗二次确认，仅"已废弃"状态可删除（后端 409 强制校验）；下线/废弃确认弹窗自动提醒已授权的启用中应用；"应用与密钥"页授权标识同步展示 API 最新状态；SecretKey 重置需先停用应用并二次确认；告警记录支持"未处理/全部告警"视图切换；修复局域网 HTTP 访问下复制按钮失效问题；CI 流水线新增端到端（16 项断言）与 Playwright UI 冒烟回归。</w:t>
+        <w:t xml:space="preserve">本次更新：API 下线、废弃、删除均需弹窗二次确认，仅"已废弃"状态可删除（后端 409 强制校验）；已授权给启用中应用的 API 禁止下线/废弃（前后端双重拦截）；"应用与密钥"页授权标识同步展示 API 最新状态；SecretKey 重置需先停用应用并二次确认；告警记录支持"未处理/全部告警"视图切换；修复局域网 HTTP 访问下复制按钮失效问题；CI 流水线新增端到端（16 项断言）与 Playwright UI 冒烟回归。</w:t>
       </w:r>
     </w:p>
     <w:p>
@@ -2769,7 +2769,7 @@
           <w:sz w:val="24"/>
           <w:szCs w:val="24"/>
         </w:rPr>
-        <w:t xml:space="preserve">对已授权给启用中应用的 API 执行下线/废弃时，确认弹窗会列出受影响的应用清单，请先通知相关调用方再执行操作。</w:t>
+        <w:t xml:space="preserve">已授权给启用中应用的 API 禁止下线/废弃（后端返回 409 强制拦截），需先在"应用与密钥"中停用相关应用或移除该 API 的授权后再操作。</w:t>
       </w:r>
     </w:p>
     <w:p>

--- a/docs/WebAPI管理平台部署手册.docx
+++ b/docs/WebAPI管理平台部署手册.docx
@@ -506,20 +506,6 @@
           <w:sz w:val="24"/>
           <w:szCs w:val="24"/>
         </w:rPr>
-        <w:t xml:space="preserve">本次更新：API 下线、废弃、删除均需弹窗二次确认，仅"已废弃"状态可删除（后端 409 强制校验）；已授权给启用中应用的 API 禁止下线/废弃（前后端双重拦截）；"应用与密钥"页授权标识同步展示 API 最新状态；SecretKey 重置需先停用应用并二次确认；告警记录支持"未处理/全部告警"视图切换；修复局域网 HTTP 访问下复制按钮失效问题；CI 流水线新增端到端（16 项断言）与 Playwright UI 冒烟回归。</w:t>
-      </w:r>
-    </w:p>
-    <w:p>
-      <w:pPr>
-        <w:spacing w:after="160" w:line="300"/>
-        <w:ind w:firstLine="475"/>
-      </w:pPr>
-      <w:r>
-        <w:rPr>
-          <w:rFonts w:ascii="Times New Roman" w:cs="Times New Roman" w:eastAsia="SimSun" w:hAnsi="Times New Roman"/>
-          <w:sz w:val="24"/>
-          <w:szCs w:val="24"/>
-        </w:rPr>
         <w:t xml:space="preserve">系统零第三方后端依赖，后端仅使用 Node.js 原生模块（node:http + node:sqlite），数据存储于本地 SQLite 文件，部署简单、资源占用低，适合中小规模团队内网部署使用。</w:t>
       </w:r>
     </w:p>
@@ -2751,25 +2737,7 @@
           <w:sz w:val="24"/>
           <w:szCs w:val="24"/>
         </w:rPr>
-        <w:t xml:space="preserve">API 下线、废弃、删除均需弹窗二次确认；仅"已废弃"状态的 API 允许删除（后端同步强制校验，返回 409），删除后联动清理应用授权。</w:t>
-      </w:r>
-    </w:p>
-    <w:p>
-      <w:pPr>
-        <w:pStyle w:val="ListParagraph"/>
-        <w:numPr>
-          <w:ilvl w:val="0"/>
-          <w:numId w:val="1"/>
-        </w:numPr>
-        <w:spacing w:after="80" w:line="300"/>
-      </w:pPr>
-      <w:r>
-        <w:rPr>
-          <w:rFonts w:ascii="Times New Roman" w:cs="Times New Roman" w:eastAsia="SimSun" w:hAnsi="Times New Roman"/>
-          <w:sz w:val="24"/>
-          <w:szCs w:val="24"/>
-        </w:rPr>
-        <w:t xml:space="preserve">已授权给启用中应用的 API 禁止下线/废弃（后端返回 409 强制拦截），需先在"应用与密钥"中停用相关应用或移除该 API 的授权后再操作。</w:t>
+        <w:t xml:space="preserve">API 编辑与生命周期受严格管控：已发布状态的 API 不允许编辑（需先下线）；已授权给启用中应用的 API 禁止下线/废弃（后端返回 409 强制拦截），需先在"应用与密钥"中停用相关应用或移除授权；仅"已废弃"状态的 API 允许删除，删除后联动清理应用授权。以上约束均经后端强制校验。</w:t>
       </w:r>
     </w:p>
     <w:p>

--- a/docs/WebAPI管理平台部署手册.docx
+++ b/docs/WebAPI管理平台部署手册.docx
@@ -506,6 +506,20 @@
           <w:sz w:val="24"/>
           <w:szCs w:val="24"/>
         </w:rPr>
+        <w:t xml:space="preserve">本次更新：API 生命周期管控闭环——已发布状态禁止编辑（需先下线）、已授权给启用中应用的 API 禁止下线/废弃、下线/废弃/删除均需弹窗二次确认、仅"已废弃"状态可删除（以上均前后端双重校验，后端返回 409）；"应用与密钥"页授权标识同步展示 API 最新状态；SecretKey 重置需先停用应用并二次确认；告警记录支持"未处理/全部告警"视图切换；修复局域网 HTTP 访问下复制按钮失效问题；CI 流水线新增端到端（16 项断言）与 Playwright UI 冒烟回归。</w:t>
+      </w:r>
+    </w:p>
+    <w:p>
+      <w:pPr>
+        <w:spacing w:after="160" w:line="300"/>
+        <w:ind w:firstLine="475"/>
+      </w:pPr>
+      <w:r>
+        <w:rPr>
+          <w:rFonts w:ascii="Times New Roman" w:cs="Times New Roman" w:eastAsia="SimSun" w:hAnsi="Times New Roman"/>
+          <w:sz w:val="24"/>
+          <w:szCs w:val="24"/>
+        </w:rPr>
         <w:t xml:space="preserve">系统零第三方后端依赖，后端仅使用 Node.js 原生模块（node:http + node:sqlite），数据存储于本地 SQLite 文件，部署简单、资源占用低，适合中小规模团队内网部署使用。</w:t>
       </w:r>
     </w:p>
@@ -3624,7 +3638,7 @@
           <w:sz w:val="24"/>
           <w:szCs w:val="24"/>
         </w:rPr>
-        <w:t xml:space="preserve">A：429 表示触发 QPS 限流，503 表示熔断开启（后端错误率超阈值）。可在 API 编辑页调整限流与熔断配置。</w:t>
+        <w:t xml:space="preserve">A：429 表示触发 QPS 限流，503 表示熔断开启（后端错误率超阈值）。可在 API 编辑页调整限流与熔断配置（已发布的 API 需先下线后修改，再重新发布上线）。</w:t>
       </w:r>
     </w:p>
     <w:p>
@@ -5098,7 +5112,7 @@
                 <w:sz w:val="24"/>
                 <w:szCs w:val="24"/>
               </w:rPr>
-              <w:t xml:space="preserve">注册或更新 API（需操作员及以上）</w:t>
+              <w:t xml:space="preserve">注册或更新 API（已发布状态不可更新，需先下线），需操作员及以上</w:t>
             </w:r>
           </w:p>
         </w:tc>

--- a/docs/WebAPI管理平台部署手册.docx
+++ b/docs/WebAPI管理平台部署手册.docx
@@ -48,7 +48,7 @@
           <w:sz w:val="24"/>
           <w:szCs w:val="24"/>
         </w:rPr>
-        <w:t xml:space="preserve">适用版本：v1.1（含网关转发、监控告警、调用日志、控制台认证、多用户角色、日志归档、备份恢复）</w:t>
+        <w:t xml:space="preserve">适用版本：v1.3.1（含网关转发、监控告警、多用户角色、自动归档、备份恢复）</w:t>
       </w:r>
     </w:p>
     <w:p>
@@ -63,7 +63,7 @@
           <w:sz w:val="24"/>
           <w:szCs w:val="24"/>
         </w:rPr>
-        <w:t xml:space="preserve">文档日期：2026-09-07</w:t>
+        <w:t xml:space="preserve">文档日期：2026-09-17</w:t>
       </w:r>
     </w:p>
     <w:p>
@@ -412,6 +412,24 @@
           </w:r>
         </w:p>
         <w:p>
+          <w:pPr>
+            <w:pStyle w:val="TOC1"/>
+            <w:tabs>
+              <w:tab w:val="right" w:leader="dot" w:pos="9000"/>
+            </w:tabs>
+            <w:ind w:left="0"/>
+          </w:pPr>
+          <w:r>
+            <w:t>附录 B：版本更新记录</w:t>
+          </w:r>
+          <w:r>
+            <w:tab/>
+          </w:r>
+          <w:r>
+            <w:t>13</w:t>
+          </w:r>
+        </w:p>
+        <w:p>
           <w:r>
             <w:fldChar w:fldCharType="end"/>
           </w:r>
@@ -478,35 +496,6 @@
           <w:szCs w:val="24"/>
         </w:rPr>
         <w:t xml:space="preserve">WebAPI 管理平台是一套全栈 API 网关管理控制台，覆盖 API 从注册、发布、监控到废弃的完整生命周期。系统由管理控制台（前端）与网关服务（后端）两部分组成，提供 API 注册与管理（含后端地址连通性测试）、分组管理、应用密钥（AccessKey/SecretKey）授权、真实网关转发（鉴权、限流、超时重试、熔断）、运行监控与告警、调用日志审计、多用户角色权限（管理员/操作员/只读）、操作审计、调用日志自动归档、登录认证等功能。</w:t>
-      </w:r>
-    </w:p>
-    <w:p>
-      <w:pPr>
-        <w:spacing w:after="160" w:line="300"/>
-        <w:ind w:firstLine="475"/>
-      </w:pPr>
-      <w:r>
-        <w:rPr>
-          <w:rFonts w:ascii="Times New Roman" w:cs="Times New Roman" w:eastAsia="SimSun" w:hAnsi="Times New Roman"/>
-          <w:sz w:val="24"/>
-          <w:szCs w:val="24"/>
-          <w:b/>
-        </w:rPr>
-        <w:t xml:space="preserve">v1.1 更新摘要（2026-09-07）：</w:t>
-      </w:r>
-    </w:p>
-    <w:p>
-      <w:pPr>
-        <w:spacing w:after="160" w:line="300"/>
-        <w:ind w:firstLine="475"/>
-      </w:pPr>
-      <w:r>
-        <w:rPr>
-          <w:rFonts w:ascii="Times New Roman" w:cs="Times New Roman" w:eastAsia="SimSun" w:hAnsi="Times New Roman"/>
-          <w:sz w:val="24"/>
-          <w:szCs w:val="24"/>
-        </w:rPr>
-        <w:t xml:space="preserve">本次更新：API 生命周期管控闭环——已发布状态禁止编辑（需先下线）、已授权给启用中应用的 API 禁止下线/废弃、下线/废弃/删除均需弹窗二次确认、仅"已废弃"状态可删除（以上均前后端双重校验，后端返回 409）；"应用与密钥"页授权标识同步展示 API 最新状态；SecretKey 重置需先停用应用并二次确认；告警记录支持"未处理/全部告警"视图切换；修复局域网 HTTP 访问下复制按钮失效问题；CI 流水线新增端到端（16 项断言）与 Playwright UI 冒烟回归。</w:t>
       </w:r>
     </w:p>
     <w:p>
@@ -2679,7 +2668,7 @@
           <w:sz w:val="24"/>
           <w:szCs w:val="24"/>
         </w:rPr>
-        <w:t xml:space="preserve">调用方应用的 SecretKey 仅授权人员可见。重置密钥受严格管控：启用中的应用不允许重置 SecretKey，需先在"应用与密钥"页面停用该应用，再执行重置并在弹窗中二次确认；重置后旧 SecretKey 立即失效，使用该密钥的调用方将无法通过网关校验。SecretKey 泄露时请按此流程立即轮换。</w:t>
+        <w:t xml:space="preserve">调用方应用的 SecretKey 仅授权人员可见，泄露后请立即在"应用与密钥"页面重置。</w:t>
       </w:r>
     </w:p>
     <w:p>
@@ -2738,6 +2727,306 @@
     </w:p>
     <w:p>
       <w:pPr>
+        <w:pStyle w:val="Heading1"/>
+        <w:spacing w:after="160" w:before="320"/>
+      </w:pPr>
+      <w:r>
+        <w:rPr>
+          <w:rFonts w:ascii="Times New Roman" w:cs="Times New Roman" w:eastAsia="SimSun" w:hAnsi="Times New Roman"/>
+          <w:b/>
+          <w:bCs/>
+          <w:color w:val="1F2A37"/>
+          <w:sz w:val="30"/>
+          <w:szCs w:val="30"/>
+        </w:rPr>
+        <w:t xml:space="preserve">七、部署验证</w:t>
+      </w:r>
+    </w:p>
+    <w:p>
+      <w:pPr>
+        <w:spacing w:after="160" w:line="300"/>
+        <w:ind w:firstLine="475"/>
+      </w:pPr>
+      <w:r>
+        <w:rPr>
+          <w:rFonts w:ascii="Times New Roman" w:cs="Times New Roman" w:eastAsia="SimSun" w:hAnsi="Times New Roman"/>
+          <w:sz w:val="24"/>
+          <w:szCs w:val="24"/>
+        </w:rPr>
+        <w:t xml:space="preserve">以下命令在服务器本机执行使用 localhost 即可；从其他计算机验证时，将 localhost 替换为服务器 IP 地址。</w:t>
+      </w:r>
+    </w:p>
+    <w:p>
+      <w:pPr>
+        <w:spacing w:after="160" w:line="300"/>
+        <w:ind w:firstLine="475"/>
+      </w:pPr>
+      <w:r>
+        <w:rPr>
+          <w:rFonts w:ascii="Times New Roman" w:cs="Times New Roman" w:eastAsia="SimSun" w:hAnsi="Times New Roman"/>
+          <w:sz w:val="24"/>
+          <w:szCs w:val="24"/>
+        </w:rPr>
+        <w:t xml:space="preserve">步骤一：后端健康检查。</w:t>
+      </w:r>
+    </w:p>
+    <w:p>
+      <w:pPr>
+        <w:shd w:fill="F4F5F7" w:val="clear"/>
+        <w:spacing w:after="0" w:line="260"/>
+        <w:ind w:left="288" w:right="288"/>
+      </w:pPr>
+      <w:r>
+        <w:rPr>
+          <w:rFonts w:ascii="Courier New" w:cs="Courier New" w:eastAsia="SimSun" w:hAnsi="Courier New"/>
+          <w:color w:val="333333"/>
+          <w:sz w:val="18"/>
+          <w:szCs w:val="18"/>
+        </w:rPr>
+        <w:t xml:space="preserve">curl http://localhost:3100/healthz</w:t>
+      </w:r>
+    </w:p>
+    <w:p>
+      <w:pPr>
+        <w:shd w:fill="F4F5F7" w:val="clear"/>
+        <w:spacing w:after="0" w:line="260"/>
+        <w:ind w:left="288" w:right="288"/>
+      </w:pPr>
+      <w:r>
+        <w:rPr>
+          <w:rFonts w:ascii="Courier New" w:cs="Courier New" w:eastAsia="SimSun" w:hAnsi="Courier New"/>
+          <w:color w:val="333333"/>
+          <w:sz w:val="18"/>
+          <w:szCs w:val="18"/>
+        </w:rPr>
+        <w:t xml:space="preserve"># 期望输出：{"ok":true,"uptime":...}</w:t>
+      </w:r>
+    </w:p>
+    <w:p>
+      <w:pPr>
+        <w:spacing w:after="160" w:line="300"/>
+        <w:ind w:firstLine="475"/>
+      </w:pPr>
+      <w:r>
+        <w:rPr>
+          <w:rFonts w:ascii="Times New Roman" w:cs="Times New Roman" w:eastAsia="SimSun" w:hAnsi="Times New Roman"/>
+          <w:sz w:val="24"/>
+          <w:szCs w:val="24"/>
+        </w:rPr>
+        <w:t xml:space="preserve">步骤二：管理员登录并获取令牌。</w:t>
+      </w:r>
+    </w:p>
+    <w:p>
+      <w:pPr>
+        <w:shd w:fill="F4F5F7" w:val="clear"/>
+        <w:spacing w:after="0" w:line="260"/>
+        <w:ind w:left="288" w:right="288"/>
+      </w:pPr>
+      <w:r>
+        <w:rPr>
+          <w:rFonts w:ascii="Courier New" w:cs="Courier New" w:eastAsia="SimSun" w:hAnsi="Courier New"/>
+          <w:color w:val="333333"/>
+          <w:sz w:val="18"/>
+          <w:szCs w:val="18"/>
+        </w:rPr>
+        <w:t xml:space="preserve">curl -X POST http://localhost:3100/admin/auth/login \</w:t>
+      </w:r>
+    </w:p>
+    <w:p>
+      <w:pPr>
+        <w:shd w:fill="F4F5F7" w:val="clear"/>
+        <w:spacing w:after="0" w:line="260"/>
+        <w:ind w:left="288" w:right="288"/>
+      </w:pPr>
+      <w:r>
+        <w:rPr>
+          <w:rFonts w:ascii="Courier New" w:cs="Courier New" w:eastAsia="SimSun" w:hAnsi="Courier New"/>
+          <w:color w:val="333333"/>
+          <w:sz w:val="18"/>
+          <w:szCs w:val="18"/>
+        </w:rPr>
+        <w:t xml:space="preserve">  -H "Content-Type: application/json" \</w:t>
+      </w:r>
+    </w:p>
+    <w:p>
+      <w:pPr>
+        <w:shd w:fill="F4F5F7" w:val="clear"/>
+        <w:spacing w:after="0" w:line="260"/>
+        <w:ind w:left="288" w:right="288"/>
+      </w:pPr>
+      <w:r>
+        <w:rPr>
+          <w:rFonts w:ascii="Courier New" w:cs="Courier New" w:eastAsia="SimSun" w:hAnsi="Courier New"/>
+          <w:color w:val="333333"/>
+          <w:sz w:val="18"/>
+          <w:szCs w:val="18"/>
+        </w:rPr>
+        <w:t xml:space="preserve">  -d '{"username":"admin","password":"Admin@123"}'</w:t>
+      </w:r>
+    </w:p>
+    <w:p>
+      <w:pPr>
+        <w:spacing w:after="160" w:line="300"/>
+        <w:ind w:firstLine="475"/>
+      </w:pPr>
+      <w:r>
+        <w:rPr>
+          <w:rFonts w:ascii="Times New Roman" w:cs="Times New Roman" w:eastAsia="SimSun" w:hAnsi="Times New Roman"/>
+          <w:sz w:val="24"/>
+          <w:szCs w:val="24"/>
+        </w:rPr>
+        <w:t xml:space="preserve">步骤三：通过网关发起一次真实调用。登录控制台，在"应用与密钥"页面复制任一启用中应用的 AccessKey，然后：</w:t>
+      </w:r>
+    </w:p>
+    <w:p>
+      <w:pPr>
+        <w:shd w:fill="F4F5F7" w:val="clear"/>
+        <w:spacing w:after="0" w:line="260"/>
+        <w:ind w:left="288" w:right="288"/>
+      </w:pPr>
+      <w:r>
+        <w:rPr>
+          <w:rFonts w:ascii="Courier New" w:cs="Courier New" w:eastAsia="SimSun" w:hAnsi="Courier New"/>
+          <w:color w:val="333333"/>
+          <w:sz w:val="18"/>
+          <w:szCs w:val="18"/>
+        </w:rPr>
+        <w:t xml:space="preserve">curl -H "X-Access-Key: &lt;AccessKey&gt;" http://localhost:3100/gw/api/v1/users/123</w:t>
+      </w:r>
+    </w:p>
+    <w:p>
+      <w:pPr>
+        <w:spacing w:after="160" w:line="300"/>
+        <w:ind w:firstLine="475"/>
+      </w:pPr>
+      <w:r>
+        <w:rPr>
+          <w:rFonts w:ascii="Times New Roman" w:cs="Times New Roman" w:eastAsia="SimSun" w:hAnsi="Times New Roman"/>
+          <w:sz w:val="24"/>
+          <w:szCs w:val="24"/>
+        </w:rPr>
+        <w:t xml:space="preserve">预期返回 code 为 0 的 JSON 响应。随后在控制台"监控告警"页可看到实时流量曲线出现调用记录，在"调用日志"页可看到该次请求的审计记录，即表示部署成功。</w:t>
+      </w:r>
+    </w:p>
+    <w:p>
+      <w:pPr>
+        <w:spacing w:after="160" w:line="300"/>
+        <w:ind w:firstLine="475"/>
+      </w:pPr>
+      <w:r>
+        <w:rPr>
+          <w:rFonts w:ascii="Times New Roman" w:cs="Times New Roman" w:eastAsia="SimSun" w:hAnsi="Times New Roman"/>
+          <w:sz w:val="24"/>
+          <w:szCs w:val="24"/>
+        </w:rPr>
+        <w:t xml:space="preserve">提示：注册新 API 时有两处连通性测试可配合使用——"请求路径"旁的"API 测试"按钮会经平台网关链路（/gw + 路径）试调，验证平台侧注册与发布是否生效；"后端服务地址"旁的"测试连接"按钮由服务器真实探测外部目标地址的可达性（返回 HTTP 状态码与延迟）。两处测试失败时都会给出对应状态码的排查提示，建议先测通再保存，可有效避免注册无效接口。</w:t>
+      </w:r>
+    </w:p>
+    <w:p>
+      <w:pPr>
+        <w:pStyle w:val="Heading1"/>
+        <w:spacing w:after="160" w:before="320"/>
+      </w:pPr>
+      <w:r>
+        <w:rPr>
+          <w:rFonts w:ascii="Times New Roman" w:cs="Times New Roman" w:eastAsia="SimSun" w:hAnsi="Times New Roman"/>
+          <w:b/>
+          <w:bCs/>
+          <w:color w:val="1F2A37"/>
+          <w:sz w:val="30"/>
+          <w:szCs w:val="30"/>
+        </w:rPr>
+        <w:t xml:space="preserve">八、数据与备份</w:t>
+      </w:r>
+    </w:p>
+    <w:p>
+      <w:pPr>
+        <w:spacing w:after="160" w:line="300"/>
+        <w:ind w:firstLine="475"/>
+      </w:pPr>
+      <w:r>
+        <w:rPr>
+          <w:rFonts w:ascii="Times New Roman" w:cs="Times New Roman" w:eastAsia="SimSun" w:hAnsi="Times New Roman"/>
+          <w:sz w:val="24"/>
+          <w:szCs w:val="24"/>
+        </w:rPr>
+        <w:t xml:space="preserve">系统全部业务数据存储于单个 SQLite 文件 server/data.db，包括：API 定义、分组、应用密钥、告警规则与记录、按天聚合指标、调用日志、操作审计日志、用户账号（密码为加盐哈希，不含明文）。</w:t>
+      </w:r>
+    </w:p>
+    <w:p>
+      <w:pPr>
+        <w:spacing w:after="160" w:line="300"/>
+        <w:ind w:firstLine="475"/>
+      </w:pPr>
+      <w:r>
+        <w:rPr>
+          <w:rFonts w:ascii="Times New Roman" w:cs="Times New Roman" w:eastAsia="SimSun" w:hAnsi="Times New Roman"/>
+          <w:sz w:val="24"/>
+          <w:szCs w:val="24"/>
+        </w:rPr>
+        <w:t xml:space="preserve">方式一（推荐）：管理员在控制台"系统管理 → 数据备份与恢复"中点击"下载备份"，系统使用 SQLite VACUUM INTO 生成运行中的一致性快照文件，无需停止服务；同页面可上传备份文件执行恢复（可选是否连同用户账号一并恢复，恢复后所有登录会话失效需重新登录）。</w:t>
+      </w:r>
+    </w:p>
+    <w:p>
+      <w:pPr>
+        <w:spacing w:after="160" w:line="300"/>
+        <w:ind w:firstLine="475"/>
+      </w:pPr>
+      <w:r>
+        <w:rPr>
+          <w:rFonts w:ascii="Times New Roman" w:cs="Times New Roman" w:eastAsia="SimSun" w:hAnsi="Times New Roman"/>
+          <w:sz w:val="24"/>
+          <w:szCs w:val="24"/>
+        </w:rPr>
+        <w:t xml:space="preserve">方式二（命令行）：停止后端服务后直接复制该文件即可；运行中备份请使用 SQLite 在线备份命令：</w:t>
+      </w:r>
+    </w:p>
+    <w:p>
+      <w:pPr>
+        <w:shd w:fill="F4F5F7" w:val="clear"/>
+        <w:spacing w:after="0" w:line="260"/>
+        <w:ind w:left="288" w:right="288"/>
+      </w:pPr>
+      <w:r>
+        <w:rPr>
+          <w:rFonts w:ascii="Courier New" w:cs="Courier New" w:eastAsia="SimSun" w:hAnsi="Courier New"/>
+          <w:color w:val="333333"/>
+          <w:sz w:val="18"/>
+          <w:szCs w:val="18"/>
+        </w:rPr>
+        <w:t xml:space="preserve">sqlite3 server/data.db ".backup backup/data-$(date +%F).db"</w:t>
+      </w:r>
+    </w:p>
+    <w:p>
+      <w:pPr>
+        <w:spacing w:after="160" w:line="300"/>
+        <w:ind w:firstLine="475"/>
+      </w:pPr>
+      <w:r>
+        <w:rPr>
+          <w:rFonts w:ascii="Times New Roman" w:cs="Times New Roman" w:eastAsia="SimSun" w:hAnsi="Times New Roman"/>
+          <w:sz w:val="24"/>
+          <w:szCs w:val="24"/>
+        </w:rPr>
+        <w:t xml:space="preserve">恢复方式：停止后端服务，用备份文件替换 server/data.db 后重新启动。</w:t>
+      </w:r>
+    </w:p>
+    <w:p>
+      <w:pPr>
+        <w:spacing w:after="160" w:line="300"/>
+        <w:ind w:firstLine="475"/>
+      </w:pPr>
+      <w:r>
+        <w:rPr>
+          <w:rFonts w:ascii="Times New Roman" w:cs="Times New Roman" w:eastAsia="SimSun" w:hAnsi="Times New Roman"/>
+          <w:sz w:val="24"/>
+          <w:szCs w:val="24"/>
+        </w:rPr>
+        <w:t xml:space="preserve">注意事项：</w:t>
+      </w:r>
+    </w:p>
+    <w:p>
+      <w:pPr>
         <w:pStyle w:val="ListParagraph"/>
         <w:numPr>
           <w:ilvl w:val="0"/>
@@ -2751,307 +3040,7 @@
           <w:sz w:val="24"/>
           <w:szCs w:val="24"/>
         </w:rPr>
-        <w:t xml:space="preserve">API 编辑与生命周期受严格管控：已发布状态的 API 不允许编辑（需先下线）；已授权给启用中应用的 API 禁止下线/废弃（后端返回 409 强制拦截），需先在"应用与密钥"中停用相关应用或移除授权；仅"已废弃"状态的 API 允许删除，删除后联动清理应用授权。以上约束均经后端强制校验。</w:t>
-      </w:r>
-    </w:p>
-    <w:p>
-      <w:pPr>
-        <w:pStyle w:val="Heading1"/>
-        <w:spacing w:after="160" w:before="320"/>
-      </w:pPr>
-      <w:r>
-        <w:rPr>
-          <w:rFonts w:ascii="Times New Roman" w:cs="Times New Roman" w:eastAsia="SimSun" w:hAnsi="Times New Roman"/>
-          <w:b/>
-          <w:bCs/>
-          <w:color w:val="1F2A37"/>
-          <w:sz w:val="30"/>
-          <w:szCs w:val="30"/>
-        </w:rPr>
-        <w:t xml:space="preserve">七、部署验证</w:t>
-      </w:r>
-    </w:p>
-    <w:p>
-      <w:pPr>
-        <w:spacing w:after="160" w:line="300"/>
-        <w:ind w:firstLine="475"/>
-      </w:pPr>
-      <w:r>
-        <w:rPr>
-          <w:rFonts w:ascii="Times New Roman" w:cs="Times New Roman" w:eastAsia="SimSun" w:hAnsi="Times New Roman"/>
-          <w:sz w:val="24"/>
-          <w:szCs w:val="24"/>
-        </w:rPr>
-        <w:t xml:space="preserve">以下命令在服务器本机执行使用 localhost 即可；从其他计算机验证时，将 localhost 替换为服务器 IP 地址。</w:t>
-      </w:r>
-    </w:p>
-    <w:p>
-      <w:pPr>
-        <w:spacing w:after="160" w:line="300"/>
-        <w:ind w:firstLine="475"/>
-      </w:pPr>
-      <w:r>
-        <w:rPr>
-          <w:rFonts w:ascii="Times New Roman" w:cs="Times New Roman" w:eastAsia="SimSun" w:hAnsi="Times New Roman"/>
-          <w:sz w:val="24"/>
-          <w:szCs w:val="24"/>
-        </w:rPr>
-        <w:t xml:space="preserve">步骤一：后端健康检查。</w:t>
-      </w:r>
-    </w:p>
-    <w:p>
-      <w:pPr>
-        <w:shd w:fill="F4F5F7" w:val="clear"/>
-        <w:spacing w:after="0" w:line="260"/>
-        <w:ind w:left="288" w:right="288"/>
-      </w:pPr>
-      <w:r>
-        <w:rPr>
-          <w:rFonts w:ascii="Courier New" w:cs="Courier New" w:eastAsia="SimSun" w:hAnsi="Courier New"/>
-          <w:color w:val="333333"/>
-          <w:sz w:val="18"/>
-          <w:szCs w:val="18"/>
-        </w:rPr>
-        <w:t xml:space="preserve">curl http://localhost:3100/healthz</w:t>
-      </w:r>
-    </w:p>
-    <w:p>
-      <w:pPr>
-        <w:shd w:fill="F4F5F7" w:val="clear"/>
-        <w:spacing w:after="0" w:line="260"/>
-        <w:ind w:left="288" w:right="288"/>
-      </w:pPr>
-      <w:r>
-        <w:rPr>
-          <w:rFonts w:ascii="Courier New" w:cs="Courier New" w:eastAsia="SimSun" w:hAnsi="Courier New"/>
-          <w:color w:val="333333"/>
-          <w:sz w:val="18"/>
-          <w:szCs w:val="18"/>
-        </w:rPr>
-        <w:t xml:space="preserve"># 期望输出：{"ok":true,"uptime":...}</w:t>
-      </w:r>
-    </w:p>
-    <w:p>
-      <w:pPr>
-        <w:spacing w:after="160" w:line="300"/>
-        <w:ind w:firstLine="475"/>
-      </w:pPr>
-      <w:r>
-        <w:rPr>
-          <w:rFonts w:ascii="Times New Roman" w:cs="Times New Roman" w:eastAsia="SimSun" w:hAnsi="Times New Roman"/>
-          <w:sz w:val="24"/>
-          <w:szCs w:val="24"/>
-        </w:rPr>
-        <w:t xml:space="preserve">步骤二：管理员登录并获取令牌。</w:t>
-      </w:r>
-    </w:p>
-    <w:p>
-      <w:pPr>
-        <w:shd w:fill="F4F5F7" w:val="clear"/>
-        <w:spacing w:after="0" w:line="260"/>
-        <w:ind w:left="288" w:right="288"/>
-      </w:pPr>
-      <w:r>
-        <w:rPr>
-          <w:rFonts w:ascii="Courier New" w:cs="Courier New" w:eastAsia="SimSun" w:hAnsi="Courier New"/>
-          <w:color w:val="333333"/>
-          <w:sz w:val="18"/>
-          <w:szCs w:val="18"/>
-        </w:rPr>
-        <w:t xml:space="preserve">curl -X POST http://localhost:3100/admin/auth/login \</w:t>
-      </w:r>
-    </w:p>
-    <w:p>
-      <w:pPr>
-        <w:shd w:fill="F4F5F7" w:val="clear"/>
-        <w:spacing w:after="0" w:line="260"/>
-        <w:ind w:left="288" w:right="288"/>
-      </w:pPr>
-      <w:r>
-        <w:rPr>
-          <w:rFonts w:ascii="Courier New" w:cs="Courier New" w:eastAsia="SimSun" w:hAnsi="Courier New"/>
-          <w:color w:val="333333"/>
-          <w:sz w:val="18"/>
-          <w:szCs w:val="18"/>
-        </w:rPr>
-        <w:t xml:space="preserve">  -H "Content-Type: application/json" \</w:t>
-      </w:r>
-    </w:p>
-    <w:p>
-      <w:pPr>
-        <w:shd w:fill="F4F5F7" w:val="clear"/>
-        <w:spacing w:after="0" w:line="260"/>
-        <w:ind w:left="288" w:right="288"/>
-      </w:pPr>
-      <w:r>
-        <w:rPr>
-          <w:rFonts w:ascii="Courier New" w:cs="Courier New" w:eastAsia="SimSun" w:hAnsi="Courier New"/>
-          <w:color w:val="333333"/>
-          <w:sz w:val="18"/>
-          <w:szCs w:val="18"/>
-        </w:rPr>
-        <w:t xml:space="preserve">  -d '{"username":"admin","password":"Admin@123"}'</w:t>
-      </w:r>
-    </w:p>
-    <w:p>
-      <w:pPr>
-        <w:spacing w:after="160" w:line="300"/>
-        <w:ind w:firstLine="475"/>
-      </w:pPr>
-      <w:r>
-        <w:rPr>
-          <w:rFonts w:ascii="Times New Roman" w:cs="Times New Roman" w:eastAsia="SimSun" w:hAnsi="Times New Roman"/>
-          <w:sz w:val="24"/>
-          <w:szCs w:val="24"/>
-        </w:rPr>
-        <w:t xml:space="preserve">步骤三：通过网关发起一次真实调用。登录控制台，在"应用与密钥"页面复制任一启用中应用的 AccessKey，然后：</w:t>
-      </w:r>
-    </w:p>
-    <w:p>
-      <w:pPr>
-        <w:shd w:fill="F4F5F7" w:val="clear"/>
-        <w:spacing w:after="0" w:line="260"/>
-        <w:ind w:left="288" w:right="288"/>
-      </w:pPr>
-      <w:r>
-        <w:rPr>
-          <w:rFonts w:ascii="Courier New" w:cs="Courier New" w:eastAsia="SimSun" w:hAnsi="Courier New"/>
-          <w:color w:val="333333"/>
-          <w:sz w:val="18"/>
-          <w:szCs w:val="18"/>
-        </w:rPr>
-        <w:t xml:space="preserve">curl -H "X-Access-Key: &lt;AccessKey&gt;" http://localhost:3100/gw/api/v1/users/123</w:t>
-      </w:r>
-    </w:p>
-    <w:p>
-      <w:pPr>
-        <w:spacing w:after="160" w:line="300"/>
-        <w:ind w:firstLine="475"/>
-      </w:pPr>
-      <w:r>
-        <w:rPr>
-          <w:rFonts w:ascii="Times New Roman" w:cs="Times New Roman" w:eastAsia="SimSun" w:hAnsi="Times New Roman"/>
-          <w:sz w:val="24"/>
-          <w:szCs w:val="24"/>
-        </w:rPr>
-        <w:t xml:space="preserve">预期返回 code 为 0 的 JSON 响应。随后在控制台"监控告警"页可看到实时流量曲线出现调用记录，在"调用日志"页可看到该次请求的审计记录，即表示部署成功。</w:t>
-      </w:r>
-    </w:p>
-    <w:p>
-      <w:pPr>
-        <w:spacing w:after="160" w:line="300"/>
-        <w:ind w:firstLine="475"/>
-      </w:pPr>
-      <w:r>
-        <w:rPr>
-          <w:rFonts w:ascii="Times New Roman" w:cs="Times New Roman" w:eastAsia="SimSun" w:hAnsi="Times New Roman"/>
-          <w:sz w:val="24"/>
-          <w:szCs w:val="24"/>
-        </w:rPr>
-        <w:t xml:space="preserve">提示：后续注册新 API 时，填写"后端服务地址"后可直接点击旁边的"测试连接"按钮，由服务器真实探测目标地址的可达性（返回 HTTP 状态码与延迟），确认连通后再保存，可有效避免注册无效接口。</w:t>
-      </w:r>
-    </w:p>
-    <w:p>
-      <w:pPr>
-        <w:pStyle w:val="Heading1"/>
-        <w:spacing w:after="160" w:before="320"/>
-      </w:pPr>
-      <w:r>
-        <w:rPr>
-          <w:rFonts w:ascii="Times New Roman" w:cs="Times New Roman" w:eastAsia="SimSun" w:hAnsi="Times New Roman"/>
-          <w:b/>
-          <w:bCs/>
-          <w:color w:val="1F2A37"/>
-          <w:sz w:val="30"/>
-          <w:szCs w:val="30"/>
-        </w:rPr>
-        <w:t xml:space="preserve">八、数据与备份</w:t>
-      </w:r>
-    </w:p>
-    <w:p>
-      <w:pPr>
-        <w:spacing w:after="160" w:line="300"/>
-        <w:ind w:firstLine="475"/>
-      </w:pPr>
-      <w:r>
-        <w:rPr>
-          <w:rFonts w:ascii="Times New Roman" w:cs="Times New Roman" w:eastAsia="SimSun" w:hAnsi="Times New Roman"/>
-          <w:sz w:val="24"/>
-          <w:szCs w:val="24"/>
-        </w:rPr>
-        <w:t xml:space="preserve">系统全部业务数据存储于单个 SQLite 文件 server/data.db，包括：API 定义、分组、应用密钥、告警规则与记录、按天聚合指标、调用日志、操作审计日志、用户账号（密码为加盐哈希，不含明文）。</w:t>
-      </w:r>
-    </w:p>
-    <w:p>
-      <w:pPr>
-        <w:spacing w:after="160" w:line="300"/>
-        <w:ind w:firstLine="475"/>
-      </w:pPr>
-      <w:r>
-        <w:rPr>
-          <w:rFonts w:ascii="Times New Roman" w:cs="Times New Roman" w:eastAsia="SimSun" w:hAnsi="Times New Roman"/>
-          <w:sz w:val="24"/>
-          <w:szCs w:val="24"/>
-        </w:rPr>
-        <w:t xml:space="preserve">方式一（推荐）：管理员在控制台"系统管理 → 数据备份与恢复"中点击"下载备份"，系统使用 SQLite VACUUM INTO 生成运行中的一致性快照文件，无需停止服务；同页面可上传备份文件执行恢复（可选是否连同用户账号一并恢复，恢复后所有登录会话失效需重新登录）。</w:t>
-      </w:r>
-    </w:p>
-    <w:p>
-      <w:pPr>
-        <w:spacing w:after="160" w:line="300"/>
-        <w:ind w:firstLine="475"/>
-      </w:pPr>
-      <w:r>
-        <w:rPr>
-          <w:rFonts w:ascii="Times New Roman" w:cs="Times New Roman" w:eastAsia="SimSun" w:hAnsi="Times New Roman"/>
-          <w:sz w:val="24"/>
-          <w:szCs w:val="24"/>
-        </w:rPr>
-        <w:t xml:space="preserve">方式二（命令行）：停止后端服务后直接复制该文件即可；运行中备份请使用 SQLite 在线备份命令：</w:t>
-      </w:r>
-    </w:p>
-    <w:p>
-      <w:pPr>
-        <w:shd w:fill="F4F5F7" w:val="clear"/>
-        <w:spacing w:after="0" w:line="260"/>
-        <w:ind w:left="288" w:right="288"/>
-      </w:pPr>
-      <w:r>
-        <w:rPr>
-          <w:rFonts w:ascii="Courier New" w:cs="Courier New" w:eastAsia="SimSun" w:hAnsi="Courier New"/>
-          <w:color w:val="333333"/>
-          <w:sz w:val="18"/>
-          <w:szCs w:val="18"/>
-        </w:rPr>
-        <w:t xml:space="preserve">sqlite3 server/data.db ".backup backup/data-$(date +%F).db"</w:t>
-      </w:r>
-    </w:p>
-    <w:p>
-      <w:pPr>
-        <w:spacing w:after="160" w:line="300"/>
-        <w:ind w:firstLine="475"/>
-      </w:pPr>
-      <w:r>
-        <w:rPr>
-          <w:rFonts w:ascii="Times New Roman" w:cs="Times New Roman" w:eastAsia="SimSun" w:hAnsi="Times New Roman"/>
-          <w:sz w:val="24"/>
-          <w:szCs w:val="24"/>
-        </w:rPr>
-        <w:t xml:space="preserve">恢复方式：停止后端服务，用备份文件替换 server/data.db 后重新启动。</w:t>
-      </w:r>
-    </w:p>
-    <w:p>
-      <w:pPr>
-        <w:spacing w:after="160" w:line="300"/>
-        <w:ind w:firstLine="475"/>
-      </w:pPr>
-      <w:r>
-        <w:rPr>
-          <w:rFonts w:ascii="Times New Roman" w:cs="Times New Roman" w:eastAsia="SimSun" w:hAnsi="Times New Roman"/>
-          <w:sz w:val="24"/>
-          <w:szCs w:val="24"/>
-        </w:rPr>
-        <w:t xml:space="preserve">注意事项：</w:t>
+        <w:t xml:space="preserve">限流计数与熔断状态保存在内存中，重启后端后自动清零，不影响持久化数据。</w:t>
       </w:r>
     </w:p>
     <w:p>
@@ -3069,7 +3058,7 @@
           <w:sz w:val="24"/>
           <w:szCs w:val="24"/>
         </w:rPr>
-        <w:t xml:space="preserve">限流计数与熔断状态保存在内存中，重启后端后自动清零，不影响持久化数据。</w:t>
+        <w:t xml:space="preserve">如需恢复出厂示例数据，可登录后调用管理接口 POST /admin/reset（会清空业务数据，但不影响用户账号与密码），仅管理员可调用。</w:t>
       </w:r>
     </w:p>
     <w:p>
@@ -3087,7 +3076,306 @@
           <w:sz w:val="24"/>
           <w:szCs w:val="24"/>
         </w:rPr>
-        <w:t xml:space="preserve">如需恢复出厂示例数据，可登录后调用管理接口 POST /admin/reset（会清空业务数据，但不影响用户账号与密码），仅管理员可调用。</w:t>
+        <w:t xml:space="preserve">调用日志与操作审计日志超过保留期（默认 30 天，LOG_RETENTION_DAYS 可调）后，系统启动时与每 24 小时自动分别压缩归档到 server/archives/（logs-archive-* 为调用日志、audit-archive-* 为审计日志，gzip NDJSON 格式）并从库中清除；管理员可在"系统管理"页面手动触发归档或下载归档文件。备份时请连同 server/archives/ 目录一并复制。</w:t>
+      </w:r>
+    </w:p>
+    <w:p>
+      <w:pPr>
+        <w:pStyle w:val="Heading1"/>
+        <w:spacing w:after="160" w:before="320"/>
+      </w:pPr>
+      <w:r>
+        <w:rPr>
+          <w:rFonts w:ascii="Times New Roman" w:cs="Times New Roman" w:eastAsia="SimSun" w:hAnsi="Times New Roman"/>
+          <w:b/>
+          <w:bCs/>
+          <w:color w:val="1F2A37"/>
+          <w:sz w:val="30"/>
+          <w:szCs w:val="30"/>
+        </w:rPr>
+        <w:t xml:space="preserve">九、运维管理</w:t>
+      </w:r>
+    </w:p>
+    <w:p>
+      <w:pPr>
+        <w:spacing w:after="160" w:line="300"/>
+        <w:ind w:firstLine="475"/>
+      </w:pPr>
+      <w:r>
+        <w:rPr>
+          <w:rFonts w:ascii="Times New Roman" w:cs="Times New Roman" w:eastAsia="SimSun" w:hAnsi="Times New Roman"/>
+          <w:sz w:val="24"/>
+          <w:szCs w:val="24"/>
+        </w:rPr>
+        <w:t xml:space="preserve">生产环境建议使用进程管理器守护后端服务。以 pm2 为例：</w:t>
+      </w:r>
+    </w:p>
+    <w:p>
+      <w:pPr>
+        <w:shd w:fill="F4F5F7" w:val="clear"/>
+        <w:spacing w:after="0" w:line="260"/>
+        <w:ind w:left="288" w:right="288"/>
+      </w:pPr>
+      <w:r>
+        <w:rPr>
+          <w:rFonts w:ascii="Courier New" w:cs="Courier New" w:eastAsia="SimSun" w:hAnsi="Courier New"/>
+          <w:color w:val="333333"/>
+          <w:sz w:val="18"/>
+          <w:szCs w:val="18"/>
+        </w:rPr>
+        <w:t xml:space="preserve">npm install -g pm2</w:t>
+      </w:r>
+    </w:p>
+    <w:p>
+      <w:pPr>
+        <w:shd w:fill="F4F5F7" w:val="clear"/>
+        <w:spacing w:after="0" w:line="260"/>
+        <w:ind w:left="288" w:right="288"/>
+      </w:pPr>
+      <w:r>
+        <w:rPr>
+          <w:rFonts w:ascii="Courier New" w:cs="Courier New" w:eastAsia="SimSun" w:hAnsi="Courier New"/>
+          <w:color w:val="333333"/>
+          <w:sz w:val="18"/>
+          <w:szCs w:val="18"/>
+        </w:rPr>
+        <w:t xml:space="preserve">pm2 start server/index.js --name webapi-gateway</w:t>
+      </w:r>
+    </w:p>
+    <w:p>
+      <w:pPr>
+        <w:shd w:fill="F4F5F7" w:val="clear"/>
+        <w:spacing w:after="0" w:line="260"/>
+        <w:ind w:left="288" w:right="288"/>
+      </w:pPr>
+      <w:r>
+        <w:rPr>
+          <w:rFonts w:ascii="Courier New" w:cs="Courier New" w:eastAsia="SimSun" w:hAnsi="Courier New"/>
+          <w:color w:val="333333"/>
+          <w:sz w:val="18"/>
+          <w:szCs w:val="18"/>
+        </w:rPr>
+        <w:t xml:space="preserve">pm2 save &amp;&amp; pm2 startup</w:t>
+      </w:r>
+    </w:p>
+    <w:p>
+      <w:pPr>
+        <w:spacing w:after="160" w:line="300"/>
+        <w:ind w:firstLine="475"/>
+      </w:pPr>
+      <w:r>
+        <w:rPr>
+          <w:rFonts w:ascii="Times New Roman" w:cs="Times New Roman" w:eastAsia="SimSun" w:hAnsi="Times New Roman"/>
+          <w:sz w:val="24"/>
+          <w:szCs w:val="24"/>
+        </w:rPr>
+        <w:t xml:space="preserve">或以 systemd 守护（Linux）：</w:t>
+      </w:r>
+    </w:p>
+    <w:p>
+      <w:pPr>
+        <w:shd w:fill="F4F5F7" w:val="clear"/>
+        <w:spacing w:after="0" w:line="260"/>
+        <w:ind w:left="288" w:right="288"/>
+      </w:pPr>
+      <w:r>
+        <w:rPr>
+          <w:rFonts w:ascii="Courier New" w:cs="Courier New" w:eastAsia="SimSun" w:hAnsi="Courier New"/>
+          <w:color w:val="333333"/>
+          <w:sz w:val="18"/>
+          <w:szCs w:val="18"/>
+        </w:rPr>
+        <w:t xml:space="preserve">[Unit]</w:t>
+      </w:r>
+    </w:p>
+    <w:p>
+      <w:pPr>
+        <w:shd w:fill="F4F5F7" w:val="clear"/>
+        <w:spacing w:after="0" w:line="260"/>
+        <w:ind w:left="288" w:right="288"/>
+      </w:pPr>
+      <w:r>
+        <w:rPr>
+          <w:rFonts w:ascii="Courier New" w:cs="Courier New" w:eastAsia="SimSun" w:hAnsi="Courier New"/>
+          <w:color w:val="333333"/>
+          <w:sz w:val="18"/>
+          <w:szCs w:val="18"/>
+        </w:rPr>
+        <w:t xml:space="preserve">Description=WebAPI Gateway</w:t>
+      </w:r>
+    </w:p>
+    <w:p>
+      <w:pPr>
+        <w:shd w:fill="F4F5F7" w:val="clear"/>
+        <w:spacing w:after="0" w:line="260"/>
+        <w:ind w:left="288" w:right="288"/>
+      </w:pPr>
+      <w:r>
+        <w:rPr>
+          <w:rFonts w:ascii="Courier New" w:cs="Courier New" w:eastAsia="SimSun" w:hAnsi="Courier New"/>
+          <w:color w:val="333333"/>
+          <w:sz w:val="18"/>
+          <w:szCs w:val="18"/>
+        </w:rPr>
+        <w:t xml:space="preserve">After=network.target</w:t>
+      </w:r>
+    </w:p>
+    <w:p>
+      <w:pPr>
+        <w:shd w:fill="F4F5F7" w:val="clear"/>
+        <w:spacing w:after="0" w:line="260"/>
+        <w:ind w:left="288" w:right="288"/>
+      </w:pPr>
+      <w:r>
+        <w:rPr>
+          <w:rFonts w:ascii="Courier New" w:cs="Courier New" w:eastAsia="SimSun" w:hAnsi="Courier New"/>
+          <w:color w:val="333333"/>
+          <w:sz w:val="18"/>
+          <w:szCs w:val="18"/>
+        </w:rPr>
+        <w:t xml:space="preserve"> </w:t>
+      </w:r>
+    </w:p>
+    <w:p>
+      <w:pPr>
+        <w:shd w:fill="F4F5F7" w:val="clear"/>
+        <w:spacing w:after="0" w:line="260"/>
+        <w:ind w:left="288" w:right="288"/>
+      </w:pPr>
+      <w:r>
+        <w:rPr>
+          <w:rFonts w:ascii="Courier New" w:cs="Courier New" w:eastAsia="SimSun" w:hAnsi="Courier New"/>
+          <w:color w:val="333333"/>
+          <w:sz w:val="18"/>
+          <w:szCs w:val="18"/>
+        </w:rPr>
+        <w:t xml:space="preserve">[Service]</w:t>
+      </w:r>
+    </w:p>
+    <w:p>
+      <w:pPr>
+        <w:shd w:fill="F4F5F7" w:val="clear"/>
+        <w:spacing w:after="0" w:line="260"/>
+        <w:ind w:left="288" w:right="288"/>
+      </w:pPr>
+      <w:r>
+        <w:rPr>
+          <w:rFonts w:ascii="Courier New" w:cs="Courier New" w:eastAsia="SimSun" w:hAnsi="Courier New"/>
+          <w:color w:val="333333"/>
+          <w:sz w:val="18"/>
+          <w:szCs w:val="18"/>
+        </w:rPr>
+        <w:t xml:space="preserve">WorkingDirectory=/opt/webapi-platform</w:t>
+      </w:r>
+    </w:p>
+    <w:p>
+      <w:pPr>
+        <w:shd w:fill="F4F5F7" w:val="clear"/>
+        <w:spacing w:after="0" w:line="260"/>
+        <w:ind w:left="288" w:right="288"/>
+      </w:pPr>
+      <w:r>
+        <w:rPr>
+          <w:rFonts w:ascii="Courier New" w:cs="Courier New" w:eastAsia="SimSun" w:hAnsi="Courier New"/>
+          <w:color w:val="333333"/>
+          <w:sz w:val="18"/>
+          <w:szCs w:val="18"/>
+        </w:rPr>
+        <w:t xml:space="preserve">ExecStart=/usr/bin/node server/index.js</w:t>
+      </w:r>
+    </w:p>
+    <w:p>
+      <w:pPr>
+        <w:shd w:fill="F4F5F7" w:val="clear"/>
+        <w:spacing w:after="0" w:line="260"/>
+        <w:ind w:left="288" w:right="288"/>
+      </w:pPr>
+      <w:r>
+        <w:rPr>
+          <w:rFonts w:ascii="Courier New" w:cs="Courier New" w:eastAsia="SimSun" w:hAnsi="Courier New"/>
+          <w:color w:val="333333"/>
+          <w:sz w:val="18"/>
+          <w:szCs w:val="18"/>
+        </w:rPr>
+        <w:t xml:space="preserve">Restart=always</w:t>
+      </w:r>
+    </w:p>
+    <w:p>
+      <w:pPr>
+        <w:shd w:fill="F4F5F7" w:val="clear"/>
+        <w:spacing w:after="0" w:line="260"/>
+        <w:ind w:left="288" w:right="288"/>
+      </w:pPr>
+      <w:r>
+        <w:rPr>
+          <w:rFonts w:ascii="Courier New" w:cs="Courier New" w:eastAsia="SimSun" w:hAnsi="Courier New"/>
+          <w:color w:val="333333"/>
+          <w:sz w:val="18"/>
+          <w:szCs w:val="18"/>
+        </w:rPr>
+        <w:t xml:space="preserve">Environment=PORT=3100</w:t>
+      </w:r>
+    </w:p>
+    <w:p>
+      <w:pPr>
+        <w:shd w:fill="F4F5F7" w:val="clear"/>
+        <w:spacing w:after="0" w:line="260"/>
+        <w:ind w:left="288" w:right="288"/>
+      </w:pPr>
+      <w:r>
+        <w:rPr>
+          <w:rFonts w:ascii="Courier New" w:cs="Courier New" w:eastAsia="SimSun" w:hAnsi="Courier New"/>
+          <w:color w:val="333333"/>
+          <w:sz w:val="18"/>
+          <w:szCs w:val="18"/>
+        </w:rPr>
+        <w:t xml:space="preserve"> </w:t>
+      </w:r>
+    </w:p>
+    <w:p>
+      <w:pPr>
+        <w:shd w:fill="F4F5F7" w:val="clear"/>
+        <w:spacing w:after="0" w:line="260"/>
+        <w:ind w:left="288" w:right="288"/>
+      </w:pPr>
+      <w:r>
+        <w:rPr>
+          <w:rFonts w:ascii="Courier New" w:cs="Courier New" w:eastAsia="SimSun" w:hAnsi="Courier New"/>
+          <w:color w:val="333333"/>
+          <w:sz w:val="18"/>
+          <w:szCs w:val="18"/>
+        </w:rPr>
+        <w:t xml:space="preserve">[Install]</w:t>
+      </w:r>
+    </w:p>
+    <w:p>
+      <w:pPr>
+        <w:shd w:fill="F4F5F7" w:val="clear"/>
+        <w:spacing w:after="0" w:line="260"/>
+        <w:ind w:left="288" w:right="288"/>
+      </w:pPr>
+      <w:r>
+        <w:rPr>
+          <w:rFonts w:ascii="Courier New" w:cs="Courier New" w:eastAsia="SimSun" w:hAnsi="Courier New"/>
+          <w:color w:val="333333"/>
+          <w:sz w:val="18"/>
+          <w:szCs w:val="18"/>
+        </w:rPr>
+        <w:t xml:space="preserve">WantedBy=multi-user.target</w:t>
+      </w:r>
+    </w:p>
+    <w:p>
+      <w:pPr>
+        <w:spacing w:after="160" w:line="300"/>
+        <w:ind w:firstLine="475"/>
+      </w:pPr>
+      <w:r>
+        <w:rPr>
+          <w:rFonts w:ascii="Times New Roman" w:cs="Times New Roman" w:eastAsia="SimSun" w:hAnsi="Times New Roman"/>
+          <w:sz w:val="24"/>
+          <w:szCs w:val="24"/>
+        </w:rPr>
+        <w:t xml:space="preserve">日常运维事项：</w:t>
       </w:r>
     </w:p>
     <w:p>
@@ -3105,306 +3393,7 @@
           <w:sz w:val="24"/>
           <w:szCs w:val="24"/>
         </w:rPr>
-        <w:t xml:space="preserve">调用日志与操作审计日志超过保留期（默认 30 天，LOG_RETENTION_DAYS 可调）后，系统启动时与每 24 小时自动分别压缩归档到 server/archives/（logs-archive-* 为调用日志、audit-archive-* 为审计日志，gzip NDJSON 格式）并从库中清除；管理员可在"系统管理"页面手动触发归档或下载归档文件。备份时请连同 server/archives/ 目录一并复制。</w:t>
-      </w:r>
-    </w:p>
-    <w:p>
-      <w:pPr>
-        <w:pStyle w:val="Heading1"/>
-        <w:spacing w:after="160" w:before="320"/>
-      </w:pPr>
-      <w:r>
-        <w:rPr>
-          <w:rFonts w:ascii="Times New Roman" w:cs="Times New Roman" w:eastAsia="SimSun" w:hAnsi="Times New Roman"/>
-          <w:b/>
-          <w:bCs/>
-          <w:color w:val="1F2A37"/>
-          <w:sz w:val="30"/>
-          <w:szCs w:val="30"/>
-        </w:rPr>
-        <w:t xml:space="preserve">九、运维管理</w:t>
-      </w:r>
-    </w:p>
-    <w:p>
-      <w:pPr>
-        <w:spacing w:after="160" w:line="300"/>
-        <w:ind w:firstLine="475"/>
-      </w:pPr>
-      <w:r>
-        <w:rPr>
-          <w:rFonts w:ascii="Times New Roman" w:cs="Times New Roman" w:eastAsia="SimSun" w:hAnsi="Times New Roman"/>
-          <w:sz w:val="24"/>
-          <w:szCs w:val="24"/>
-        </w:rPr>
-        <w:t xml:space="preserve">生产环境建议使用进程管理器守护后端服务。以 pm2 为例：</w:t>
-      </w:r>
-    </w:p>
-    <w:p>
-      <w:pPr>
-        <w:shd w:fill="F4F5F7" w:val="clear"/>
-        <w:spacing w:after="0" w:line="260"/>
-        <w:ind w:left="288" w:right="288"/>
-      </w:pPr>
-      <w:r>
-        <w:rPr>
-          <w:rFonts w:ascii="Courier New" w:cs="Courier New" w:eastAsia="SimSun" w:hAnsi="Courier New"/>
-          <w:color w:val="333333"/>
-          <w:sz w:val="18"/>
-          <w:szCs w:val="18"/>
-        </w:rPr>
-        <w:t xml:space="preserve">npm install -g pm2</w:t>
-      </w:r>
-    </w:p>
-    <w:p>
-      <w:pPr>
-        <w:shd w:fill="F4F5F7" w:val="clear"/>
-        <w:spacing w:after="0" w:line="260"/>
-        <w:ind w:left="288" w:right="288"/>
-      </w:pPr>
-      <w:r>
-        <w:rPr>
-          <w:rFonts w:ascii="Courier New" w:cs="Courier New" w:eastAsia="SimSun" w:hAnsi="Courier New"/>
-          <w:color w:val="333333"/>
-          <w:sz w:val="18"/>
-          <w:szCs w:val="18"/>
-        </w:rPr>
-        <w:t xml:space="preserve">pm2 start server/index.js --name webapi-gateway</w:t>
-      </w:r>
-    </w:p>
-    <w:p>
-      <w:pPr>
-        <w:shd w:fill="F4F5F7" w:val="clear"/>
-        <w:spacing w:after="0" w:line="260"/>
-        <w:ind w:left="288" w:right="288"/>
-      </w:pPr>
-      <w:r>
-        <w:rPr>
-          <w:rFonts w:ascii="Courier New" w:cs="Courier New" w:eastAsia="SimSun" w:hAnsi="Courier New"/>
-          <w:color w:val="333333"/>
-          <w:sz w:val="18"/>
-          <w:szCs w:val="18"/>
-        </w:rPr>
-        <w:t xml:space="preserve">pm2 save &amp;&amp; pm2 startup</w:t>
-      </w:r>
-    </w:p>
-    <w:p>
-      <w:pPr>
-        <w:spacing w:after="160" w:line="300"/>
-        <w:ind w:firstLine="475"/>
-      </w:pPr>
-      <w:r>
-        <w:rPr>
-          <w:rFonts w:ascii="Times New Roman" w:cs="Times New Roman" w:eastAsia="SimSun" w:hAnsi="Times New Roman"/>
-          <w:sz w:val="24"/>
-          <w:szCs w:val="24"/>
-        </w:rPr>
-        <w:t xml:space="preserve">或以 systemd 守护（Linux）：</w:t>
-      </w:r>
-    </w:p>
-    <w:p>
-      <w:pPr>
-        <w:shd w:fill="F4F5F7" w:val="clear"/>
-        <w:spacing w:after="0" w:line="260"/>
-        <w:ind w:left="288" w:right="288"/>
-      </w:pPr>
-      <w:r>
-        <w:rPr>
-          <w:rFonts w:ascii="Courier New" w:cs="Courier New" w:eastAsia="SimSun" w:hAnsi="Courier New"/>
-          <w:color w:val="333333"/>
-          <w:sz w:val="18"/>
-          <w:szCs w:val="18"/>
-        </w:rPr>
-        <w:t xml:space="preserve">[Unit]</w:t>
-      </w:r>
-    </w:p>
-    <w:p>
-      <w:pPr>
-        <w:shd w:fill="F4F5F7" w:val="clear"/>
-        <w:spacing w:after="0" w:line="260"/>
-        <w:ind w:left="288" w:right="288"/>
-      </w:pPr>
-      <w:r>
-        <w:rPr>
-          <w:rFonts w:ascii="Courier New" w:cs="Courier New" w:eastAsia="SimSun" w:hAnsi="Courier New"/>
-          <w:color w:val="333333"/>
-          <w:sz w:val="18"/>
-          <w:szCs w:val="18"/>
-        </w:rPr>
-        <w:t xml:space="preserve">Description=WebAPI Gateway</w:t>
-      </w:r>
-    </w:p>
-    <w:p>
-      <w:pPr>
-        <w:shd w:fill="F4F5F7" w:val="clear"/>
-        <w:spacing w:after="0" w:line="260"/>
-        <w:ind w:left="288" w:right="288"/>
-      </w:pPr>
-      <w:r>
-        <w:rPr>
-          <w:rFonts w:ascii="Courier New" w:cs="Courier New" w:eastAsia="SimSun" w:hAnsi="Courier New"/>
-          <w:color w:val="333333"/>
-          <w:sz w:val="18"/>
-          <w:szCs w:val="18"/>
-        </w:rPr>
-        <w:t xml:space="preserve">After=network.target</w:t>
-      </w:r>
-    </w:p>
-    <w:p>
-      <w:pPr>
-        <w:shd w:fill="F4F5F7" w:val="clear"/>
-        <w:spacing w:after="0" w:line="260"/>
-        <w:ind w:left="288" w:right="288"/>
-      </w:pPr>
-      <w:r>
-        <w:rPr>
-          <w:rFonts w:ascii="Courier New" w:cs="Courier New" w:eastAsia="SimSun" w:hAnsi="Courier New"/>
-          <w:color w:val="333333"/>
-          <w:sz w:val="18"/>
-          <w:szCs w:val="18"/>
-        </w:rPr>
-        <w:t xml:space="preserve"> </w:t>
-      </w:r>
-    </w:p>
-    <w:p>
-      <w:pPr>
-        <w:shd w:fill="F4F5F7" w:val="clear"/>
-        <w:spacing w:after="0" w:line="260"/>
-        <w:ind w:left="288" w:right="288"/>
-      </w:pPr>
-      <w:r>
-        <w:rPr>
-          <w:rFonts w:ascii="Courier New" w:cs="Courier New" w:eastAsia="SimSun" w:hAnsi="Courier New"/>
-          <w:color w:val="333333"/>
-          <w:sz w:val="18"/>
-          <w:szCs w:val="18"/>
-        </w:rPr>
-        <w:t xml:space="preserve">[Service]</w:t>
-      </w:r>
-    </w:p>
-    <w:p>
-      <w:pPr>
-        <w:shd w:fill="F4F5F7" w:val="clear"/>
-        <w:spacing w:after="0" w:line="260"/>
-        <w:ind w:left="288" w:right="288"/>
-      </w:pPr>
-      <w:r>
-        <w:rPr>
-          <w:rFonts w:ascii="Courier New" w:cs="Courier New" w:eastAsia="SimSun" w:hAnsi="Courier New"/>
-          <w:color w:val="333333"/>
-          <w:sz w:val="18"/>
-          <w:szCs w:val="18"/>
-        </w:rPr>
-        <w:t xml:space="preserve">WorkingDirectory=/opt/webapi-platform</w:t>
-      </w:r>
-    </w:p>
-    <w:p>
-      <w:pPr>
-        <w:shd w:fill="F4F5F7" w:val="clear"/>
-        <w:spacing w:after="0" w:line="260"/>
-        <w:ind w:left="288" w:right="288"/>
-      </w:pPr>
-      <w:r>
-        <w:rPr>
-          <w:rFonts w:ascii="Courier New" w:cs="Courier New" w:eastAsia="SimSun" w:hAnsi="Courier New"/>
-          <w:color w:val="333333"/>
-          <w:sz w:val="18"/>
-          <w:szCs w:val="18"/>
-        </w:rPr>
-        <w:t xml:space="preserve">ExecStart=/usr/bin/node server/index.js</w:t>
-      </w:r>
-    </w:p>
-    <w:p>
-      <w:pPr>
-        <w:shd w:fill="F4F5F7" w:val="clear"/>
-        <w:spacing w:after="0" w:line="260"/>
-        <w:ind w:left="288" w:right="288"/>
-      </w:pPr>
-      <w:r>
-        <w:rPr>
-          <w:rFonts w:ascii="Courier New" w:cs="Courier New" w:eastAsia="SimSun" w:hAnsi="Courier New"/>
-          <w:color w:val="333333"/>
-          <w:sz w:val="18"/>
-          <w:szCs w:val="18"/>
-        </w:rPr>
-        <w:t xml:space="preserve">Restart=always</w:t>
-      </w:r>
-    </w:p>
-    <w:p>
-      <w:pPr>
-        <w:shd w:fill="F4F5F7" w:val="clear"/>
-        <w:spacing w:after="0" w:line="260"/>
-        <w:ind w:left="288" w:right="288"/>
-      </w:pPr>
-      <w:r>
-        <w:rPr>
-          <w:rFonts w:ascii="Courier New" w:cs="Courier New" w:eastAsia="SimSun" w:hAnsi="Courier New"/>
-          <w:color w:val="333333"/>
-          <w:sz w:val="18"/>
-          <w:szCs w:val="18"/>
-        </w:rPr>
-        <w:t xml:space="preserve">Environment=PORT=3100</w:t>
-      </w:r>
-    </w:p>
-    <w:p>
-      <w:pPr>
-        <w:shd w:fill="F4F5F7" w:val="clear"/>
-        <w:spacing w:after="0" w:line="260"/>
-        <w:ind w:left="288" w:right="288"/>
-      </w:pPr>
-      <w:r>
-        <w:rPr>
-          <w:rFonts w:ascii="Courier New" w:cs="Courier New" w:eastAsia="SimSun" w:hAnsi="Courier New"/>
-          <w:color w:val="333333"/>
-          <w:sz w:val="18"/>
-          <w:szCs w:val="18"/>
-        </w:rPr>
-        <w:t xml:space="preserve"> </w:t>
-      </w:r>
-    </w:p>
-    <w:p>
-      <w:pPr>
-        <w:shd w:fill="F4F5F7" w:val="clear"/>
-        <w:spacing w:after="0" w:line="260"/>
-        <w:ind w:left="288" w:right="288"/>
-      </w:pPr>
-      <w:r>
-        <w:rPr>
-          <w:rFonts w:ascii="Courier New" w:cs="Courier New" w:eastAsia="SimSun" w:hAnsi="Courier New"/>
-          <w:color w:val="333333"/>
-          <w:sz w:val="18"/>
-          <w:szCs w:val="18"/>
-        </w:rPr>
-        <w:t xml:space="preserve">[Install]</w:t>
-      </w:r>
-    </w:p>
-    <w:p>
-      <w:pPr>
-        <w:shd w:fill="F4F5F7" w:val="clear"/>
-        <w:spacing w:after="0" w:line="260"/>
-        <w:ind w:left="288" w:right="288"/>
-      </w:pPr>
-      <w:r>
-        <w:rPr>
-          <w:rFonts w:ascii="Courier New" w:cs="Courier New" w:eastAsia="SimSun" w:hAnsi="Courier New"/>
-          <w:color w:val="333333"/>
-          <w:sz w:val="18"/>
-          <w:szCs w:val="18"/>
-        </w:rPr>
-        <w:t xml:space="preserve">WantedBy=multi-user.target</w:t>
-      </w:r>
-    </w:p>
-    <w:p>
-      <w:pPr>
-        <w:spacing w:after="160" w:line="300"/>
-        <w:ind w:firstLine="475"/>
-      </w:pPr>
-      <w:r>
-        <w:rPr>
-          <w:rFonts w:ascii="Times New Roman" w:cs="Times New Roman" w:eastAsia="SimSun" w:hAnsi="Times New Roman"/>
-          <w:sz w:val="24"/>
-          <w:szCs w:val="24"/>
-        </w:rPr>
-        <w:t xml:space="preserve">日常运维事项：</w:t>
+        <w:t xml:space="preserve">关注控制台"监控告警"页的实时流量与告警记录，严重级别告警应及时处理并在页面标记。</w:t>
       </w:r>
     </w:p>
     <w:p>
@@ -3422,7 +3411,7 @@
           <w:sz w:val="24"/>
           <w:szCs w:val="24"/>
         </w:rPr>
-        <w:t xml:space="preserve">关注控制台"监控告警"页的实时流量与告警记录，严重级别告警应及时处理并在页面标记。告警记录默认仅显示未处理项，可切换"全部告警"查看历史。</w:t>
+        <w:t xml:space="preserve">健康度基于最近 5 分钟真实调用错误率计算；性能下降或不可用的 API 会在列表与看板中突出显示。</w:t>
       </w:r>
     </w:p>
     <w:p>
@@ -3440,7 +3429,7 @@
           <w:sz w:val="24"/>
           <w:szCs w:val="24"/>
         </w:rPr>
-        <w:t xml:space="preserve">健康度基于最近 5 分钟真实调用错误率计算；性能下降或不可用的 API 会在列表与看板中突出显示。</w:t>
+        <w:t xml:space="preserve">定期通过"调用日志"页审计异常调用（4xx/5xx 筛选），识别未授权访问尝试。</w:t>
       </w:r>
     </w:p>
     <w:p>
@@ -3458,24 +3447,6 @@
           <w:sz w:val="24"/>
           <w:szCs w:val="24"/>
         </w:rPr>
-        <w:t xml:space="preserve">定期通过"调用日志"页审计异常调用（4xx/5xx 筛选），识别未授权访问尝试。</w:t>
-      </w:r>
-    </w:p>
-    <w:p>
-      <w:pPr>
-        <w:pStyle w:val="ListParagraph"/>
-        <w:numPr>
-          <w:ilvl w:val="0"/>
-          <w:numId w:val="1"/>
-        </w:numPr>
-        <w:spacing w:after="80" w:line="300"/>
-      </w:pPr>
-      <w:r>
-        <w:rPr>
-          <w:rFonts w:ascii="Times New Roman" w:cs="Times New Roman" w:eastAsia="SimSun" w:hAnsi="Times New Roman"/>
-          <w:sz w:val="24"/>
-          <w:szCs w:val="24"/>
-        </w:rPr>
         <w:t xml:space="preserve">后端运行日志输出到标准输出，建议通过 pm2 logs webapi-gateway 或 journalctl -u 服务名 查看。</w:t>
       </w:r>
     </w:p>
@@ -3638,7 +3609,7 @@
           <w:sz w:val="24"/>
           <w:szCs w:val="24"/>
         </w:rPr>
-        <w:t xml:space="preserve">A：429 表示触发 QPS 限流，503 表示熔断开启（后端错误率超阈值）。可在 API 编辑页调整限流与熔断配置（已发布的 API 需先下线后修改，再重新发布上线）。</w:t>
+        <w:t xml:space="preserve">A：429 表示触发 QPS 限流，503 表示熔断开启（后端错误率超阈值）。可在 API 编辑页调整限流与熔断配置。</w:t>
       </w:r>
     </w:p>
     <w:p>
@@ -5112,7 +5083,7 @@
                 <w:sz w:val="24"/>
                 <w:szCs w:val="24"/>
               </w:rPr>
-              <w:t xml:space="preserve">注册或更新 API（已发布状态不可更新，需先下线），需操作员及以上</w:t>
+              <w:t xml:space="preserve">注册或更新 API（需操作员及以上）</w:t>
             </w:r>
           </w:p>
         </w:tc>
@@ -5186,7 +5157,7 @@
                 <w:sz w:val="24"/>
                 <w:szCs w:val="24"/>
               </w:rPr>
-              <w:t xml:space="preserve">删除 API（仅废弃状态可删除，联动清理应用授权），仅管理员</w:t>
+              <w:t xml:space="preserve">删除 API（联动清理应用授权），仅管理员</w:t>
             </w:r>
           </w:p>
         </w:tc>
@@ -5786,6 +5757,522 @@
     </w:tbl>
     <w:p>
       <w:pPr>
+        <w:spacing w:after="160" w:line="300"/>
+        <w:ind w:firstLine="475"/>
+      </w:pPr>
+      <w:r>
+        <w:rPr>
+          <w:rFonts w:ascii="Times New Roman" w:cs="Times New Roman" w:eastAsia="SimSun" w:hAnsi="Times New Roman"/>
+          <w:sz w:val="24"/>
+          <w:szCs w:val="24"/>
+        </w:rPr>
+        <w:t xml:space="preserve">以上为接口清单。如遇到问题，请先查阅第十章 FAQ，再结合后端标准输出日志定位。</w:t>
+      </w:r>
+    </w:p>
+    <w:p>
+      <w:pPr>
+        <w:pStyle w:val="Heading1"/>
+        <w:spacing w:after="160" w:before="320"/>
+      </w:pPr>
+      <w:r>
+        <w:rPr>
+          <w:rFonts w:ascii="Times New Roman" w:cs="Times New Roman" w:eastAsia="SimSun" w:hAnsi="Times New Roman"/>
+          <w:b/>
+          <w:bCs/>
+          <w:color w:val="1F2A37"/>
+          <w:sz w:val="30"/>
+          <w:szCs w:val="30"/>
+        </w:rPr>
+        <w:t xml:space="preserve">附录 B：版本更新记录</w:t>
+      </w:r>
+    </w:p>
+    <w:p>
+      <w:pPr>
+        <w:spacing w:after="160" w:line="300"/>
+        <w:ind w:firstLine="475"/>
+      </w:pPr>
+      <w:r>
+        <w:rPr>
+          <w:rFonts w:ascii="Times New Roman" w:cs="Times New Roman" w:eastAsia="SimSun" w:hAnsi="Times New Roman"/>
+          <w:sz w:val="24"/>
+          <w:szCs w:val="24"/>
+        </w:rPr>
+        <w:t xml:space="preserve">以下记录与部署运维相关的版本变更，完整功能变更请参见 GitHub Releases。</w:t>
+      </w:r>
+    </w:p>
+    <w:tbl>
+      <w:tblPr>
+        <w:tblW w:type="pct" w:w="100%"/>
+        <w:tblBorders>
+          <w:top w:val="single" w:color="auto" w:sz="4"/>
+          <w:left w:val="single" w:color="auto" w:sz="4"/>
+          <w:bottom w:val="single" w:color="auto" w:sz="4"/>
+          <w:right w:val="single" w:color="auto" w:sz="4"/>
+          <w:insideH w:val="single" w:color="auto" w:sz="4"/>
+          <w:insideV w:val="single" w:color="auto" w:sz="4"/>
+        </w:tblBorders>
+      </w:tblPr>
+      <w:tblGrid>
+        <w:gridCol w:w="1400"/>
+        <w:gridCol w:w="1600"/>
+        <w:gridCol w:w="4800"/>
+      </w:tblGrid>
+      <w:tr>
+        <w:tc>
+          <w:tcPr>
+            <w:tcW w:type="dxa" w:w="1400"/>
+            <w:shd w:fill="EEF3F6" w:val="clear"/>
+            <w:tcMar>
+              <w:top w:type="dxa" w:w="100"/>
+              <w:left w:type="dxa" w:w="120"/>
+              <w:bottom w:type="dxa" w:w="100"/>
+              <w:right w:type="dxa" w:w="120"/>
+            </w:tcMar>
+          </w:tcPr>
+          <w:p>
+            <w:pPr>
+              <w:spacing w:after="40" w:line="280"/>
+            </w:pPr>
+            <w:r>
+              <w:rPr>
+                <w:rFonts w:ascii="Times New Roman" w:cs="Times New Roman" w:eastAsia="SimSun" w:hAnsi="Times New Roman"/>
+                <w:b/>
+                <w:bCs/>
+                <w:sz w:val="24"/>
+                <w:szCs w:val="24"/>
+              </w:rPr>
+              <w:t xml:space="preserve">版本</w:t>
+            </w:r>
+          </w:p>
+        </w:tc>
+        <w:tc>
+          <w:tcPr>
+            <w:tcW w:type="dxa" w:w="1600"/>
+            <w:shd w:fill="EEF3F6" w:val="clear"/>
+            <w:tcMar>
+              <w:top w:type="dxa" w:w="100"/>
+              <w:left w:type="dxa" w:w="120"/>
+              <w:bottom w:type="dxa" w:w="100"/>
+              <w:right w:type="dxa" w:w="120"/>
+            </w:tcMar>
+          </w:tcPr>
+          <w:p>
+            <w:pPr>
+              <w:spacing w:after="40" w:line="280"/>
+            </w:pPr>
+            <w:r>
+              <w:rPr>
+                <w:rFonts w:ascii="Times New Roman" w:cs="Times New Roman" w:eastAsia="SimSun" w:hAnsi="Times New Roman"/>
+                <w:b/>
+                <w:bCs/>
+                <w:sz w:val="24"/>
+                <w:szCs w:val="24"/>
+              </w:rPr>
+              <w:t xml:space="preserve">发布日期</w:t>
+            </w:r>
+          </w:p>
+        </w:tc>
+        <w:tc>
+          <w:tcPr>
+            <w:tcW w:type="dxa" w:w="4800"/>
+            <w:shd w:fill="EEF3F6" w:val="clear"/>
+            <w:tcMar>
+              <w:top w:type="dxa" w:w="100"/>
+              <w:left w:type="dxa" w:w="120"/>
+              <w:bottom w:type="dxa" w:w="100"/>
+              <w:right w:type="dxa" w:w="120"/>
+            </w:tcMar>
+          </w:tcPr>
+          <w:p>
+            <w:pPr>
+              <w:spacing w:after="40" w:line="280"/>
+            </w:pPr>
+            <w:r>
+              <w:rPr>
+                <w:rFonts w:ascii="Times New Roman" w:cs="Times New Roman" w:eastAsia="SimSun" w:hAnsi="Times New Roman"/>
+                <w:b/>
+                <w:bCs/>
+                <w:sz w:val="24"/>
+                <w:szCs w:val="24"/>
+              </w:rPr>
+              <w:t xml:space="preserve">与部署运维相关的变更</w:t>
+            </w:r>
+          </w:p>
+        </w:tc>
+      </w:tr>
+      <w:tr>
+        <w:tc>
+          <w:tcPr>
+            <w:tcW w:type="dxa" w:w="1400"/>
+            <w:tcMar>
+              <w:top w:type="dxa" w:w="100"/>
+              <w:left w:type="dxa" w:w="120"/>
+              <w:bottom w:type="dxa" w:w="100"/>
+              <w:right w:type="dxa" w:w="120"/>
+            </w:tcMar>
+          </w:tcPr>
+          <w:p>
+            <w:pPr>
+              <w:spacing w:after="40" w:line="280"/>
+            </w:pPr>
+            <w:r>
+              <w:rPr>
+                <w:rFonts w:ascii="Times New Roman" w:cs="Times New Roman" w:eastAsia="SimSun" w:hAnsi="Times New Roman"/>
+                <w:sz w:val="24"/>
+                <w:szCs w:val="24"/>
+              </w:rPr>
+              <w:t xml:space="preserve">v1.0.0</w:t>
+            </w:r>
+          </w:p>
+        </w:tc>
+        <w:tc>
+          <w:tcPr>
+            <w:tcW w:type="dxa" w:w="1600"/>
+            <w:tcMar>
+              <w:top w:type="dxa" w:w="100"/>
+              <w:left w:type="dxa" w:w="120"/>
+              <w:bottom w:type="dxa" w:w="100"/>
+              <w:right w:type="dxa" w:w="120"/>
+            </w:tcMar>
+          </w:tcPr>
+          <w:p>
+            <w:pPr>
+              <w:spacing w:after="40" w:line="280"/>
+            </w:pPr>
+            <w:r>
+              <w:rPr>
+                <w:rFonts w:ascii="Times New Roman" w:cs="Times New Roman" w:eastAsia="SimSun" w:hAnsi="Times New Roman"/>
+                <w:sz w:val="24"/>
+                <w:szCs w:val="24"/>
+              </w:rPr>
+              <w:t xml:space="preserve">2026-09-05</w:t>
+            </w:r>
+          </w:p>
+        </w:tc>
+        <w:tc>
+          <w:tcPr>
+            <w:tcW w:type="dxa" w:w="4800"/>
+            <w:tcMar>
+              <w:top w:type="dxa" w:w="100"/>
+              <w:left w:type="dxa" w:w="120"/>
+              <w:bottom w:type="dxa" w:w="100"/>
+              <w:right w:type="dxa" w:w="120"/>
+            </w:tcMar>
+          </w:tcPr>
+          <w:p>
+            <w:pPr>
+              <w:spacing w:after="40" w:line="280"/>
+            </w:pPr>
+            <w:r>
+              <w:rPr>
+                <w:rFonts w:ascii="Times New Roman" w:cs="Times New Roman" w:eastAsia="SimSun" w:hAnsi="Times New Roman"/>
+                <w:sz w:val="24"/>
+                <w:szCs w:val="24"/>
+              </w:rPr>
+              <w:t xml:space="preserve">首个正式版：网关转发、监控告警、调用日志、控制台登录认证、多用户角色、操作审计、日志自动归档。</w:t>
+            </w:r>
+          </w:p>
+        </w:tc>
+      </w:tr>
+      <w:tr>
+        <w:tc>
+          <w:tcPr>
+            <w:tcW w:type="dxa" w:w="1400"/>
+            <w:tcMar>
+              <w:top w:type="dxa" w:w="100"/>
+              <w:left w:type="dxa" w:w="120"/>
+              <w:bottom w:type="dxa" w:w="100"/>
+              <w:right w:type="dxa" w:w="120"/>
+            </w:tcMar>
+          </w:tcPr>
+          <w:p>
+            <w:pPr>
+              <w:spacing w:after="40" w:line="280"/>
+            </w:pPr>
+            <w:r>
+              <w:rPr>
+                <w:rFonts w:ascii="Times New Roman" w:cs="Times New Roman" w:eastAsia="SimSun" w:hAnsi="Times New Roman"/>
+                <w:sz w:val="24"/>
+                <w:szCs w:val="24"/>
+              </w:rPr>
+              <w:t xml:space="preserve">v1.1</w:t>
+            </w:r>
+          </w:p>
+        </w:tc>
+        <w:tc>
+          <w:tcPr>
+            <w:tcW w:type="dxa" w:w="1600"/>
+            <w:tcMar>
+              <w:top w:type="dxa" w:w="100"/>
+              <w:left w:type="dxa" w:w="120"/>
+              <w:bottom w:type="dxa" w:w="100"/>
+              <w:right w:type="dxa" w:w="120"/>
+            </w:tcMar>
+          </w:tcPr>
+          <w:p>
+            <w:pPr>
+              <w:spacing w:after="40" w:line="280"/>
+            </w:pPr>
+            <w:r>
+              <w:rPr>
+                <w:rFonts w:ascii="Times New Roman" w:cs="Times New Roman" w:eastAsia="SimSun" w:hAnsi="Times New Roman"/>
+                <w:sz w:val="24"/>
+                <w:szCs w:val="24"/>
+              </w:rPr>
+              <w:t xml:space="preserve">2026-09-07</w:t>
+            </w:r>
+          </w:p>
+        </w:tc>
+        <w:tc>
+          <w:tcPr>
+            <w:tcW w:type="dxa" w:w="4800"/>
+            <w:tcMar>
+              <w:top w:type="dxa" w:w="100"/>
+              <w:left w:type="dxa" w:w="120"/>
+              <w:bottom w:type="dxa" w:w="100"/>
+              <w:right w:type="dxa" w:w="120"/>
+            </w:tcMar>
+          </w:tcPr>
+          <w:p>
+            <w:pPr>
+              <w:spacing w:after="40" w:line="280"/>
+            </w:pPr>
+            <w:r>
+              <w:rPr>
+                <w:rFonts w:ascii="Times New Roman" w:cs="Times New Roman" w:eastAsia="SimSun" w:hAnsi="Times New Roman"/>
+                <w:sz w:val="24"/>
+                <w:szCs w:val="24"/>
+              </w:rPr>
+              <w:t xml:space="preserve">API 生命周期管控闭环：已发布禁止编辑、已授权启用中应用禁止下线/废弃、仅废弃可删除（均前后端双重校验）；SecretKey 重置需先停用应用并二次确认；告警记录支持未处理/全部视图；CI 新增 e2e 与 UI 冒烟。</w:t>
+            </w:r>
+          </w:p>
+        </w:tc>
+      </w:tr>
+      <w:tr>
+        <w:tc>
+          <w:tcPr>
+            <w:tcW w:type="dxa" w:w="1400"/>
+            <w:tcMar>
+              <w:top w:type="dxa" w:w="100"/>
+              <w:left w:type="dxa" w:w="120"/>
+              <w:bottom w:type="dxa" w:w="100"/>
+              <w:right w:type="dxa" w:w="120"/>
+            </w:tcMar>
+          </w:tcPr>
+          <w:p>
+            <w:pPr>
+              <w:spacing w:after="40" w:line="280"/>
+            </w:pPr>
+            <w:r>
+              <w:rPr>
+                <w:rFonts w:ascii="Times New Roman" w:cs="Times New Roman" w:eastAsia="SimSun" w:hAnsi="Times New Roman"/>
+                <w:sz w:val="24"/>
+                <w:szCs w:val="24"/>
+              </w:rPr>
+              <w:t xml:space="preserve">v1.2</w:t>
+            </w:r>
+          </w:p>
+        </w:tc>
+        <w:tc>
+          <w:tcPr>
+            <w:tcW w:type="dxa" w:w="1600"/>
+            <w:tcMar>
+              <w:top w:type="dxa" w:w="100"/>
+              <w:left w:type="dxa" w:w="120"/>
+              <w:bottom w:type="dxa" w:w="100"/>
+              <w:right w:type="dxa" w:w="120"/>
+            </w:tcMar>
+          </w:tcPr>
+          <w:p>
+            <w:pPr>
+              <w:spacing w:after="40" w:line="280"/>
+            </w:pPr>
+            <w:r>
+              <w:rPr>
+                <w:rFonts w:ascii="Times New Roman" w:cs="Times New Roman" w:eastAsia="SimSun" w:hAnsi="Times New Roman"/>
+                <w:sz w:val="24"/>
+                <w:szCs w:val="24"/>
+              </w:rPr>
+              <w:t xml:space="preserve">2026-09-08</w:t>
+            </w:r>
+          </w:p>
+        </w:tc>
+        <w:tc>
+          <w:tcPr>
+            <w:tcW w:type="dxa" w:w="4800"/>
+            <w:tcMar>
+              <w:top w:type="dxa" w:w="100"/>
+              <w:left w:type="dxa" w:w="120"/>
+              <w:bottom w:type="dxa" w:w="100"/>
+              <w:right w:type="dxa" w:w="120"/>
+            </w:tcMar>
+          </w:tcPr>
+          <w:p>
+            <w:pPr>
+              <w:spacing w:after="40" w:line="280"/>
+            </w:pPr>
+            <w:r>
+              <w:rPr>
+                <w:rFonts w:ascii="Times New Roman" w:cs="Times New Roman" w:eastAsia="SimSun" w:hAnsi="Times New Roman"/>
+                <w:sz w:val="24"/>
+                <w:szCs w:val="24"/>
+              </w:rPr>
+              <w:t xml:space="preserve">角色权限界面收敛：只读角色隐藏全部写操作入口；登录页不再展示默认账号提示（运维请注意自行记录初始账号）。</w:t>
+            </w:r>
+          </w:p>
+        </w:tc>
+      </w:tr>
+      <w:tr>
+        <w:tc>
+          <w:tcPr>
+            <w:tcW w:type="dxa" w:w="1400"/>
+            <w:tcMar>
+              <w:top w:type="dxa" w:w="100"/>
+              <w:left w:type="dxa" w:w="120"/>
+              <w:bottom w:type="dxa" w:w="100"/>
+              <w:right w:type="dxa" w:w="120"/>
+            </w:tcMar>
+          </w:tcPr>
+          <w:p>
+            <w:pPr>
+              <w:spacing w:after="40" w:line="280"/>
+            </w:pPr>
+            <w:r>
+              <w:rPr>
+                <w:rFonts w:ascii="Times New Roman" w:cs="Times New Roman" w:eastAsia="SimSun" w:hAnsi="Times New Roman"/>
+                <w:sz w:val="24"/>
+                <w:szCs w:val="24"/>
+              </w:rPr>
+              <w:t xml:space="preserve">v1.3</w:t>
+            </w:r>
+          </w:p>
+        </w:tc>
+        <w:tc>
+          <w:tcPr>
+            <w:tcW w:type="dxa" w:w="1600"/>
+            <w:tcMar>
+              <w:top w:type="dxa" w:w="100"/>
+              <w:left w:type="dxa" w:w="120"/>
+              <w:bottom w:type="dxa" w:w="100"/>
+              <w:right w:type="dxa" w:w="120"/>
+            </w:tcMar>
+          </w:tcPr>
+          <w:p>
+            <w:pPr>
+              <w:spacing w:after="40" w:line="280"/>
+            </w:pPr>
+            <w:r>
+              <w:rPr>
+                <w:rFonts w:ascii="Times New Roman" w:cs="Times New Roman" w:eastAsia="SimSun" w:hAnsi="Times New Roman"/>
+                <w:sz w:val="24"/>
+                <w:szCs w:val="24"/>
+              </w:rPr>
+              <w:t xml:space="preserve">2026-09-09</w:t>
+            </w:r>
+          </w:p>
+        </w:tc>
+        <w:tc>
+          <w:tcPr>
+            <w:tcW w:type="dxa" w:w="4800"/>
+            <w:tcMar>
+              <w:top w:type="dxa" w:w="100"/>
+              <w:left w:type="dxa" w:w="120"/>
+              <w:bottom w:type="dxa" w:w="100"/>
+              <w:right w:type="dxa" w:w="120"/>
+            </w:tcMar>
+          </w:tcPr>
+          <w:p>
+            <w:pPr>
+              <w:spacing w:after="40" w:line="280"/>
+            </w:pPr>
+            <w:r>
+              <w:rPr>
+                <w:rFonts w:ascii="Times New Roman" w:cs="Times New Roman" w:eastAsia="SimSun" w:hAnsi="Times New Roman"/>
+                <w:sz w:val="24"/>
+                <w:szCs w:val="24"/>
+              </w:rPr>
+              <w:t xml:space="preserve">三处连通性测试入口统一并新增状态码排查提示；修复二级路由刷新白屏（构建产物改为绝对路径，IIS/Nginx 子路径部署不受影响）；README 新增运行健康监控章节（/healthz 端点可用于外部监控）。</w:t>
+            </w:r>
+          </w:p>
+        </w:tc>
+      </w:tr>
+      <w:tr>
+        <w:tc>
+          <w:tcPr>
+            <w:tcW w:type="dxa" w:w="1400"/>
+            <w:tcMar>
+              <w:top w:type="dxa" w:w="100"/>
+              <w:left w:type="dxa" w:w="120"/>
+              <w:bottom w:type="dxa" w:w="100"/>
+              <w:right w:type="dxa" w:w="120"/>
+            </w:tcMar>
+          </w:tcPr>
+          <w:p>
+            <w:pPr>
+              <w:spacing w:after="40" w:line="280"/>
+            </w:pPr>
+            <w:r>
+              <w:rPr>
+                <w:rFonts w:ascii="Times New Roman" w:cs="Times New Roman" w:eastAsia="SimSun" w:hAnsi="Times New Roman"/>
+                <w:sz w:val="24"/>
+                <w:szCs w:val="24"/>
+              </w:rPr>
+              <w:t xml:space="preserve">v1.3.1</w:t>
+            </w:r>
+          </w:p>
+        </w:tc>
+        <w:tc>
+          <w:tcPr>
+            <w:tcW w:type="dxa" w:w="1600"/>
+            <w:tcMar>
+              <w:top w:type="dxa" w:w="100"/>
+              <w:left w:type="dxa" w:w="120"/>
+              <w:bottom w:type="dxa" w:w="100"/>
+              <w:right w:type="dxa" w:w="120"/>
+            </w:tcMar>
+          </w:tcPr>
+          <w:p>
+            <w:pPr>
+              <w:spacing w:after="40" w:line="280"/>
+            </w:pPr>
+            <w:r>
+              <w:rPr>
+                <w:rFonts w:ascii="Times New Roman" w:cs="Times New Roman" w:eastAsia="SimSun" w:hAnsi="Times New Roman"/>
+                <w:sz w:val="24"/>
+                <w:szCs w:val="24"/>
+              </w:rPr>
+              <w:t xml:space="preserve">2026-09-17</w:t>
+            </w:r>
+          </w:p>
+        </w:tc>
+        <w:tc>
+          <w:tcPr>
+            <w:tcW w:type="dxa" w:w="4800"/>
+            <w:tcMar>
+              <w:top w:type="dxa" w:w="100"/>
+              <w:left w:type="dxa" w:w="120"/>
+              <w:bottom w:type="dxa" w:w="100"/>
+              <w:right w:type="dxa" w:w="120"/>
+            </w:tcMar>
+          </w:tcPr>
+          <w:p>
+            <w:pPr>
+              <w:spacing w:after="40" w:line="280"/>
+            </w:pPr>
+            <w:r>
+              <w:rPr>
+                <w:rFonts w:ascii="Times New Roman" w:cs="Times New Roman" w:eastAsia="SimSun" w:hAnsi="Times New Roman"/>
+                <w:sz w:val="24"/>
+                <w:szCs w:val="24"/>
+              </w:rPr>
+              <w:t xml:space="preserve">修复注册/编辑完成后跳转白屏（React hooks 顺序冲突）；在线调试按参数声明类型发送真实 JSON 值（object/array/number/boolean），非法输入直接拦截；e2e 冒烟脚本支持同一实例重复运行。</w:t>
+            </w:r>
+          </w:p>
+        </w:tc>
+      </w:tr>
+    </w:tbl>
+    <w:p>
+      <w:pPr>
         <w:spacing w:before="240"/>
         <w:ind w:firstLine="475"/>
       </w:pPr>
@@ -5795,7 +6282,7 @@
           <w:sz w:val="24"/>
           <w:szCs w:val="24"/>
         </w:rPr>
-        <w:t xml:space="preserve">以上为部署手册全部内容。如遇到问题，请先查阅第十章 FAQ，再结合后端标准输出日志定位。</w:t>
+        <w:t xml:space="preserve">升级建议：替换代码后重新执行 npm install 与 npm run build，再重启后端服务即可；SQLite 数据文件自动兼容，无需迁移。</w:t>
       </w:r>
     </w:p>
     <w:sectPr>

--- a/docs/WebAPI管理平台部署手册.docx
+++ b/docs/WebAPI管理平台部署手册.docx
@@ -48,7 +48,7 @@
           <w:sz w:val="24"/>
           <w:szCs w:val="24"/>
         </w:rPr>
-        <w:t xml:space="preserve">适用版本：v1.3.1（含网关转发、监控告警、多用户角色、自动归档、备份恢复）</w:t>
+        <w:t xml:space="preserve">适用版本：v1.3.2（含网关转发、监控告警、多用户角色、自动归档、备份恢复、安全加固）</w:t>
       </w:r>
     </w:p>
     <w:p>
@@ -2112,6 +2112,228 @@
                 <w:sz w:val="24"/>
                 <w:szCs w:val="24"/>
               </w:rPr>
+              <w:t xml:space="preserve">CORS_ORIGIN（环境变量）</w:t>
+            </w:r>
+          </w:p>
+        </w:tc>
+        <w:tc>
+          <w:tcPr>
+            <w:tcW w:type="dxa" w:w="2400"/>
+            <w:tcMar>
+              <w:top w:type="dxa" w:w="100"/>
+              <w:left w:type="dxa" w:w="120"/>
+              <w:bottom w:type="dxa" w:w="100"/>
+              <w:right w:type="dxa" w:w="120"/>
+            </w:tcMar>
+          </w:tcPr>
+          <w:p>
+            <w:pPr>
+              <w:spacing w:after="40" w:line="280"/>
+            </w:pPr>
+            <w:r>
+              <w:rPr>
+                <w:rFonts w:ascii="Times New Roman" w:cs="Times New Roman" w:eastAsia="SimSun" w:hAnsi="Times New Roman"/>
+                <w:sz w:val="24"/>
+                <w:szCs w:val="24"/>
+              </w:rPr>
+              <w:t xml:space="preserve">空</w:t>
+            </w:r>
+          </w:p>
+        </w:tc>
+        <w:tc>
+          <w:tcPr>
+            <w:tcW w:type="dxa" w:w="3000"/>
+            <w:tcMar>
+              <w:top w:type="dxa" w:w="100"/>
+              <w:left w:type="dxa" w:w="120"/>
+              <w:bottom w:type="dxa" w:w="100"/>
+              <w:right w:type="dxa" w:w="120"/>
+            </w:tcMar>
+          </w:tcPr>
+          <w:p>
+            <w:pPr>
+              <w:spacing w:after="40" w:line="280"/>
+            </w:pPr>
+            <w:r>
+              <w:rPr>
+                <w:rFonts w:ascii="Times New Roman" w:cs="Times New Roman" w:eastAsia="SimSun" w:hAnsi="Times New Roman"/>
+                <w:sz w:val="24"/>
+                <w:szCs w:val="24"/>
+              </w:rPr>
+              <w:t xml:space="preserve">管理接口跨域白名单（逗号分隔）。默认不下发 CORS 头，同源部署无需配置</w:t>
+            </w:r>
+          </w:p>
+        </w:tc>
+      </w:tr>
+      <w:tr>
+        <w:tc>
+          <w:tcPr>
+            <w:tcW w:type="dxa" w:w="2400"/>
+            <w:tcMar>
+              <w:top w:type="dxa" w:w="100"/>
+              <w:left w:type="dxa" w:w="120"/>
+              <w:bottom w:type="dxa" w:w="100"/>
+              <w:right w:type="dxa" w:w="120"/>
+            </w:tcMar>
+          </w:tcPr>
+          <w:p>
+            <w:pPr>
+              <w:spacing w:after="40" w:line="280"/>
+            </w:pPr>
+            <w:r>
+              <w:rPr>
+                <w:rFonts w:ascii="Times New Roman" w:cs="Times New Roman" w:eastAsia="SimSun" w:hAnsi="Times New Roman"/>
+                <w:sz w:val="24"/>
+                <w:szCs w:val="24"/>
+              </w:rPr>
+              <w:t xml:space="preserve">GATEWAY_MAX_BODY（环境变量）</w:t>
+            </w:r>
+          </w:p>
+        </w:tc>
+        <w:tc>
+          <w:tcPr>
+            <w:tcW w:type="dxa" w:w="2400"/>
+            <w:tcMar>
+              <w:top w:type="dxa" w:w="100"/>
+              <w:left w:type="dxa" w:w="120"/>
+              <w:bottom w:type="dxa" w:w="100"/>
+              <w:right w:type="dxa" w:w="120"/>
+            </w:tcMar>
+          </w:tcPr>
+          <w:p>
+            <w:pPr>
+              <w:spacing w:after="40" w:line="280"/>
+            </w:pPr>
+            <w:r>
+              <w:rPr>
+                <w:rFonts w:ascii="Times New Roman" w:cs="Times New Roman" w:eastAsia="SimSun" w:hAnsi="Times New Roman"/>
+                <w:sz w:val="24"/>
+                <w:szCs w:val="24"/>
+              </w:rPr>
+              <w:t xml:space="preserve">10485760</w:t>
+            </w:r>
+          </w:p>
+        </w:tc>
+        <w:tc>
+          <w:tcPr>
+            <w:tcW w:type="dxa" w:w="3000"/>
+            <w:tcMar>
+              <w:top w:type="dxa" w:w="100"/>
+              <w:left w:type="dxa" w:w="120"/>
+              <w:bottom w:type="dxa" w:w="100"/>
+              <w:right w:type="dxa" w:w="120"/>
+            </w:tcMar>
+          </w:tcPr>
+          <w:p>
+            <w:pPr>
+              <w:spacing w:after="40" w:line="280"/>
+            </w:pPr>
+            <w:r>
+              <w:rPr>
+                <w:rFonts w:ascii="Times New Roman" w:cs="Times New Roman" w:eastAsia="SimSun" w:hAnsi="Times New Roman"/>
+                <w:sz w:val="24"/>
+                <w:szCs w:val="24"/>
+              </w:rPr>
+              <w:t xml:space="preserve">网关单请求体上限（字节），超限返回 413</w:t>
+            </w:r>
+          </w:p>
+        </w:tc>
+      </w:tr>
+      <w:tr>
+        <w:tc>
+          <w:tcPr>
+            <w:tcW w:type="dxa" w:w="2400"/>
+            <w:tcMar>
+              <w:top w:type="dxa" w:w="100"/>
+              <w:left w:type="dxa" w:w="120"/>
+              <w:bottom w:type="dxa" w:w="100"/>
+              <w:right w:type="dxa" w:w="120"/>
+            </w:tcMar>
+          </w:tcPr>
+          <w:p>
+            <w:pPr>
+              <w:spacing w:after="40" w:line="280"/>
+            </w:pPr>
+            <w:r>
+              <w:rPr>
+                <w:rFonts w:ascii="Times New Roman" w:cs="Times New Roman" w:eastAsia="SimSun" w:hAnsi="Times New Roman"/>
+                <w:sz w:val="24"/>
+                <w:szCs w:val="24"/>
+              </w:rPr>
+              <w:t xml:space="preserve">ALLOW_LOCAL_TEST（环境变量）</w:t>
+            </w:r>
+          </w:p>
+        </w:tc>
+        <w:tc>
+          <w:tcPr>
+            <w:tcW w:type="dxa" w:w="2400"/>
+            <w:tcMar>
+              <w:top w:type="dxa" w:w="100"/>
+              <w:left w:type="dxa" w:w="120"/>
+              <w:bottom w:type="dxa" w:w="100"/>
+              <w:right w:type="dxa" w:w="120"/>
+            </w:tcMar>
+          </w:tcPr>
+          <w:p>
+            <w:pPr>
+              <w:spacing w:after="40" w:line="280"/>
+            </w:pPr>
+            <w:r>
+              <w:rPr>
+                <w:rFonts w:ascii="Times New Roman" w:cs="Times New Roman" w:eastAsia="SimSun" w:hAnsi="Times New Roman"/>
+                <w:sz w:val="24"/>
+                <w:szCs w:val="24"/>
+              </w:rPr>
+              <w:t xml:space="preserve">关</w:t>
+            </w:r>
+          </w:p>
+        </w:tc>
+        <w:tc>
+          <w:tcPr>
+            <w:tcW w:type="dxa" w:w="3000"/>
+            <w:tcMar>
+              <w:top w:type="dxa" w:w="100"/>
+              <w:left w:type="dxa" w:w="120"/>
+              <w:bottom w:type="dxa" w:w="100"/>
+              <w:right w:type="dxa" w:w="120"/>
+            </w:tcMar>
+          </w:tcPr>
+          <w:p>
+            <w:pPr>
+              <w:spacing w:after="40" w:line="280"/>
+            </w:pPr>
+            <w:r>
+              <w:rPr>
+                <w:rFonts w:ascii="Times New Roman" w:cs="Times New Roman" w:eastAsia="SimSun" w:hAnsi="Times New Roman"/>
+                <w:sz w:val="24"/>
+                <w:szCs w:val="24"/>
+              </w:rPr>
+              <w:t xml:space="preserve">置 1 时连通性测试允许访问本机回环地址；仅本机联调使用，生产禁止开启</w:t>
+            </w:r>
+          </w:p>
+        </w:tc>
+      </w:tr>
+      <w:tr>
+        <w:tc>
+          <w:tcPr>
+            <w:tcW w:type="dxa" w:w="2400"/>
+            <w:tcMar>
+              <w:top w:type="dxa" w:w="100"/>
+              <w:left w:type="dxa" w:w="120"/>
+              <w:bottom w:type="dxa" w:w="100"/>
+              <w:right w:type="dxa" w:w="120"/>
+            </w:tcMar>
+          </w:tcPr>
+          <w:p>
+            <w:pPr>
+              <w:spacing w:after="40" w:line="280"/>
+            </w:pPr>
+            <w:r>
+              <w:rPr>
+                <w:rFonts w:ascii="Times New Roman" w:cs="Times New Roman" w:eastAsia="SimSun" w:hAnsi="Times New Roman"/>
+                <w:sz w:val="24"/>
+                <w:szCs w:val="24"/>
+              </w:rPr>
               <w:t xml:space="preserve">数据库文件</w:t>
             </w:r>
           </w:p>
@@ -2540,7 +2762,7 @@
           <w:sz w:val="24"/>
           <w:szCs w:val="24"/>
         </w:rPr>
-        <w:t xml:space="preserve">重要：生产环境部署后，请第一时间登录控制台，通过左侧边栏底部的"修改密码"功能修改初始密码。修改密码后该账号所有已登录会话会立即失效，需重新登录。</w:t>
+        <w:t xml:space="preserve">重要：使用初始密码（或管理员重置后的密码）登录时，系统会强制弹出"请修改初始密码"对话框且不可跳过，修改成功后所有会话立即失效，需用新密码重新登录。该机制对存量部署同样生效（检测到 admin 仍用默认口令即自动标记）。</w:t>
       </w:r>
     </w:p>
     <w:p>
@@ -2650,7 +2872,7 @@
           <w:sz w:val="24"/>
           <w:szCs w:val="24"/>
         </w:rPr>
-        <w:t xml:space="preserve">其他安全建议：</w:t>
+        <w:t xml:space="preserve">平台内置安全机制（v1.3.2 起）：</w:t>
       </w:r>
     </w:p>
     <w:p>
@@ -2668,7 +2890,7 @@
           <w:sz w:val="24"/>
           <w:szCs w:val="24"/>
         </w:rPr>
-        <w:t xml:space="preserve">调用方应用的 SecretKey 仅授权人员可见，泄露后请立即在"应用与密钥"页面重置。</w:t>
+        <w:t xml:space="preserve">密码以 scrypt 加盐哈希存储（旧 SHA-256 数据登录成功后自动升级）；网关调用需同时携带 X-Access-Key 与 X-Secret-Key 双因子，密钥由服务端加密安全随机数生成、常量时间比较。</w:t>
       </w:r>
     </w:p>
     <w:p>
@@ -2686,7 +2908,7 @@
           <w:sz w:val="24"/>
           <w:szCs w:val="24"/>
         </w:rPr>
-        <w:t xml:space="preserve">停用不再使用的应用，网关会立即拒绝其全部调用。</w:t>
+        <w:t xml:space="preserve">全站安全响应头（CSP / X-Frame-Options / X-Content-Type-Options / Referrer-Policy）；管理接口默认不下发 CORS 头，跨域需配置 CORS_ORIGIN 白名单。</w:t>
       </w:r>
     </w:p>
     <w:p>
@@ -2704,7 +2926,111 @@
           <w:sz w:val="24"/>
           <w:szCs w:val="24"/>
         </w:rPr>
-        <w:t xml:space="preserve">建议通过 Nginx 启用 HTTPS，避免 AccessKey 与登录口令明文传输。</w:t>
+        <w:t xml:space="preserve">全部接口请求体设有大小上限（网关默认 10MB），防大体积请求耗尽内存。</w:t>
+      </w:r>
+    </w:p>
+    <w:p>
+      <w:pPr>
+        <w:pStyle w:val="ListParagraph"/>
+        <w:numPr>
+          <w:ilvl w:val="0"/>
+          <w:numId w:val="1"/>
+        </w:numPr>
+        <w:spacing w:after="80" w:line="300"/>
+      </w:pPr>
+      <w:r>
+        <w:rPr>
+          <w:rFonts w:ascii="Times New Roman" w:cs="Times New Roman" w:eastAsia="SimSun" w:hAnsi="Times New Roman"/>
+          <w:sz w:val="24"/>
+          <w:szCs w:val="24"/>
+        </w:rPr>
+        <w:t xml:space="preserve">连通性测试内置 SSRF 防护：云元数据、本机回环与链路本地地址一律拦截。</w:t>
+      </w:r>
+    </w:p>
+    <w:p>
+      <w:pPr>
+        <w:pStyle w:val="ListParagraph"/>
+        <w:numPr>
+          <w:ilvl w:val="0"/>
+          <w:numId w:val="1"/>
+        </w:numPr>
+        <w:spacing w:after="80" w:line="300"/>
+      </w:pPr>
+      <w:r>
+        <w:rPr>
+          <w:rFonts w:ascii="Times New Roman" w:cs="Times New Roman" w:eastAsia="SimSun" w:hAnsi="Times New Roman"/>
+          <w:sz w:val="24"/>
+          <w:szCs w:val="24"/>
+        </w:rPr>
+        <w:t xml:space="preserve">只读角色获取的 SecretKey 为脱敏掩码，无法查看完整值。</w:t>
+      </w:r>
+    </w:p>
+    <w:p>
+      <w:pPr>
+        <w:spacing w:after="160" w:line="300"/>
+        <w:ind w:firstLine="475"/>
+      </w:pPr>
+      <w:r>
+        <w:rPr>
+          <w:rFonts w:ascii="Times New Roman" w:cs="Times New Roman" w:eastAsia="SimSun" w:hAnsi="Times New Roman"/>
+          <w:sz w:val="24"/>
+          <w:szCs w:val="24"/>
+        </w:rPr>
+        <w:t xml:space="preserve">其他安全建议：</w:t>
+      </w:r>
+    </w:p>
+    <w:p>
+      <w:pPr>
+        <w:pStyle w:val="ListParagraph"/>
+        <w:numPr>
+          <w:ilvl w:val="0"/>
+          <w:numId w:val="1"/>
+        </w:numPr>
+        <w:spacing w:after="80" w:line="300"/>
+      </w:pPr>
+      <w:r>
+        <w:rPr>
+          <w:rFonts w:ascii="Times New Roman" w:cs="Times New Roman" w:eastAsia="SimSun" w:hAnsi="Times New Roman"/>
+          <w:sz w:val="24"/>
+          <w:szCs w:val="24"/>
+        </w:rPr>
+        <w:t xml:space="preserve">调用方应用的 SecretKey 泄露后，请立即在"应用与密钥"页面停用并重置。</w:t>
+      </w:r>
+    </w:p>
+    <w:p>
+      <w:pPr>
+        <w:pStyle w:val="ListParagraph"/>
+        <w:numPr>
+          <w:ilvl w:val="0"/>
+          <w:numId w:val="1"/>
+        </w:numPr>
+        <w:spacing w:after="80" w:line="300"/>
+      </w:pPr>
+      <w:r>
+        <w:rPr>
+          <w:rFonts w:ascii="Times New Roman" w:cs="Times New Roman" w:eastAsia="SimSun" w:hAnsi="Times New Roman"/>
+          <w:sz w:val="24"/>
+          <w:szCs w:val="24"/>
+        </w:rPr>
+        <w:t xml:space="preserve">停用不再使用的应用，网关会立即拒绝其全部调用。</w:t>
+      </w:r>
+    </w:p>
+    <w:p>
+      <w:pPr>
+        <w:pStyle w:val="ListParagraph"/>
+        <w:numPr>
+          <w:ilvl w:val="0"/>
+          <w:numId w:val="1"/>
+        </w:numPr>
+        <w:spacing w:after="80" w:line="300"/>
+      </w:pPr>
+      <w:r>
+        <w:rPr>
+          <w:rFonts w:ascii="Times New Roman" w:cs="Times New Roman" w:eastAsia="SimSun" w:hAnsi="Times New Roman"/>
+          <w:sz w:val="24"/>
+          <w:szCs w:val="24"/>
+        </w:rPr>
+        <w:t xml:space="preserve">公网部署务必通过 Nginx/Caddy 启用 HTTPS，避免密钥与登录口令明文传输。</w:t>
       </w:r>
     </w:p>
     <w:p>
@@ -6266,6 +6592,80 @@
                 <w:szCs w:val="24"/>
               </w:rPr>
               <w:t xml:space="preserve">修复注册/编辑完成后跳转白屏（React hooks 顺序冲突）；在线调试按参数声明类型发送真实 JSON 值（object/array/number/boolean），非法输入直接拦截；e2e 冒烟脚本支持同一实例重复运行。</w:t>
+            </w:r>
+          </w:p>
+        </w:tc>
+      </w:tr>
+      <w:tr>
+        <w:tc>
+          <w:tcPr>
+            <w:tcW w:type="dxa" w:w="1400"/>
+            <w:tcMar>
+              <w:top w:type="dxa" w:w="100"/>
+              <w:left w:type="dxa" w:w="120"/>
+              <w:bottom w:type="dxa" w:w="100"/>
+              <w:right w:type="dxa" w:w="120"/>
+            </w:tcMar>
+          </w:tcPr>
+          <w:p>
+            <w:pPr>
+              <w:spacing w:after="40" w:line="280"/>
+            </w:pPr>
+            <w:r>
+              <w:rPr>
+                <w:rFonts w:ascii="Times New Roman" w:cs="Times New Roman" w:eastAsia="SimSun" w:hAnsi="Times New Roman"/>
+                <w:sz w:val="24"/>
+                <w:szCs w:val="24"/>
+              </w:rPr>
+              <w:t xml:space="preserve">v1.3.2</w:t>
+            </w:r>
+          </w:p>
+        </w:tc>
+        <w:tc>
+          <w:tcPr>
+            <w:tcW w:type="dxa" w:w="1600"/>
+            <w:tcMar>
+              <w:top w:type="dxa" w:w="100"/>
+              <w:left w:type="dxa" w:w="120"/>
+              <w:bottom w:type="dxa" w:w="100"/>
+              <w:right w:type="dxa" w:w="120"/>
+            </w:tcMar>
+          </w:tcPr>
+          <w:p>
+            <w:pPr>
+              <w:spacing w:after="40" w:line="280"/>
+            </w:pPr>
+            <w:r>
+              <w:rPr>
+                <w:rFonts w:ascii="Times New Roman" w:cs="Times New Roman" w:eastAsia="SimSun" w:hAnsi="Times New Roman"/>
+                <w:sz w:val="24"/>
+                <w:szCs w:val="24"/>
+              </w:rPr>
+              <w:t xml:space="preserve">2026-09-20</w:t>
+            </w:r>
+          </w:p>
+        </w:tc>
+        <w:tc>
+          <w:tcPr>
+            <w:tcW w:type="dxa" w:w="4800"/>
+            <w:tcMar>
+              <w:top w:type="dxa" w:w="100"/>
+              <w:left w:type="dxa" w:w="120"/>
+              <w:bottom w:type="dxa" w:w="100"/>
+              <w:right w:type="dxa" w:w="120"/>
+            </w:tcMar>
+          </w:tcPr>
+          <w:p>
+            <w:pPr>
+              <w:spacing w:after="40" w:line="280"/>
+            </w:pPr>
+            <w:r>
+              <w:rPr>
+                <w:rFonts w:ascii="Times New Roman" w:cs="Times New Roman" w:eastAsia="SimSun" w:hAnsi="Times New Roman"/>
+                <w:sz w:val="24"/>
+                <w:szCs w:val="24"/>
+              </w:rPr>
+              <w:t xml:space="preserve">安全加固：密码改 scrypt 哈希（旧数据自动升级）、初始密码首次登录强制修改；网关改为 AccessKey+SecretKey 双因子鉴权（密钥服务端加密安全生成，AccessKey 创建后不可变，启用中应用禁止重置 SK）；只读角色 SecretKey 脱敏；新增安全响应头（CSP 等）；管理接口 CORS 收敛为 CORS_ORIGIN 白名单；请求体大小上限（GATEWAY_MAX_BODY）；连通性测试 SSRF 防护（ALLOW_LOCAL_TEST 仅供本机联调）；前台页面显示系统版本号。注意：调用方需同时携带 X-Access-Key 与 X-Secret-Key 两个请求头。</w:t>
             </w:r>
           </w:p>
         </w:tc>

--- a/docs/WebAPI管理平台部署手册.docx
+++ b/docs/WebAPI管理平台部署手册.docx
@@ -2944,7 +2944,7 @@
           <w:sz w:val="24"/>
           <w:szCs w:val="24"/>
         </w:rPr>
-        <w:t xml:space="preserve">连通性测试内置 SSRF 防护：云元数据、本机回环与链路本地地址一律拦截。</w:t>
+        <w:t xml:space="preserve">连通性测试与网关转发均内置 SSRF 防护（注册校验 + 转发兜底双层）：云元数据、本机回环与链路本地地址一律拦截。</w:t>
       </w:r>
     </w:p>
     <w:p>
@@ -2962,7 +2962,7 @@
           <w:sz w:val="24"/>
           <w:szCs w:val="24"/>
         </w:rPr>
-        <w:t xml:space="preserve">只读角色获取的 SecretKey 为脱敏掩码，无法查看完整值。</w:t>
+        <w:t xml:space="preserve">SecretKey 仅存储 SHA-256 哈希，任何角色都无法查看完整值；明文仅在创建/重置成功时一次性展示。</w:t>
       </w:r>
     </w:p>
     <w:p>
@@ -3048,7 +3048,7 @@
           <w:sz w:val="24"/>
           <w:szCs w:val="24"/>
         </w:rPr>
-        <w:t xml:space="preserve">控制台会话有效期 12 小时，连续登录失败 5 次账号锁定 5 分钟。</w:t>
+        <w:t xml:space="preserve">控制台会话有效期 12 小时（HMAC 签名令牌，重启服务不失效；改密/角色变更后旧令牌立即失效），连续登录失败 5 次账号锁定 5 分钟。</w:t>
       </w:r>
     </w:p>
     <w:p>

--- a/docs/WebAPI管理平台部署手册.docx
+++ b/docs/WebAPI管理平台部署手册.docx
@@ -48,7 +48,7 @@
           <w:sz w:val="24"/>
           <w:szCs w:val="24"/>
         </w:rPr>
-        <w:t xml:space="preserve">适用版本：v1.3.2（含网关转发、监控告警、多用户角色、自动归档、备份恢复、安全加固）</w:t>
+        <w:t xml:space="preserve">适用版本：v1.4.5（含一键部署/升级脚本、网关转发、监控告警、多用户角色、自动归档、备份恢复、安全加固）</w:t>
       </w:r>
     </w:p>
     <w:p>
@@ -63,7 +63,7 @@
           <w:sz w:val="24"/>
           <w:szCs w:val="24"/>
         </w:rPr>
-        <w:t xml:space="preserve">文档日期：2026-09-17</w:t>
+        <w:t xml:space="preserve">文档日期：2026-09-22</w:t>
       </w:r>
     </w:p>
     <w:p>
@@ -240,7 +240,7 @@
             <w:ind w:left="0"/>
           </w:pPr>
           <w:r>
-            <w:t>四、启动与运行</w:t>
+            <w:t>四、一键部署与一键升级（推荐）</w:t>
           </w:r>
           <w:r>
             <w:tab/>
@@ -258,7 +258,7 @@
             <w:ind w:left="360"/>
           </w:pPr>
           <w:r>
-            <w:t>4.1 开发模式</w:t>
+            <w:t>4.1 首次部署：deploy.sh</w:t>
           </w:r>
           <w:r>
             <w:tab/>
@@ -276,25 +276,25 @@
             <w:ind w:left="360"/>
           </w:pPr>
           <w:r>
-            <w:t>4.2 生产模式</w:t>
+            <w:t>4.2 老版本一键升级：upgrade.sh</w:t>
           </w:r>
           <w:r>
             <w:tab/>
           </w:r>
           <w:r>
-            <w:t>5</w:t>
+            <w:t>6</w:t>
           </w:r>
         </w:p>
         <w:p>
           <w:pPr>
-            <w:pStyle w:val="TOC1"/>
+            <w:pStyle w:val="TOC2"/>
             <w:tabs>
               <w:tab w:val="right" w:leader="dot" w:pos="9000"/>
             </w:tabs>
-            <w:ind w:left="0"/>
+            <w:ind w:left="360"/>
           </w:pPr>
           <w:r>
-            <w:t>五、配置说明</w:t>
+            <w:t>4.3 日常运维命令</w:t>
           </w:r>
           <w:r>
             <w:tab/>
@@ -312,7 +312,43 @@
             <w:ind w:left="0"/>
           </w:pPr>
           <w:r>
-            <w:t>六、初始账号、用户角色与安全设置</w:t>
+            <w:t>五、启动与运行（手动方式）</w:t>
+          </w:r>
+          <w:r>
+            <w:tab/>
+          </w:r>
+          <w:r>
+            <w:t>7</w:t>
+          </w:r>
+        </w:p>
+        <w:p>
+          <w:pPr>
+            <w:pStyle w:val="TOC2"/>
+            <w:tabs>
+              <w:tab w:val="right" w:leader="dot" w:pos="9000"/>
+            </w:tabs>
+            <w:ind w:left="360"/>
+          </w:pPr>
+          <w:r>
+            <w:t>5.1 开发模式</w:t>
+          </w:r>
+          <w:r>
+            <w:tab/>
+          </w:r>
+          <w:r>
+            <w:t>7</w:t>
+          </w:r>
+        </w:p>
+        <w:p>
+          <w:pPr>
+            <w:pStyle w:val="TOC2"/>
+            <w:tabs>
+              <w:tab w:val="right" w:leader="dot" w:pos="9000"/>
+            </w:tabs>
+            <w:ind w:left="360"/>
+          </w:pPr>
+          <w:r>
+            <w:t>5.2 生产模式</w:t>
           </w:r>
           <w:r>
             <w:tab/>
@@ -330,7 +366,7 @@
             <w:ind w:left="0"/>
           </w:pPr>
           <w:r>
-            <w:t>七、部署验证</w:t>
+            <w:t>六、配置说明</w:t>
           </w:r>
           <w:r>
             <w:tab/>
@@ -348,7 +384,7 @@
             <w:ind w:left="0"/>
           </w:pPr>
           <w:r>
-            <w:t>八、数据与备份</w:t>
+            <w:t>七、初始账号、用户角色与安全设置</w:t>
           </w:r>
           <w:r>
             <w:tab/>
@@ -366,7 +402,7 @@
             <w:ind w:left="0"/>
           </w:pPr>
           <w:r>
-            <w:t>九、运维管理</w:t>
+            <w:t>八、部署验证</w:t>
           </w:r>
           <w:r>
             <w:tab/>
@@ -384,7 +420,7 @@
             <w:ind w:left="0"/>
           </w:pPr>
           <w:r>
-            <w:t>十、常见问题（FAQ）</w:t>
+            <w:t>九、数据与备份</w:t>
           </w:r>
           <w:r>
             <w:tab/>
@@ -402,7 +438,7 @@
             <w:ind w:left="0"/>
           </w:pPr>
           <w:r>
-            <w:t>附录 A：管理 API 接口一览</w:t>
+            <w:t>十、运维管理</w:t>
           </w:r>
           <w:r>
             <w:tab/>
@@ -420,13 +456,49 @@
             <w:ind w:left="0"/>
           </w:pPr>
           <w:r>
+            <w:t>十一、常见问题（FAQ）</w:t>
+          </w:r>
+          <w:r>
+            <w:tab/>
+          </w:r>
+          <w:r>
+            <w:t>13</w:t>
+          </w:r>
+        </w:p>
+        <w:p>
+          <w:pPr>
+            <w:pStyle w:val="TOC1"/>
+            <w:tabs>
+              <w:tab w:val="right" w:leader="dot" w:pos="9000"/>
+            </w:tabs>
+            <w:ind w:left="0"/>
+          </w:pPr>
+          <w:r>
+            <w:t>附录 A：管理 API 接口一览</w:t>
+          </w:r>
+          <w:r>
+            <w:tab/>
+          </w:r>
+          <w:r>
+            <w:t>14</w:t>
+          </w:r>
+        </w:p>
+        <w:p>
+          <w:pPr>
+            <w:pStyle w:val="TOC1"/>
+            <w:tabs>
+              <w:tab w:val="right" w:leader="dot" w:pos="9000"/>
+            </w:tabs>
+            <w:ind w:left="0"/>
+          </w:pPr>
+          <w:r>
             <w:t>附录 B：版本更新记录</w:t>
           </w:r>
           <w:r>
             <w:tab/>
           </w:r>
           <w:r>
-            <w:t>13</w:t>
+            <w:t>15</w:t>
           </w:r>
         </w:p>
         <w:p>
@@ -1483,7 +1555,7 @@
           <w:sz w:val="30"/>
           <w:szCs w:val="30"/>
         </w:rPr>
-        <w:t xml:space="preserve">四、启动与运行</w:t>
+        <w:t xml:space="preserve">四、一键部署与一键升级（推荐）</w:t>
       </w:r>
     </w:p>
     <w:p>
@@ -1500,7 +1572,7 @@
           <w:sz w:val="26"/>
           <w:szCs w:val="26"/>
         </w:rPr>
-        <w:t xml:space="preserve">4.1 开发模式</w:t>
+        <w:t xml:space="preserve">4.1 首次部署：deploy.sh</w:t>
       </w:r>
     </w:p>
     <w:p>
@@ -1514,7 +1586,7 @@
           <w:sz w:val="24"/>
           <w:szCs w:val="24"/>
         </w:rPr>
-        <w:t xml:space="preserve">一条命令同时启动后端（3100）与前端开发服务器（默认 3000）：</w:t>
+        <w:t xml:space="preserve">系统提供一键部署脚本 scripts/deploy.sh（Linux / macOS），自动完成环境检查、代码复制、配置生成与服务启动：</w:t>
       </w:r>
     </w:p>
     <w:p>
@@ -1530,7 +1602,37 @@
           <w:sz w:val="18"/>
           <w:szCs w:val="18"/>
         </w:rPr>
-        <w:t xml:space="preserve">npm run dev</w:t>
+        <w:t xml:space="preserve"># 默认安装到 /opt/webapi-platform，端口 3100，监听全部网卡</w:t>
+      </w:r>
+    </w:p>
+    <w:p>
+      <w:pPr>
+        <w:shd w:fill="F4F5F7" w:val="clear"/>
+        <w:spacing w:after="0" w:line="260"/>
+        <w:ind w:left="288" w:right="288"/>
+      </w:pPr>
+      <w:r>
+        <w:rPr>
+          <w:rFonts w:ascii="Courier New" w:cs="Courier New" w:eastAsia="SimSun" w:hAnsi="Courier New"/>
+          <w:color w:val="333333"/>
+          <w:sz w:val="18"/>
+          <w:szCs w:val="18"/>
+        </w:rPr>
+        <w:t xml:space="preserve">INSTALL_DIR=/opt/webapi-platform PORT=3100 bash scripts/deploy.sh</w:t>
+      </w:r>
+    </w:p>
+    <w:p>
+      <w:pPr>
+        <w:spacing w:after="160" w:line="300"/>
+        <w:ind w:firstLine="475"/>
+      </w:pPr>
+      <w:r>
+        <w:rPr>
+          <w:rFonts w:ascii="Times New Roman" w:cs="Times New Roman" w:eastAsia="SimSun" w:hAnsi="Times New Roman"/>
+          <w:sz w:val="24"/>
+          <w:szCs w:val="24"/>
+        </w:rPr>
+        <w:t xml:space="preserve">脚本执行内容：</w:t>
       </w:r>
     </w:p>
     <w:p>
@@ -1548,7 +1650,7 @@
           <w:sz w:val="24"/>
           <w:szCs w:val="24"/>
         </w:rPr>
-        <w:t xml:space="preserve">仅启动后端：npm run server</w:t>
+        <w:t xml:space="preserve">环境检查：Node.js 版本需 ≥ 22.5（推荐 24），且包含内置 node:sqlite 模块。</w:t>
       </w:r>
     </w:p>
     <w:p>
@@ -1566,7 +1668,7 @@
           <w:sz w:val="24"/>
           <w:szCs w:val="24"/>
         </w:rPr>
-        <w:t xml:space="preserve">仅启动前端：npm run dev:web</w:t>
+        <w:t xml:space="preserve">代码复制：仅复制源码与前端产物，绝不包含源目录中的数据库、日志等运行时数据。</w:t>
       </w:r>
     </w:p>
     <w:p>
@@ -1584,7 +1686,25 @@
           <w:sz w:val="24"/>
           <w:szCs w:val="24"/>
         </w:rPr>
-        <w:t xml:space="preserve">指定前端端口：npm run dev -- --port 8080</w:t>
+        <w:t xml:space="preserve">生成配置：deploy.env（端口、监听地址、日志保留天数等，改后重启生效）与 bin/start.sh、bin/stop.sh 运维脚本。</w:t>
+      </w:r>
+    </w:p>
+    <w:p>
+      <w:pPr>
+        <w:pStyle w:val="ListParagraph"/>
+        <w:numPr>
+          <w:ilvl w:val="0"/>
+          <w:numId w:val="1"/>
+        </w:numPr>
+        <w:spacing w:after="80" w:line="300"/>
+      </w:pPr>
+      <w:r>
+        <w:rPr>
+          <w:rFonts w:ascii="Times New Roman" w:cs="Times New Roman" w:eastAsia="SimSun" w:hAnsi="Times New Roman"/>
+          <w:sz w:val="24"/>
+          <w:szCs w:val="24"/>
+        </w:rPr>
+        <w:t xml:space="preserve">启动并健康检查：数据库首次启动自动初始化（含示例数据与默认管理员 admin / Admin@123，首次登录强制改密）。</w:t>
       </w:r>
     </w:p>
     <w:p>
@@ -1598,7 +1718,7 @@
           <w:sz w:val="24"/>
           <w:szCs w:val="24"/>
         </w:rPr>
-        <w:t xml:space="preserve">开发模式下，Vite 已将 /admin 与 /gw 路径代理到 3100 端口，前端页面直接访问同源地址即可。</w:t>
+        <w:t xml:space="preserve">可配置环境变量：INSTALL_DIR（安装目录）、PORT（端口）、HOST（监听地址，默认 0.0.0.0 全网卡可访问）、LOG_RETENTION_DAYS（日志保留天数）。</w:t>
       </w:r>
     </w:p>
     <w:p>
@@ -1615,7 +1735,7 @@
           <w:sz w:val="26"/>
           <w:szCs w:val="26"/>
         </w:rPr>
-        <w:t xml:space="preserve">4.2 生产模式（局域网 / 服务器部署）</w:t>
+        <w:t xml:space="preserve">4.2 老版本一键升级：upgrade.sh</w:t>
       </w:r>
     </w:p>
     <w:p>
@@ -1629,7 +1749,7 @@
           <w:sz w:val="24"/>
           <w:szCs w:val="24"/>
         </w:rPr>
-        <w:t xml:space="preserve">步骤一：构建前端静态资源。</w:t>
+        <w:t xml:space="preserve">已有部署需要升级到新版本时，使用 scripts/upgrade.sh，全程自动备份数据，失败自动回滚：</w:t>
       </w:r>
     </w:p>
     <w:p>
@@ -1645,21 +1765,7 @@
           <w:sz w:val="18"/>
           <w:szCs w:val="18"/>
         </w:rPr>
-        <w:t xml:space="preserve">npm run build</w:t>
-      </w:r>
-    </w:p>
-    <w:p>
-      <w:pPr>
-        <w:spacing w:after="160" w:line="300"/>
-        <w:ind w:firstLine="475"/>
-      </w:pPr>
-      <w:r>
-        <w:rPr>
-          <w:rFonts w:ascii="Times New Roman" w:cs="Times New Roman" w:eastAsia="SimSun" w:hAnsi="Times New Roman"/>
-          <w:sz w:val="24"/>
-          <w:szCs w:val="24"/>
-        </w:rPr>
-        <w:t xml:space="preserve">步骤二：启动一体化服务。后端默认绑定 0.0.0.0（所有网卡），并直接托管 dist/ 前端静态资源，无需 Nginx：</w:t>
+        <w:t xml:space="preserve"># 方式一：用下载的新版本代码目录升级（推荐）</w:t>
       </w:r>
     </w:p>
     <w:p>
@@ -1675,7 +1781,7 @@
           <w:sz w:val="18"/>
           <w:szCs w:val="18"/>
         </w:rPr>
-        <w:t xml:space="preserve">npm run server</w:t>
+        <w:t xml:space="preserve">INSTALL_DIR=/opt/webapi-platform bash scripts/upgrade.sh --from /tmp/webapi-platform-新版本</w:t>
       </w:r>
     </w:p>
     <w:p>
@@ -1691,7 +1797,7 @@
           <w:sz w:val="18"/>
           <w:szCs w:val="18"/>
         </w:rPr>
-        <w:t xml:space="preserve"># 或自定义监听地址与端口</w:t>
+        <w:t xml:space="preserve"> </w:t>
       </w:r>
     </w:p>
     <w:p>
@@ -1707,7 +1813,23 @@
           <w:sz w:val="18"/>
           <w:szCs w:val="18"/>
         </w:rPr>
-        <w:t xml:space="preserve">HOST=0.0.0.0 PORT=3100 node server/index.js</w:t>
+        <w:t xml:space="preserve"># 方式二：安装目录本身是 git 仓库时，直接拉取最新代码升级</w:t>
+      </w:r>
+    </w:p>
+    <w:p>
+      <w:pPr>
+        <w:shd w:fill="F4F5F7" w:val="clear"/>
+        <w:spacing w:after="0" w:line="260"/>
+        <w:ind w:left="288" w:right="288"/>
+      </w:pPr>
+      <w:r>
+        <w:rPr>
+          <w:rFonts w:ascii="Courier New" w:cs="Courier New" w:eastAsia="SimSun" w:hAnsi="Courier New"/>
+          <w:color w:val="333333"/>
+          <w:sz w:val="18"/>
+          <w:szCs w:val="18"/>
+        </w:rPr>
+        <w:t xml:space="preserve">INSTALL_DIR=/opt/webapi-platform bash scripts/upgrade.sh</w:t>
       </w:r>
     </w:p>
     <w:p>
@@ -1721,7 +1843,7 @@
           <w:sz w:val="24"/>
           <w:szCs w:val="24"/>
         </w:rPr>
-        <w:t xml:space="preserve">启动后，同一局域网内的任意计算机通过 http://&lt;服务器IP&gt;:3100 即可访问完整系统（管理控制台、管理 API、网关入口均为同一端口）。查看服务器 IP：macOS/Linux 执行 ipconfig getifaddr en0 或 ip addr，Windows 执行 ipconfig。</w:t>
+        <w:t xml:space="preserve">升级流程：升级前健康检查 → 停止服务 → 备份 → 更新代码 → （前端产物缺失时自动构建）→ 启动服务 → 升级后健康检查。</w:t>
       </w:r>
     </w:p>
     <w:p>
@@ -1735,7 +1857,61 @@
           <w:sz w:val="24"/>
           <w:szCs w:val="24"/>
         </w:rPr>
-        <w:t xml:space="preserve">防火墙提示：若其他计算机无法访问，请确认服务器防火墙已放行监听端口（macOS：系统设置 → 网络 → 防火墙；Linux：firewalld/ufw 放行端口；Windows：入站规则）。</w:t>
+        <w:t xml:space="preserve">数据安全保障：</w:t>
+      </w:r>
+    </w:p>
+    <w:p>
+      <w:pPr>
+        <w:pStyle w:val="ListParagraph"/>
+        <w:numPr>
+          <w:ilvl w:val="0"/>
+          <w:numId w:val="1"/>
+        </w:numPr>
+        <w:spacing w:after="80" w:line="300"/>
+      </w:pPr>
+      <w:r>
+        <w:rPr>
+          <w:rFonts w:ascii="Times New Roman" w:cs="Times New Roman" w:eastAsia="SimSun" w:hAnsi="Times New Roman"/>
+          <w:sz w:val="24"/>
+          <w:szCs w:val="24"/>
+        </w:rPr>
+        <w:t xml:space="preserve">备份完整：停止服务后打包 SQLite 数据库（含 WAL 文件）与归档目录 server/archives/ 到 backups/&lt;时间戳&gt;/data.tar.gz，旧代码另存为 code.tar.gz，默认保留最近 5 份（--keep 可调）。</w:t>
+      </w:r>
+    </w:p>
+    <w:p>
+      <w:pPr>
+        <w:pStyle w:val="ListParagraph"/>
+        <w:numPr>
+          <w:ilvl w:val="0"/>
+          <w:numId w:val="1"/>
+        </w:numPr>
+        <w:spacing w:after="80" w:line="300"/>
+      </w:pPr>
+      <w:r>
+        <w:rPr>
+          <w:rFonts w:ascii="Times New Roman" w:cs="Times New Roman" w:eastAsia="SimSun" w:hAnsi="Times New Roman"/>
+          <w:sz w:val="24"/>
+          <w:szCs w:val="24"/>
+        </w:rPr>
+        <w:t xml:space="preserve">绝不改数据：升级过程只替换代码文件，业务数据不会被修改；数据库结构变更由服务启动时自动迁移（向后兼容）。</w:t>
+      </w:r>
+    </w:p>
+    <w:p>
+      <w:pPr>
+        <w:pStyle w:val="ListParagraph"/>
+        <w:numPr>
+          <w:ilvl w:val="0"/>
+          <w:numId w:val="1"/>
+        </w:numPr>
+        <w:spacing w:after="80" w:line="300"/>
+      </w:pPr>
+      <w:r>
+        <w:rPr>
+          <w:rFonts w:ascii="Times New Roman" w:cs="Times New Roman" w:eastAsia="SimSun" w:hAnsi="Times New Roman"/>
+          <w:sz w:val="24"/>
+          <w:szCs w:val="24"/>
+        </w:rPr>
+        <w:t xml:space="preserve">失败自动回滚：任一环节失败（含升级后健康检查不通过），自动恢复升级前的代码与数据并重启服务。</w:t>
       </w:r>
     </w:p>
     <w:p>
@@ -1749,9 +1925,447 @@
           <w:sz w:val="24"/>
           <w:szCs w:val="24"/>
         </w:rPr>
-        <w:t xml:space="preserve">如需公网访问或 HTTPS，可在前方再加一层 Nginx 反向代理，将 80/443 转发到 3100 端口即可（控制台、/admin、/gw 均为同端口同源，无需分别配置）。</w:t>
-      </w:r>
-    </w:p>
+        <w:t xml:space="preserve">升级完成后会打印人工回滚命令，如需手动回滚：</w:t>
+      </w:r>
+    </w:p>
+    <w:p>
+      <w:pPr>
+        <w:shd w:fill="F4F5F7" w:val="clear"/>
+        <w:spacing w:after="0" w:line="260"/>
+        <w:ind w:left="288" w:right="288"/>
+      </w:pPr>
+      <w:r>
+        <w:rPr>
+          <w:rFonts w:ascii="Courier New" w:cs="Courier New" w:eastAsia="SimSun" w:hAnsi="Courier New"/>
+          <w:color w:val="333333"/>
+          <w:sz w:val="18"/>
+          <w:szCs w:val="18"/>
+        </w:rPr>
+        <w:t xml:space="preserve">bin/stop.sh</w:t>
+      </w:r>
+    </w:p>
+    <w:p>
+      <w:pPr>
+        <w:shd w:fill="F4F5F7" w:val="clear"/>
+        <w:spacing w:after="0" w:line="260"/>
+        <w:ind w:left="288" w:right="288"/>
+      </w:pPr>
+      <w:r>
+        <w:rPr>
+          <w:rFonts w:ascii="Courier New" w:cs="Courier New" w:eastAsia="SimSun" w:hAnsi="Courier New"/>
+          <w:color w:val="333333"/>
+          <w:sz w:val="18"/>
+          <w:szCs w:val="18"/>
+        </w:rPr>
+        <w:t xml:space="preserve">tar xzf backups/&lt;时间戳&gt;/data.tar.gz &amp;&amp; tar xzf backups/&lt;时间戳&gt;/code.tar.gz</w:t>
+      </w:r>
+    </w:p>
+    <w:p>
+      <w:pPr>
+        <w:shd w:fill="F4F5F7" w:val="clear"/>
+        <w:spacing w:after="0" w:line="260"/>
+        <w:ind w:left="288" w:right="288"/>
+      </w:pPr>
+      <w:r>
+        <w:rPr>
+          <w:rFonts w:ascii="Courier New" w:cs="Courier New" w:eastAsia="SimSun" w:hAnsi="Courier New"/>
+          <w:color w:val="333333"/>
+          <w:sz w:val="18"/>
+          <w:szCs w:val="18"/>
+        </w:rPr>
+        <w:t xml:space="preserve">bin/start.sh</w:t>
+      </w:r>
+    </w:p>
+    <w:p>
+      <w:pPr>
+        <w:pStyle w:val="Heading2"/>
+        <w:spacing w:after="120" w:before="240"/>
+      </w:pPr>
+      <w:r>
+        <w:rPr>
+          <w:rFonts w:ascii="Times New Roman" w:cs="Times New Roman" w:eastAsia="SimSun" w:hAnsi="Times New Roman"/>
+          <w:b/>
+          <w:bCs/>
+          <w:color w:val="1F2A37"/>
+          <w:sz w:val="26"/>
+          <w:szCs w:val="26"/>
+        </w:rPr>
+        <w:t xml:space="preserve">4.3 日常运维命令</w:t>
+      </w:r>
+    </w:p>
+    <w:tbl>
+      <w:tblPr>
+        <w:tblW w:type="pct" w:w="100%"/>
+        <w:tblBorders>
+          <w:top w:val="single" w:color="auto" w:sz="4"/>
+          <w:left w:val="single" w:color="auto" w:sz="4"/>
+          <w:bottom w:val="single" w:color="auto" w:sz="4"/>
+          <w:right w:val="single" w:color="auto" w:sz="4"/>
+          <w:insideH w:val="single" w:color="auto" w:sz="4"/>
+          <w:insideV w:val="single" w:color="auto" w:sz="4"/>
+        </w:tblBorders>
+      </w:tblPr>
+      <w:tblGrid>
+        <w:gridCol w:w="3200"/>
+        <w:gridCol w:w="4600"/>
+      </w:tblGrid>
+      <w:tr>
+        <w:tc>
+          <w:tcPr>
+            <w:tcW w:type="dxa" w:w="3200"/>
+            <w:shd w:fill="EEF3F6" w:val="clear"/>
+            <w:tcMar>
+              <w:top w:type="dxa" w:w="100"/>
+              <w:left w:type="dxa" w:w="120"/>
+              <w:bottom w:type="dxa" w:w="100"/>
+              <w:right w:type="dxa" w:w="120"/>
+            </w:tcMar>
+          </w:tcPr>
+          <w:p>
+            <w:pPr>
+              <w:spacing w:after="40" w:line="280"/>
+            </w:pPr>
+            <w:r>
+              <w:rPr>
+                <w:rFonts w:ascii="Times New Roman" w:cs="Times New Roman" w:eastAsia="SimSun" w:hAnsi="Times New Roman"/>
+                <w:b/>
+                <w:bCs/>
+                <w:sz w:val="24"/>
+                <w:szCs w:val="24"/>
+              </w:rPr>
+              <w:t xml:space="preserve">操作</w:t>
+            </w:r>
+          </w:p>
+        </w:tc>
+        <w:tc>
+          <w:tcPr>
+            <w:tcW w:type="dxa" w:w="4600"/>
+            <w:shd w:fill="EEF3F6" w:val="clear"/>
+            <w:tcMar>
+              <w:top w:type="dxa" w:w="100"/>
+              <w:left w:type="dxa" w:w="120"/>
+              <w:bottom w:type="dxa" w:w="100"/>
+              <w:right w:type="dxa" w:w="120"/>
+            </w:tcMar>
+          </w:tcPr>
+          <w:p>
+            <w:pPr>
+              <w:spacing w:after="40" w:line="280"/>
+            </w:pPr>
+            <w:r>
+              <w:rPr>
+                <w:rFonts w:ascii="Times New Roman" w:cs="Times New Roman" w:eastAsia="SimSun" w:hAnsi="Times New Roman"/>
+                <w:b/>
+                <w:bCs/>
+                <w:sz w:val="24"/>
+                <w:szCs w:val="24"/>
+              </w:rPr>
+              <w:t xml:space="preserve">命令</w:t>
+            </w:r>
+          </w:p>
+        </w:tc>
+      </w:tr>
+      <w:tr>
+        <w:tc>
+          <w:tcPr>
+            <w:tcW w:type="dxa" w:w="3200"/>
+            <w:tcMar>
+              <w:top w:type="dxa" w:w="100"/>
+              <w:left w:type="dxa" w:w="120"/>
+              <w:bottom w:type="dxa" w:w="100"/>
+              <w:right w:type="dxa" w:w="120"/>
+            </w:tcMar>
+          </w:tcPr>
+          <w:p>
+            <w:pPr>
+              <w:spacing w:after="40" w:line="280"/>
+            </w:pPr>
+            <w:r>
+              <w:rPr>
+                <w:rFonts w:ascii="Times New Roman" w:cs="Times New Roman" w:eastAsia="SimSun" w:hAnsi="Times New Roman"/>
+                <w:sz w:val="24"/>
+                <w:szCs w:val="24"/>
+              </w:rPr>
+              <w:t xml:space="preserve">启动服务</w:t>
+            </w:r>
+          </w:p>
+        </w:tc>
+        <w:tc>
+          <w:tcPr>
+            <w:tcW w:type="dxa" w:w="4600"/>
+            <w:tcMar>
+              <w:top w:type="dxa" w:w="100"/>
+              <w:left w:type="dxa" w:w="120"/>
+              <w:bottom w:type="dxa" w:w="100"/>
+              <w:right w:type="dxa" w:w="120"/>
+            </w:tcMar>
+          </w:tcPr>
+          <w:p>
+            <w:pPr>
+              <w:spacing w:after="40" w:line="280"/>
+            </w:pPr>
+            <w:r>
+              <w:rPr>
+                <w:rFonts w:ascii="Times New Roman" w:cs="Times New Roman" w:eastAsia="SimSun" w:hAnsi="Times New Roman"/>
+                <w:sz w:val="24"/>
+                <w:szCs w:val="24"/>
+              </w:rPr>
+              <w:t xml:space="preserve">bin/start.sh（后台运行，日志 server/run.log）</w:t>
+            </w:r>
+          </w:p>
+        </w:tc>
+      </w:tr>
+      <w:tr>
+        <w:tc>
+          <w:tcPr>
+            <w:tcW w:type="dxa" w:w="3200"/>
+            <w:tcMar>
+              <w:top w:type="dxa" w:w="100"/>
+              <w:left w:type="dxa" w:w="120"/>
+              <w:bottom w:type="dxa" w:w="100"/>
+              <w:right w:type="dxa" w:w="120"/>
+            </w:tcMar>
+          </w:tcPr>
+          <w:p>
+            <w:pPr>
+              <w:spacing w:after="40" w:line="280"/>
+            </w:pPr>
+            <w:r>
+              <w:rPr>
+                <w:rFonts w:ascii="Times New Roman" w:cs="Times New Roman" w:eastAsia="SimSun" w:hAnsi="Times New Roman"/>
+                <w:sz w:val="24"/>
+                <w:szCs w:val="24"/>
+              </w:rPr>
+              <w:t xml:space="preserve">停止服务</w:t>
+            </w:r>
+          </w:p>
+        </w:tc>
+        <w:tc>
+          <w:tcPr>
+            <w:tcW w:type="dxa" w:w="4600"/>
+            <w:tcMar>
+              <w:top w:type="dxa" w:w="100"/>
+              <w:left w:type="dxa" w:w="120"/>
+              <w:bottom w:type="dxa" w:w="100"/>
+              <w:right w:type="dxa" w:w="120"/>
+            </w:tcMar>
+          </w:tcPr>
+          <w:p>
+            <w:pPr>
+              <w:spacing w:after="40" w:line="280"/>
+            </w:pPr>
+            <w:r>
+              <w:rPr>
+                <w:rFonts w:ascii="Times New Roman" w:cs="Times New Roman" w:eastAsia="SimSun" w:hAnsi="Times New Roman"/>
+                <w:sz w:val="24"/>
+                <w:szCs w:val="24"/>
+              </w:rPr>
+              <w:t xml:space="preserve">bin/stop.sh</w:t>
+            </w:r>
+          </w:p>
+        </w:tc>
+      </w:tr>
+      <w:tr>
+        <w:tc>
+          <w:tcPr>
+            <w:tcW w:type="dxa" w:w="3200"/>
+            <w:tcMar>
+              <w:top w:type="dxa" w:w="100"/>
+              <w:left w:type="dxa" w:w="120"/>
+              <w:bottom w:type="dxa" w:w="100"/>
+              <w:right w:type="dxa" w:w="120"/>
+            </w:tcMar>
+          </w:tcPr>
+          <w:p>
+            <w:pPr>
+              <w:spacing w:after="40" w:line="280"/>
+            </w:pPr>
+            <w:r>
+              <w:rPr>
+                <w:rFonts w:ascii="Times New Roman" w:cs="Times New Roman" w:eastAsia="SimSun" w:hAnsi="Times New Roman"/>
+                <w:sz w:val="24"/>
+                <w:szCs w:val="24"/>
+              </w:rPr>
+              <w:t xml:space="preserve">修改配置</w:t>
+            </w:r>
+          </w:p>
+        </w:tc>
+        <w:tc>
+          <w:tcPr>
+            <w:tcW w:type="dxa" w:w="4600"/>
+            <w:tcMar>
+              <w:top w:type="dxa" w:w="100"/>
+              <w:left w:type="dxa" w:w="120"/>
+              <w:bottom w:type="dxa" w:w="100"/>
+              <w:right w:type="dxa" w:w="120"/>
+            </w:tcMar>
+          </w:tcPr>
+          <w:p>
+            <w:pPr>
+              <w:spacing w:after="40" w:line="280"/>
+            </w:pPr>
+            <w:r>
+              <w:rPr>
+                <w:rFonts w:ascii="Times New Roman" w:cs="Times New Roman" w:eastAsia="SimSun" w:hAnsi="Times New Roman"/>
+                <w:sz w:val="24"/>
+                <w:szCs w:val="24"/>
+              </w:rPr>
+              <w:t xml:space="preserve">编辑 deploy.env 后执行 bin/stop.sh &amp;&amp; bin/start.sh</w:t>
+            </w:r>
+          </w:p>
+        </w:tc>
+      </w:tr>
+      <w:tr>
+        <w:tc>
+          <w:tcPr>
+            <w:tcW w:type="dxa" w:w="3200"/>
+            <w:tcMar>
+              <w:top w:type="dxa" w:w="100"/>
+              <w:left w:type="dxa" w:w="120"/>
+              <w:bottom w:type="dxa" w:w="100"/>
+              <w:right w:type="dxa" w:w="120"/>
+            </w:tcMar>
+          </w:tcPr>
+          <w:p>
+            <w:pPr>
+              <w:spacing w:after="40" w:line="280"/>
+            </w:pPr>
+            <w:r>
+              <w:rPr>
+                <w:rFonts w:ascii="Times New Roman" w:cs="Times New Roman" w:eastAsia="SimSun" w:hAnsi="Times New Roman"/>
+                <w:sz w:val="24"/>
+                <w:szCs w:val="24"/>
+              </w:rPr>
+              <w:t xml:space="preserve">查看日志</w:t>
+            </w:r>
+          </w:p>
+        </w:tc>
+        <w:tc>
+          <w:tcPr>
+            <w:tcW w:type="dxa" w:w="4600"/>
+            <w:tcMar>
+              <w:top w:type="dxa" w:w="100"/>
+              <w:left w:type="dxa" w:w="120"/>
+              <w:bottom w:type="dxa" w:w="100"/>
+              <w:right w:type="dxa" w:w="120"/>
+            </w:tcMar>
+          </w:tcPr>
+          <w:p>
+            <w:pPr>
+              <w:spacing w:after="40" w:line="280"/>
+            </w:pPr>
+            <w:r>
+              <w:rPr>
+                <w:rFonts w:ascii="Times New Roman" w:cs="Times New Roman" w:eastAsia="SimSun" w:hAnsi="Times New Roman"/>
+                <w:sz w:val="24"/>
+                <w:szCs w:val="24"/>
+              </w:rPr>
+              <w:t xml:space="preserve">tail -f server/run.log</w:t>
+            </w:r>
+          </w:p>
+        </w:tc>
+      </w:tr>
+      <w:tr>
+        <w:tc>
+          <w:tcPr>
+            <w:tcW w:type="dxa" w:w="3200"/>
+            <w:tcMar>
+              <w:top w:type="dxa" w:w="100"/>
+              <w:left w:type="dxa" w:w="120"/>
+              <w:bottom w:type="dxa" w:w="100"/>
+              <w:right w:type="dxa" w:w="120"/>
+            </w:tcMar>
+          </w:tcPr>
+          <w:p>
+            <w:pPr>
+              <w:spacing w:after="40" w:line="280"/>
+            </w:pPr>
+            <w:r>
+              <w:rPr>
+                <w:rFonts w:ascii="Times New Roman" w:cs="Times New Roman" w:eastAsia="SimSun" w:hAnsi="Times New Roman"/>
+                <w:sz w:val="24"/>
+                <w:szCs w:val="24"/>
+              </w:rPr>
+              <w:t xml:space="preserve">一键升级</w:t>
+            </w:r>
+          </w:p>
+        </w:tc>
+        <w:tc>
+          <w:tcPr>
+            <w:tcW w:type="dxa" w:w="4600"/>
+            <w:tcMar>
+              <w:top w:type="dxa" w:w="100"/>
+              <w:left w:type="dxa" w:w="120"/>
+              <w:bottom w:type="dxa" w:w="100"/>
+              <w:right w:type="dxa" w:w="120"/>
+            </w:tcMar>
+          </w:tcPr>
+          <w:p>
+            <w:pPr>
+              <w:spacing w:after="40" w:line="280"/>
+            </w:pPr>
+            <w:r>
+              <w:rPr>
+                <w:rFonts w:ascii="Times New Roman" w:cs="Times New Roman" w:eastAsia="SimSun" w:hAnsi="Times New Roman"/>
+                <w:sz w:val="24"/>
+                <w:szCs w:val="24"/>
+              </w:rPr>
+              <w:t xml:space="preserve">bash scripts/upgrade.sh --from &lt;新版本代码目录&gt;</w:t>
+            </w:r>
+          </w:p>
+        </w:tc>
+      </w:tr>
+      <w:tr>
+        <w:tc>
+          <w:tcPr>
+            <w:tcW w:type="dxa" w:w="3200"/>
+            <w:tcMar>
+              <w:top w:type="dxa" w:w="100"/>
+              <w:left w:type="dxa" w:w="120"/>
+              <w:bottom w:type="dxa" w:w="100"/>
+              <w:right w:type="dxa" w:w="120"/>
+            </w:tcMar>
+          </w:tcPr>
+          <w:p>
+            <w:pPr>
+              <w:spacing w:after="40" w:line="280"/>
+            </w:pPr>
+            <w:r>
+              <w:rPr>
+                <w:rFonts w:ascii="Times New Roman" w:cs="Times New Roman" w:eastAsia="SimSun" w:hAnsi="Times New Roman"/>
+                <w:sz w:val="24"/>
+                <w:szCs w:val="24"/>
+              </w:rPr>
+              <w:t xml:space="preserve">数据位置</w:t>
+            </w:r>
+          </w:p>
+        </w:tc>
+        <w:tc>
+          <w:tcPr>
+            <w:tcW w:type="dxa" w:w="4600"/>
+            <w:tcMar>
+              <w:top w:type="dxa" w:w="100"/>
+              <w:left w:type="dxa" w:w="120"/>
+              <w:bottom w:type="dxa" w:w="100"/>
+              <w:right w:type="dxa" w:w="120"/>
+            </w:tcMar>
+          </w:tcPr>
+          <w:p>
+            <w:pPr>
+              <w:spacing w:after="40" w:line="280"/>
+            </w:pPr>
+            <w:r>
+              <w:rPr>
+                <w:rFonts w:ascii="Times New Roman" w:cs="Times New Roman" w:eastAsia="SimSun" w:hAnsi="Times New Roman"/>
+                <w:sz w:val="24"/>
+                <w:szCs w:val="24"/>
+              </w:rPr>
+              <w:t xml:space="preserve">server/data.db（SQLite，含全部业务数据）</w:t>
+            </w:r>
+          </w:p>
+        </w:tc>
+      </w:tr>
+    </w:tbl>
     <w:p>
       <w:pPr>
         <w:pStyle w:val="Heading1"/>
@@ -1766,7 +2380,290 @@
           <w:sz w:val="30"/>
           <w:szCs w:val="30"/>
         </w:rPr>
-        <w:t xml:space="preserve">五、配置说明</w:t>
+        <w:t xml:space="preserve">五、启动与运行（手动方式）</w:t>
+      </w:r>
+    </w:p>
+    <w:p>
+      <w:pPr>
+        <w:pStyle w:val="Heading2"/>
+        <w:spacing w:after="120" w:before="240"/>
+      </w:pPr>
+      <w:r>
+        <w:rPr>
+          <w:rFonts w:ascii="Times New Roman" w:cs="Times New Roman" w:eastAsia="SimSun" w:hAnsi="Times New Roman"/>
+          <w:b/>
+          <w:bCs/>
+          <w:color w:val="1F2A37"/>
+          <w:sz w:val="26"/>
+          <w:szCs w:val="26"/>
+        </w:rPr>
+        <w:t xml:space="preserve">5.1 开发模式</w:t>
+      </w:r>
+    </w:p>
+    <w:p>
+      <w:pPr>
+        <w:spacing w:after="160" w:line="300"/>
+        <w:ind w:firstLine="475"/>
+      </w:pPr>
+      <w:r>
+        <w:rPr>
+          <w:rFonts w:ascii="Times New Roman" w:cs="Times New Roman" w:eastAsia="SimSun" w:hAnsi="Times New Roman"/>
+          <w:sz w:val="24"/>
+          <w:szCs w:val="24"/>
+        </w:rPr>
+        <w:t xml:space="preserve">一条命令同时启动后端（3100）与前端开发服务器（默认 3000）：</w:t>
+      </w:r>
+    </w:p>
+    <w:p>
+      <w:pPr>
+        <w:shd w:fill="F4F5F7" w:val="clear"/>
+        <w:spacing w:after="0" w:line="260"/>
+        <w:ind w:left="288" w:right="288"/>
+      </w:pPr>
+      <w:r>
+        <w:rPr>
+          <w:rFonts w:ascii="Courier New" w:cs="Courier New" w:eastAsia="SimSun" w:hAnsi="Courier New"/>
+          <w:color w:val="333333"/>
+          <w:sz w:val="18"/>
+          <w:szCs w:val="18"/>
+        </w:rPr>
+        <w:t xml:space="preserve">npm run dev</w:t>
+      </w:r>
+    </w:p>
+    <w:p>
+      <w:pPr>
+        <w:pStyle w:val="ListParagraph"/>
+        <w:numPr>
+          <w:ilvl w:val="0"/>
+          <w:numId w:val="1"/>
+        </w:numPr>
+        <w:spacing w:after="80" w:line="300"/>
+      </w:pPr>
+      <w:r>
+        <w:rPr>
+          <w:rFonts w:ascii="Times New Roman" w:cs="Times New Roman" w:eastAsia="SimSun" w:hAnsi="Times New Roman"/>
+          <w:sz w:val="24"/>
+          <w:szCs w:val="24"/>
+        </w:rPr>
+        <w:t xml:space="preserve">仅启动后端：npm run server</w:t>
+      </w:r>
+    </w:p>
+    <w:p>
+      <w:pPr>
+        <w:pStyle w:val="ListParagraph"/>
+        <w:numPr>
+          <w:ilvl w:val="0"/>
+          <w:numId w:val="1"/>
+        </w:numPr>
+        <w:spacing w:after="80" w:line="300"/>
+      </w:pPr>
+      <w:r>
+        <w:rPr>
+          <w:rFonts w:ascii="Times New Roman" w:cs="Times New Roman" w:eastAsia="SimSun" w:hAnsi="Times New Roman"/>
+          <w:sz w:val="24"/>
+          <w:szCs w:val="24"/>
+        </w:rPr>
+        <w:t xml:space="preserve">仅启动前端：npm run dev:web</w:t>
+      </w:r>
+    </w:p>
+    <w:p>
+      <w:pPr>
+        <w:pStyle w:val="ListParagraph"/>
+        <w:numPr>
+          <w:ilvl w:val="0"/>
+          <w:numId w:val="1"/>
+        </w:numPr>
+        <w:spacing w:after="80" w:line="300"/>
+      </w:pPr>
+      <w:r>
+        <w:rPr>
+          <w:rFonts w:ascii="Times New Roman" w:cs="Times New Roman" w:eastAsia="SimSun" w:hAnsi="Times New Roman"/>
+          <w:sz w:val="24"/>
+          <w:szCs w:val="24"/>
+        </w:rPr>
+        <w:t xml:space="preserve">指定前端端口：npm run dev -- --port 8080</w:t>
+      </w:r>
+    </w:p>
+    <w:p>
+      <w:pPr>
+        <w:spacing w:after="160" w:line="300"/>
+        <w:ind w:firstLine="475"/>
+      </w:pPr>
+      <w:r>
+        <w:rPr>
+          <w:rFonts w:ascii="Times New Roman" w:cs="Times New Roman" w:eastAsia="SimSun" w:hAnsi="Times New Roman"/>
+          <w:sz w:val="24"/>
+          <w:szCs w:val="24"/>
+        </w:rPr>
+        <w:t xml:space="preserve">开发模式下，Vite 已将 /admin 与 /gw 路径代理到 3100 端口，前端页面直接访问同源地址即可。</w:t>
+      </w:r>
+    </w:p>
+    <w:p>
+      <w:pPr>
+        <w:pStyle w:val="Heading2"/>
+        <w:spacing w:after="120" w:before="240"/>
+      </w:pPr>
+      <w:r>
+        <w:rPr>
+          <w:rFonts w:ascii="Times New Roman" w:cs="Times New Roman" w:eastAsia="SimSun" w:hAnsi="Times New Roman"/>
+          <w:b/>
+          <w:bCs/>
+          <w:color w:val="1F2A37"/>
+          <w:sz w:val="26"/>
+          <w:szCs w:val="26"/>
+        </w:rPr>
+        <w:t xml:space="preserve">5.2 生产模式（局域网 / 服务器部署）</w:t>
+      </w:r>
+    </w:p>
+    <w:p>
+      <w:pPr>
+        <w:spacing w:after="160" w:line="300"/>
+        <w:ind w:firstLine="475"/>
+      </w:pPr>
+      <w:r>
+        <w:rPr>
+          <w:rFonts w:ascii="Times New Roman" w:cs="Times New Roman" w:eastAsia="SimSun" w:hAnsi="Times New Roman"/>
+          <w:sz w:val="24"/>
+          <w:szCs w:val="24"/>
+        </w:rPr>
+        <w:t xml:space="preserve">步骤一：构建前端静态资源。</w:t>
+      </w:r>
+    </w:p>
+    <w:p>
+      <w:pPr>
+        <w:shd w:fill="F4F5F7" w:val="clear"/>
+        <w:spacing w:after="0" w:line="260"/>
+        <w:ind w:left="288" w:right="288"/>
+      </w:pPr>
+      <w:r>
+        <w:rPr>
+          <w:rFonts w:ascii="Courier New" w:cs="Courier New" w:eastAsia="SimSun" w:hAnsi="Courier New"/>
+          <w:color w:val="333333"/>
+          <w:sz w:val="18"/>
+          <w:szCs w:val="18"/>
+        </w:rPr>
+        <w:t xml:space="preserve">npm run build</w:t>
+      </w:r>
+    </w:p>
+    <w:p>
+      <w:pPr>
+        <w:spacing w:after="160" w:line="300"/>
+        <w:ind w:firstLine="475"/>
+      </w:pPr>
+      <w:r>
+        <w:rPr>
+          <w:rFonts w:ascii="Times New Roman" w:cs="Times New Roman" w:eastAsia="SimSun" w:hAnsi="Times New Roman"/>
+          <w:sz w:val="24"/>
+          <w:szCs w:val="24"/>
+        </w:rPr>
+        <w:t xml:space="preserve">步骤二：启动一体化服务。后端默认绑定 0.0.0.0（所有网卡），并直接托管 dist/ 前端静态资源，无需 Nginx：</w:t>
+      </w:r>
+    </w:p>
+    <w:p>
+      <w:pPr>
+        <w:shd w:fill="F4F5F7" w:val="clear"/>
+        <w:spacing w:after="0" w:line="260"/>
+        <w:ind w:left="288" w:right="288"/>
+      </w:pPr>
+      <w:r>
+        <w:rPr>
+          <w:rFonts w:ascii="Courier New" w:cs="Courier New" w:eastAsia="SimSun" w:hAnsi="Courier New"/>
+          <w:color w:val="333333"/>
+          <w:sz w:val="18"/>
+          <w:szCs w:val="18"/>
+        </w:rPr>
+        <w:t xml:space="preserve">npm run server</w:t>
+      </w:r>
+    </w:p>
+    <w:p>
+      <w:pPr>
+        <w:shd w:fill="F4F5F7" w:val="clear"/>
+        <w:spacing w:after="0" w:line="260"/>
+        <w:ind w:left="288" w:right="288"/>
+      </w:pPr>
+      <w:r>
+        <w:rPr>
+          <w:rFonts w:ascii="Courier New" w:cs="Courier New" w:eastAsia="SimSun" w:hAnsi="Courier New"/>
+          <w:color w:val="333333"/>
+          <w:sz w:val="18"/>
+          <w:szCs w:val="18"/>
+        </w:rPr>
+        <w:t xml:space="preserve"># 或自定义监听地址与端口</w:t>
+      </w:r>
+    </w:p>
+    <w:p>
+      <w:pPr>
+        <w:shd w:fill="F4F5F7" w:val="clear"/>
+        <w:spacing w:after="0" w:line="260"/>
+        <w:ind w:left="288" w:right="288"/>
+      </w:pPr>
+      <w:r>
+        <w:rPr>
+          <w:rFonts w:ascii="Courier New" w:cs="Courier New" w:eastAsia="SimSun" w:hAnsi="Courier New"/>
+          <w:color w:val="333333"/>
+          <w:sz w:val="18"/>
+          <w:szCs w:val="18"/>
+        </w:rPr>
+        <w:t xml:space="preserve">HOST=0.0.0.0 PORT=3100 node server/index.js</w:t>
+      </w:r>
+    </w:p>
+    <w:p>
+      <w:pPr>
+        <w:spacing w:after="160" w:line="300"/>
+        <w:ind w:firstLine="475"/>
+      </w:pPr>
+      <w:r>
+        <w:rPr>
+          <w:rFonts w:ascii="Times New Roman" w:cs="Times New Roman" w:eastAsia="SimSun" w:hAnsi="Times New Roman"/>
+          <w:sz w:val="24"/>
+          <w:szCs w:val="24"/>
+        </w:rPr>
+        <w:t xml:space="preserve">启动后，同一局域网内的任意计算机通过 http://&lt;服务器IP&gt;:3100 即可访问完整系统（管理控制台、管理 API、网关入口均为同一端口）。查看服务器 IP：macOS/Linux 执行 ipconfig getifaddr en0 或 ip addr，Windows 执行 ipconfig。</w:t>
+      </w:r>
+    </w:p>
+    <w:p>
+      <w:pPr>
+        <w:spacing w:after="160" w:line="300"/>
+        <w:ind w:firstLine="475"/>
+      </w:pPr>
+      <w:r>
+        <w:rPr>
+          <w:rFonts w:ascii="Times New Roman" w:cs="Times New Roman" w:eastAsia="SimSun" w:hAnsi="Times New Roman"/>
+          <w:sz w:val="24"/>
+          <w:szCs w:val="24"/>
+        </w:rPr>
+        <w:t xml:space="preserve">防火墙提示：若其他计算机无法访问，请确认服务器防火墙已放行监听端口（macOS：系统设置 → 网络 → 防火墙；Linux：firewalld/ufw 放行端口；Windows：入站规则）。</w:t>
+      </w:r>
+    </w:p>
+    <w:p>
+      <w:pPr>
+        <w:spacing w:after="160" w:line="300"/>
+        <w:ind w:firstLine="475"/>
+      </w:pPr>
+      <w:r>
+        <w:rPr>
+          <w:rFonts w:ascii="Times New Roman" w:cs="Times New Roman" w:eastAsia="SimSun" w:hAnsi="Times New Roman"/>
+          <w:sz w:val="24"/>
+          <w:szCs w:val="24"/>
+        </w:rPr>
+        <w:t xml:space="preserve">如需公网访问或 HTTPS，可在前方再加一层 Nginx 反向代理，将 80/443 转发到 3100 端口即可（控制台、/admin、/gw 均为同端口同源，无需分别配置）。</w:t>
+      </w:r>
+    </w:p>
+    <w:p>
+      <w:pPr>
+        <w:pStyle w:val="Heading1"/>
+        <w:spacing w:after="160" w:before="320"/>
+      </w:pPr>
+      <w:r>
+        <w:rPr>
+          <w:rFonts w:ascii="Times New Roman" w:cs="Times New Roman" w:eastAsia="SimSun" w:hAnsi="Times New Roman"/>
+          <w:b/>
+          <w:bCs/>
+          <w:color w:val="1F2A37"/>
+          <w:sz w:val="30"/>
+          <w:szCs w:val="30"/>
+        </w:rPr>
+        <w:t xml:space="preserve">六、配置说明</w:t>
       </w:r>
     </w:p>
     <w:tbl>
@@ -2334,6 +3231,80 @@
                 <w:sz w:val="24"/>
                 <w:szCs w:val="24"/>
               </w:rPr>
+              <w:t xml:space="preserve">TRUST_PROXY（环境变量）</w:t>
+            </w:r>
+          </w:p>
+        </w:tc>
+        <w:tc>
+          <w:tcPr>
+            <w:tcW w:type="dxa" w:w="2400"/>
+            <w:tcMar>
+              <w:top w:type="dxa" w:w="100"/>
+              <w:left w:type="dxa" w:w="120"/>
+              <w:bottom w:type="dxa" w:w="100"/>
+              <w:right w:type="dxa" w:w="120"/>
+            </w:tcMar>
+          </w:tcPr>
+          <w:p>
+            <w:pPr>
+              <w:spacing w:after="40" w:line="280"/>
+            </w:pPr>
+            <w:r>
+              <w:rPr>
+                <w:rFonts w:ascii="Times New Roman" w:cs="Times New Roman" w:eastAsia="SimSun" w:hAnsi="Times New Roman"/>
+                <w:sz w:val="24"/>
+                <w:szCs w:val="24"/>
+              </w:rPr>
+              <w:t xml:space="preserve">关</w:t>
+            </w:r>
+          </w:p>
+        </w:tc>
+        <w:tc>
+          <w:tcPr>
+            <w:tcW w:type="dxa" w:w="3000"/>
+            <w:tcMar>
+              <w:top w:type="dxa" w:w="100"/>
+              <w:left w:type="dxa" w:w="120"/>
+              <w:bottom w:type="dxa" w:w="100"/>
+              <w:right w:type="dxa" w:w="120"/>
+            </w:tcMar>
+          </w:tcPr>
+          <w:p>
+            <w:pPr>
+              <w:spacing w:after="40" w:line="280"/>
+            </w:pPr>
+            <w:r>
+              <w:rPr>
+                <w:rFonts w:ascii="Times New Roman" w:cs="Times New Roman" w:eastAsia="SimSun" w:hAnsi="Times New Roman"/>
+                <w:sz w:val="24"/>
+                <w:szCs w:val="24"/>
+              </w:rPr>
+              <w:t xml:space="preserve">部署在 Nginx/Caddy 等反向代理之后时置 1，审计与登录日志记录 X-Forwarded-For 首跳真实 IP（直连部署请勿开启）</w:t>
+            </w:r>
+          </w:p>
+        </w:tc>
+      </w:tr>
+      <w:tr>
+        <w:tc>
+          <w:tcPr>
+            <w:tcW w:type="dxa" w:w="2400"/>
+            <w:tcMar>
+              <w:top w:type="dxa" w:w="100"/>
+              <w:left w:type="dxa" w:w="120"/>
+              <w:bottom w:type="dxa" w:w="100"/>
+              <w:right w:type="dxa" w:w="120"/>
+            </w:tcMar>
+          </w:tcPr>
+          <w:p>
+            <w:pPr>
+              <w:spacing w:after="40" w:line="280"/>
+            </w:pPr>
+            <w:r>
+              <w:rPr>
+                <w:rFonts w:ascii="Times New Roman" w:cs="Times New Roman" w:eastAsia="SimSun" w:hAnsi="Times New Roman"/>
+                <w:sz w:val="24"/>
+                <w:szCs w:val="24"/>
+              </w:rPr>
               <w:t xml:space="preserve">数据库文件</w:t>
             </w:r>
           </w:p>
@@ -2698,7 +3669,7 @@
           <w:sz w:val="30"/>
           <w:szCs w:val="30"/>
         </w:rPr>
-        <w:t xml:space="preserve">六、初始账号、用户角色与安全设置</w:t>
+        <w:t xml:space="preserve">七、初始账号、用户角色与安全设置</w:t>
       </w:r>
     </w:p>
     <w:p>
@@ -3065,7 +4036,7 @@
           <w:sz w:val="30"/>
           <w:szCs w:val="30"/>
         </w:rPr>
-        <w:t xml:space="preserve">七、部署验证</w:t>
+        <w:t xml:space="preserve">八、部署验证</w:t>
       </w:r>
     </w:p>
     <w:p>
@@ -3201,7 +4172,7 @@
           <w:sz w:val="24"/>
           <w:szCs w:val="24"/>
         </w:rPr>
-        <w:t xml:space="preserve">步骤三：通过网关发起一次真实调用。登录控制台，在"应用与密钥"页面复制任一启用中应用的 AccessKey，然后：</w:t>
+        <w:t xml:space="preserve">步骤三：通过网关发起一次真实调用。登录控制台，在"应用与密钥"页面复制任一启用中应用的 AccessKey 与 SecretKey（v1.3.2 起为双因子鉴权，两个请求头缺一不可），然后：</w:t>
       </w:r>
     </w:p>
     <w:p>
@@ -3217,7 +4188,23 @@
           <w:sz w:val="18"/>
           <w:szCs w:val="18"/>
         </w:rPr>
-        <w:t xml:space="preserve">curl -H "X-Access-Key: &lt;AccessKey&gt;" http://localhost:3100/gw/api/v1/users/123</w:t>
+        <w:t xml:space="preserve">curl -H "X-Access-Key: &lt;AccessKey&gt;" -H "X-Secret-Key: &lt;SecretKey&gt;" \</w:t>
+      </w:r>
+    </w:p>
+    <w:p>
+      <w:pPr>
+        <w:shd w:fill="F4F5F7" w:val="clear"/>
+        <w:spacing w:after="0" w:line="260"/>
+        <w:ind w:left="288" w:right="288"/>
+      </w:pPr>
+      <w:r>
+        <w:rPr>
+          <w:rFonts w:ascii="Courier New" w:cs="Courier New" w:eastAsia="SimSun" w:hAnsi="Courier New"/>
+          <w:color w:val="333333"/>
+          <w:sz w:val="18"/>
+          <w:szCs w:val="18"/>
+        </w:rPr>
+        <w:t xml:space="preserve">  http://localhost:3100/gw/api/v1/users/123</w:t>
       </w:r>
     </w:p>
     <w:p>
@@ -3262,7 +4249,7 @@
           <w:sz w:val="30"/>
           <w:szCs w:val="30"/>
         </w:rPr>
-        <w:t xml:space="preserve">八、数据与备份</w:t>
+        <w:t xml:space="preserve">九、数据与备份</w:t>
       </w:r>
     </w:p>
     <w:p>
@@ -3419,7 +4406,7 @@
           <w:sz w:val="30"/>
           <w:szCs w:val="30"/>
         </w:rPr>
-        <w:t xml:space="preserve">九、运维管理</w:t>
+        <w:t xml:space="preserve">十、运维管理</w:t>
       </w:r>
     </w:p>
     <w:p>
@@ -3790,7 +4777,7 @@
           <w:sz w:val="30"/>
           <w:szCs w:val="30"/>
         </w:rPr>
-        <w:t xml:space="preserve">十、常见问题（FAQ）</w:t>
+        <w:t xml:space="preserve">十一、常见问题（FAQ）</w:t>
       </w:r>
     </w:p>
     <w:p>
@@ -6092,7 +7079,7 @@
           <w:sz w:val="24"/>
           <w:szCs w:val="24"/>
         </w:rPr>
-        <w:t xml:space="preserve">以上为接口清单。如遇到问题，请先查阅第十章 FAQ，再结合后端标准输出日志定位。</w:t>
+        <w:t xml:space="preserve">以上为接口清单。如遇到问题，请先查阅第十一章 FAQ，再结合后端标准输出日志定位。</w:t>
       </w:r>
     </w:p>
     <w:p>
@@ -6670,6 +7657,450 @@
           </w:p>
         </w:tc>
       </w:tr>
+      <w:tr>
+        <w:tc>
+          <w:tcPr>
+            <w:tcW w:type="dxa" w:w="1400"/>
+            <w:tcMar>
+              <w:top w:type="dxa" w:w="100"/>
+              <w:left w:type="dxa" w:w="120"/>
+              <w:bottom w:type="dxa" w:w="100"/>
+              <w:right w:type="dxa" w:w="120"/>
+            </w:tcMar>
+          </w:tcPr>
+          <w:p>
+            <w:pPr>
+              <w:spacing w:after="40" w:line="280"/>
+            </w:pPr>
+            <w:r>
+              <w:rPr>
+                <w:rFonts w:ascii="Times New Roman" w:cs="Times New Roman" w:eastAsia="SimSun" w:hAnsi="Times New Roman"/>
+                <w:sz w:val="24"/>
+                <w:szCs w:val="24"/>
+              </w:rPr>
+              <w:t xml:space="preserve">v1.4.0</w:t>
+            </w:r>
+          </w:p>
+        </w:tc>
+        <w:tc>
+          <w:tcPr>
+            <w:tcW w:type="dxa" w:w="1600"/>
+            <w:tcMar>
+              <w:top w:type="dxa" w:w="100"/>
+              <w:left w:type="dxa" w:w="120"/>
+              <w:bottom w:type="dxa" w:w="100"/>
+              <w:right w:type="dxa" w:w="120"/>
+            </w:tcMar>
+          </w:tcPr>
+          <w:p>
+            <w:pPr>
+              <w:spacing w:after="40" w:line="280"/>
+            </w:pPr>
+            <w:r>
+              <w:rPr>
+                <w:rFonts w:ascii="Times New Roman" w:cs="Times New Roman" w:eastAsia="SimSun" w:hAnsi="Times New Roman"/>
+                <w:sz w:val="24"/>
+                <w:szCs w:val="24"/>
+              </w:rPr>
+              <w:t xml:space="preserve">2026-09-22</w:t>
+            </w:r>
+          </w:p>
+        </w:tc>
+        <w:tc>
+          <w:tcPr>
+            <w:tcW w:type="dxa" w:w="4800"/>
+            <w:tcMar>
+              <w:top w:type="dxa" w:w="100"/>
+              <w:left w:type="dxa" w:w="120"/>
+              <w:bottom w:type="dxa" w:w="100"/>
+              <w:right w:type="dxa" w:w="120"/>
+            </w:tcMar>
+          </w:tcPr>
+          <w:p>
+            <w:pPr>
+              <w:spacing w:after="40" w:line="280"/>
+            </w:pPr>
+            <w:r>
+              <w:rPr>
+                <w:rFonts w:ascii="Times New Roman" w:cs="Times New Roman" w:eastAsia="SimSun" w:hAnsi="Times New Roman"/>
+                <w:sz w:val="24"/>
+                <w:szCs w:val="24"/>
+              </w:rPr>
+              <w:t xml:space="preserve">评审项优化：SK 哈希存储、签名令牌、幂等重试、路由唯一约束、严格生命周期状态机、SSRF 双层防护、引用保护、路由编译缓存、AccessKey 索引。</w:t>
+            </w:r>
+          </w:p>
+        </w:tc>
+      </w:tr>
+      <w:tr>
+        <w:tc>
+          <w:tcPr>
+            <w:tcW w:type="dxa" w:w="1400"/>
+            <w:tcMar>
+              <w:top w:type="dxa" w:w="100"/>
+              <w:left w:type="dxa" w:w="120"/>
+              <w:bottom w:type="dxa" w:w="100"/>
+              <w:right w:type="dxa" w:w="120"/>
+            </w:tcMar>
+          </w:tcPr>
+          <w:p>
+            <w:pPr>
+              <w:spacing w:after="40" w:line="280"/>
+            </w:pPr>
+            <w:r>
+              <w:rPr>
+                <w:rFonts w:ascii="Times New Roman" w:cs="Times New Roman" w:eastAsia="SimSun" w:hAnsi="Times New Roman"/>
+                <w:sz w:val="24"/>
+                <w:szCs w:val="24"/>
+              </w:rPr>
+              <w:t xml:space="preserve">v1.4.1</w:t>
+            </w:r>
+          </w:p>
+        </w:tc>
+        <w:tc>
+          <w:tcPr>
+            <w:tcW w:type="dxa" w:w="1600"/>
+            <w:tcMar>
+              <w:top w:type="dxa" w:w="100"/>
+              <w:left w:type="dxa" w:w="120"/>
+              <w:bottom w:type="dxa" w:w="100"/>
+              <w:right w:type="dxa" w:w="120"/>
+            </w:tcMar>
+          </w:tcPr>
+          <w:p>
+            <w:pPr>
+              <w:spacing w:after="40" w:line="280"/>
+            </w:pPr>
+            <w:r>
+              <w:rPr>
+                <w:rFonts w:ascii="Times New Roman" w:cs="Times New Roman" w:eastAsia="SimSun" w:hAnsi="Times New Roman"/>
+                <w:sz w:val="24"/>
+                <w:szCs w:val="24"/>
+              </w:rPr>
+              <w:t xml:space="preserve">2026-09-22</w:t>
+            </w:r>
+          </w:p>
+        </w:tc>
+        <w:tc>
+          <w:tcPr>
+            <w:tcW w:type="dxa" w:w="4800"/>
+            <w:tcMar>
+              <w:top w:type="dxa" w:w="100"/>
+              <w:left w:type="dxa" w:w="120"/>
+              <w:bottom w:type="dxa" w:w="100"/>
+              <w:right w:type="dxa" w:w="120"/>
+            </w:tcMar>
+          </w:tcPr>
+          <w:p>
+            <w:pPr>
+              <w:spacing w:after="40" w:line="280"/>
+            </w:pPr>
+            <w:r>
+              <w:rPr>
+                <w:rFonts w:ascii="Times New Roman" w:cs="Times New Roman" w:eastAsia="SimSun" w:hAnsi="Times New Roman"/>
+                <w:sz w:val="24"/>
+                <w:szCs w:val="24"/>
+              </w:rPr>
+              <w:t xml:space="preserve">网关请求/响应体流式透传：大报文不再整体缓冲，延迟按 TTFB 计量，5xx 重试兼容流式。</w:t>
+            </w:r>
+          </w:p>
+        </w:tc>
+      </w:tr>
+      <w:tr>
+        <w:tc>
+          <w:tcPr>
+            <w:tcW w:type="dxa" w:w="1400"/>
+            <w:tcMar>
+              <w:top w:type="dxa" w:w="100"/>
+              <w:left w:type="dxa" w:w="120"/>
+              <w:bottom w:type="dxa" w:w="100"/>
+              <w:right w:type="dxa" w:w="120"/>
+            </w:tcMar>
+          </w:tcPr>
+          <w:p>
+            <w:pPr>
+              <w:spacing w:after="40" w:line="280"/>
+            </w:pPr>
+            <w:r>
+              <w:rPr>
+                <w:rFonts w:ascii="Times New Roman" w:cs="Times New Roman" w:eastAsia="SimSun" w:hAnsi="Times New Roman"/>
+                <w:sz w:val="24"/>
+                <w:szCs w:val="24"/>
+              </w:rPr>
+              <w:t xml:space="preserve">v1.4.2</w:t>
+            </w:r>
+          </w:p>
+        </w:tc>
+        <w:tc>
+          <w:tcPr>
+            <w:tcW w:type="dxa" w:w="1600"/>
+            <w:tcMar>
+              <w:top w:type="dxa" w:w="100"/>
+              <w:left w:type="dxa" w:w="120"/>
+              <w:bottom w:type="dxa" w:w="100"/>
+              <w:right w:type="dxa" w:w="120"/>
+            </w:tcMar>
+          </w:tcPr>
+          <w:p>
+            <w:pPr>
+              <w:spacing w:after="40" w:line="280"/>
+            </w:pPr>
+            <w:r>
+              <w:rPr>
+                <w:rFonts w:ascii="Times New Roman" w:cs="Times New Roman" w:eastAsia="SimSun" w:hAnsi="Times New Roman"/>
+                <w:sz w:val="24"/>
+                <w:szCs w:val="24"/>
+              </w:rPr>
+              <w:t xml:space="preserve">2026-09-22</w:t>
+            </w:r>
+          </w:p>
+        </w:tc>
+        <w:tc>
+          <w:tcPr>
+            <w:tcW w:type="dxa" w:w="4800"/>
+            <w:tcMar>
+              <w:top w:type="dxa" w:w="100"/>
+              <w:left w:type="dxa" w:w="120"/>
+              <w:bottom w:type="dxa" w:w="100"/>
+              <w:right w:type="dxa" w:w="120"/>
+            </w:tcMar>
+          </w:tcPr>
+          <w:p>
+            <w:pPr>
+              <w:spacing w:after="40" w:line="280"/>
+            </w:pPr>
+            <w:r>
+              <w:rPr>
+                <w:rFonts w:ascii="Times New Roman" w:cs="Times New Roman" w:eastAsia="SimSun" w:hAnsi="Times New Roman"/>
+                <w:sz w:val="24"/>
+                <w:szCs w:val="24"/>
+              </w:rPr>
+              <w:t xml:space="preserve">服务端 Schema 双层校验：注册定义校验 + 网关入参校验（必填缺失/类型不符返回 400）。</w:t>
+            </w:r>
+          </w:p>
+        </w:tc>
+      </w:tr>
+      <w:tr>
+        <w:tc>
+          <w:tcPr>
+            <w:tcW w:type="dxa" w:w="1400"/>
+            <w:tcMar>
+              <w:top w:type="dxa" w:w="100"/>
+              <w:left w:type="dxa" w:w="120"/>
+              <w:bottom w:type="dxa" w:w="100"/>
+              <w:right w:type="dxa" w:w="120"/>
+            </w:tcMar>
+          </w:tcPr>
+          <w:p>
+            <w:pPr>
+              <w:spacing w:after="40" w:line="280"/>
+            </w:pPr>
+            <w:r>
+              <w:rPr>
+                <w:rFonts w:ascii="Times New Roman" w:cs="Times New Roman" w:eastAsia="SimSun" w:hAnsi="Times New Roman"/>
+                <w:sz w:val="24"/>
+                <w:szCs w:val="24"/>
+              </w:rPr>
+              <w:t xml:space="preserve">v1.4.3</w:t>
+            </w:r>
+          </w:p>
+        </w:tc>
+        <w:tc>
+          <w:tcPr>
+            <w:tcW w:type="dxa" w:w="1600"/>
+            <w:tcMar>
+              <w:top w:type="dxa" w:w="100"/>
+              <w:left w:type="dxa" w:w="120"/>
+              <w:bottom w:type="dxa" w:w="100"/>
+              <w:right w:type="dxa" w:w="120"/>
+            </w:tcMar>
+          </w:tcPr>
+          <w:p>
+            <w:pPr>
+              <w:spacing w:after="40" w:line="280"/>
+            </w:pPr>
+            <w:r>
+              <w:rPr>
+                <w:rFonts w:ascii="Times New Roman" w:cs="Times New Roman" w:eastAsia="SimSun" w:hAnsi="Times New Roman"/>
+                <w:sz w:val="24"/>
+                <w:szCs w:val="24"/>
+              </w:rPr>
+              <w:t xml:space="preserve">2026-09-22</w:t>
+            </w:r>
+          </w:p>
+        </w:tc>
+        <w:tc>
+          <w:tcPr>
+            <w:tcW w:type="dxa" w:w="4800"/>
+            <w:tcMar>
+              <w:top w:type="dxa" w:w="100"/>
+              <w:left w:type="dxa" w:w="120"/>
+              <w:bottom w:type="dxa" w:w="100"/>
+              <w:right w:type="dxa" w:w="120"/>
+            </w:tcMar>
+          </w:tcPr>
+          <w:p>
+            <w:pPr>
+              <w:spacing w:after="40" w:line="280"/>
+            </w:pPr>
+            <w:r>
+              <w:rPr>
+                <w:rFonts w:ascii="Times New Roman" w:cs="Times New Roman" w:eastAsia="SimSun" w:hAnsi="Times New Roman"/>
+                <w:sz w:val="24"/>
+                <w:szCs w:val="24"/>
+              </w:rPr>
+              <w:t xml:space="preserve">修复 QPS 告警统计上限（独立按秒滑动窗口，不再被压缩到 0.83 以下）；参数化路由静态段优先匹配（/goods/search 不再被 /goods/{id} 遮蔽），注册时拒绝形态相同的参数化路由冲突。</w:t>
+            </w:r>
+          </w:p>
+        </w:tc>
+      </w:tr>
+      <w:tr>
+        <w:tc>
+          <w:tcPr>
+            <w:tcW w:type="dxa" w:w="1400"/>
+            <w:tcMar>
+              <w:top w:type="dxa" w:w="100"/>
+              <w:left w:type="dxa" w:w="120"/>
+              <w:bottom w:type="dxa" w:w="100"/>
+              <w:right w:type="dxa" w:w="120"/>
+            </w:tcMar>
+          </w:tcPr>
+          <w:p>
+            <w:pPr>
+              <w:spacing w:after="40" w:line="280"/>
+            </w:pPr>
+            <w:r>
+              <w:rPr>
+                <w:rFonts w:ascii="Times New Roman" w:cs="Times New Roman" w:eastAsia="SimSun" w:hAnsi="Times New Roman"/>
+                <w:sz w:val="24"/>
+                <w:szCs w:val="24"/>
+              </w:rPr>
+              <w:t xml:space="preserve">v1.4.4</w:t>
+            </w:r>
+          </w:p>
+        </w:tc>
+        <w:tc>
+          <w:tcPr>
+            <w:tcW w:type="dxa" w:w="1600"/>
+            <w:tcMar>
+              <w:top w:type="dxa" w:w="100"/>
+              <w:left w:type="dxa" w:w="120"/>
+              <w:bottom w:type="dxa" w:w="100"/>
+              <w:right w:type="dxa" w:w="120"/>
+            </w:tcMar>
+          </w:tcPr>
+          <w:p>
+            <w:pPr>
+              <w:spacing w:after="40" w:line="280"/>
+            </w:pPr>
+            <w:r>
+              <w:rPr>
+                <w:rFonts w:ascii="Times New Roman" w:cs="Times New Roman" w:eastAsia="SimSun" w:hAnsi="Times New Roman"/>
+                <w:sz w:val="24"/>
+                <w:szCs w:val="24"/>
+              </w:rPr>
+              <w:t xml:space="preserve">2026-09-22</w:t>
+            </w:r>
+          </w:p>
+        </w:tc>
+        <w:tc>
+          <w:tcPr>
+            <w:tcW w:type="dxa" w:w="4800"/>
+            <w:tcMar>
+              <w:top w:type="dxa" w:w="100"/>
+              <w:left w:type="dxa" w:w="120"/>
+              <w:bottom w:type="dxa" w:w="100"/>
+              <w:right w:type="dxa" w:w="120"/>
+            </w:tcMar>
+          </w:tcPr>
+          <w:p>
+            <w:pPr>
+              <w:spacing w:after="40" w:line="280"/>
+            </w:pPr>
+            <w:r>
+              <w:rPr>
+                <w:rFonts w:ascii="Times New Roman" w:cs="Times New Roman" w:eastAsia="SimSun" w:hAnsi="Times New Roman"/>
+                <w:sz w:val="24"/>
+                <w:szCs w:val="24"/>
+              </w:rPr>
+              <w:t xml:space="preserve">终审残留修复：Windows 静态资源长缓存路径判断、删除 API 后 AccessKey 索引正确失效、SQLite 开启 WAL（读写不互斥；备份恢复已验证兼容）。</w:t>
+            </w:r>
+          </w:p>
+        </w:tc>
+      </w:tr>
+      <w:tr>
+        <w:tc>
+          <w:tcPr>
+            <w:tcW w:type="dxa" w:w="1400"/>
+            <w:tcMar>
+              <w:top w:type="dxa" w:w="100"/>
+              <w:left w:type="dxa" w:w="120"/>
+              <w:bottom w:type="dxa" w:w="100"/>
+              <w:right w:type="dxa" w:w="120"/>
+            </w:tcMar>
+          </w:tcPr>
+          <w:p>
+            <w:pPr>
+              <w:spacing w:after="40" w:line="280"/>
+            </w:pPr>
+            <w:r>
+              <w:rPr>
+                <w:rFonts w:ascii="Times New Roman" w:cs="Times New Roman" w:eastAsia="SimSun" w:hAnsi="Times New Roman"/>
+                <w:sz w:val="24"/>
+                <w:szCs w:val="24"/>
+              </w:rPr>
+              <w:t xml:space="preserve">v1.4.5</w:t>
+            </w:r>
+          </w:p>
+        </w:tc>
+        <w:tc>
+          <w:tcPr>
+            <w:tcW w:type="dxa" w:w="1600"/>
+            <w:tcMar>
+              <w:top w:type="dxa" w:w="100"/>
+              <w:left w:type="dxa" w:w="120"/>
+              <w:bottom w:type="dxa" w:w="100"/>
+              <w:right w:type="dxa" w:w="120"/>
+            </w:tcMar>
+          </w:tcPr>
+          <w:p>
+            <w:pPr>
+              <w:spacing w:after="40" w:line="280"/>
+            </w:pPr>
+            <w:r>
+              <w:rPr>
+                <w:rFonts w:ascii="Times New Roman" w:cs="Times New Roman" w:eastAsia="SimSun" w:hAnsi="Times New Roman"/>
+                <w:sz w:val="24"/>
+                <w:szCs w:val="24"/>
+              </w:rPr>
+              <w:t xml:space="preserve">2026-09-22</w:t>
+            </w:r>
+          </w:p>
+        </w:tc>
+        <w:tc>
+          <w:tcPr>
+            <w:tcW w:type="dxa" w:w="4800"/>
+            <w:tcMar>
+              <w:top w:type="dxa" w:w="100"/>
+              <w:left w:type="dxa" w:w="120"/>
+              <w:bottom w:type="dxa" w:w="100"/>
+              <w:right w:type="dxa" w:w="120"/>
+            </w:tcMar>
+          </w:tcPr>
+          <w:p>
+            <w:pPr>
+              <w:spacing w:after="40" w:line="280"/>
+            </w:pPr>
+            <w:r>
+              <w:rPr>
+                <w:rFonts w:ascii="Times New Roman" w:cs="Times New Roman" w:eastAsia="SimSun" w:hAnsi="Times New Roman"/>
+                <w:sz w:val="24"/>
+                <w:szCs w:val="24"/>
+              </w:rPr>
+              <w:t xml:space="preserve">新增一键部署脚本 deploy.sh 与老版本一键升级脚本 upgrade.sh（自动备份数据与旧代码、失败自动回滚）；部署手册同步新增第四章。</w:t>
+            </w:r>
+          </w:p>
+        </w:tc>
+      </w:tr>
     </w:tbl>
     <w:p>
       <w:pPr>
@@ -6682,7 +8113,7 @@
           <w:sz w:val="24"/>
           <w:szCs w:val="24"/>
         </w:rPr>
-        <w:t xml:space="preserve">升级建议：替换代码后重新执行 npm install 与 npm run build，再重启后端服务即可；SQLite 数据文件自动兼容，无需迁移。</w:t>
+        <w:t xml:space="preserve">升级建议：优先使用 scripts/upgrade.sh 一键升级（自动备份数据、失败自动回滚，详见第四章）；手动升级则替换代码后重新执行 npm install 与 npm run build，再重启后端服务即可，SQLite 数据文件自动兼容，无需迁移。</w:t>
       </w:r>
     </w:p>
     <w:sectPr>

--- a/docs/WebAPI管理平台部署手册.docx
+++ b/docs/WebAPI管理平台部署手册.docx
@@ -8101,6 +8101,80 @@
           </w:p>
         </w:tc>
       </w:tr>
+      <w:tr>
+        <w:tc>
+          <w:tcPr>
+            <w:tcW w:type="dxa" w:w="1400"/>
+            <w:tcMar>
+              <w:top w:type="dxa" w:w="100"/>
+              <w:left w:type="dxa" w:w="120"/>
+              <w:bottom w:type="dxa" w:w="100"/>
+              <w:right w:type="dxa" w:w="120"/>
+            </w:tcMar>
+          </w:tcPr>
+          <w:p>
+            <w:pPr>
+              <w:spacing w:after="40" w:line="280"/>
+            </w:pPr>
+            <w:r>
+              <w:rPr>
+                <w:rFonts w:ascii="Times New Roman" w:cs="Times New Roman" w:eastAsia="SimSun" w:hAnsi="Times New Roman"/>
+                <w:sz w:val="24"/>
+                <w:szCs w:val="24"/>
+              </w:rPr>
+              <w:t xml:space="preserve">v1.4.6</w:t>
+            </w:r>
+          </w:p>
+        </w:tc>
+        <w:tc>
+          <w:tcPr>
+            <w:tcW w:type="dxa" w:w="1600"/>
+            <w:tcMar>
+              <w:top w:type="dxa" w:w="100"/>
+              <w:left w:type="dxa" w:w="120"/>
+              <w:bottom w:type="dxa" w:w="100"/>
+              <w:right w:type="dxa" w:w="120"/>
+            </w:tcMar>
+          </w:tcPr>
+          <w:p>
+            <w:pPr>
+              <w:spacing w:after="40" w:line="280"/>
+            </w:pPr>
+            <w:r>
+              <w:rPr>
+                <w:rFonts w:ascii="Times New Roman" w:cs="Times New Roman" w:eastAsia="SimSun" w:hAnsi="Times New Roman"/>
+                <w:sz w:val="24"/>
+                <w:szCs w:val="24"/>
+              </w:rPr>
+              <w:t xml:space="preserve">2026-09-22</w:t>
+            </w:r>
+          </w:p>
+        </w:tc>
+        <w:tc>
+          <w:tcPr>
+            <w:tcW w:type="dxa" w:w="4800"/>
+            <w:tcMar>
+              <w:top w:type="dxa" w:w="100"/>
+              <w:left w:type="dxa" w:w="120"/>
+              <w:bottom w:type="dxa" w:w="100"/>
+              <w:right w:type="dxa" w:w="120"/>
+            </w:tcMar>
+          </w:tcPr>
+          <w:p>
+            <w:pPr>
+              <w:spacing w:after="40" w:line="280"/>
+            </w:pPr>
+            <w:r>
+              <w:rPr>
+                <w:rFonts w:ascii="Times New Roman" w:cs="Times New Roman" w:eastAsia="SimSun" w:hAnsi="Times New Roman"/>
+                <w:sz w:val="24"/>
+                <w:szCs w:val="24"/>
+              </w:rPr>
+              <w:t xml:space="preserve">网关与鉴权 8 项优化：流式响应头完整透传；指标/日志在流传输完成后记录（latency 为全程耗时）；Schema 校验补齐必填请求头与 Body JSON 参数；退出登录令牌进入持久化黑名单（重启仍失效）；网关路由表内存缓存（不每请求读库）；日志/指标异步队列批量落库（不阻塞数据面）；前端将 OAuth2/JWT、WebSocket 等未实现选项置灰。</w:t>
+            </w:r>
+          </w:p>
+        </w:tc>
+      </w:tr>
     </w:tbl>
     <w:p>
       <w:pPr>

--- a/docs/WebAPI管理平台部署手册.docx
+++ b/docs/WebAPI管理平台部署手册.docx
@@ -295,6 +295,24 @@
           </w:pPr>
           <w:r>
             <w:t>4.3 日常运维命令</w:t>
+          </w:r>
+          <w:r>
+            <w:tab/>
+          </w:r>
+          <w:r>
+            <w:t>6</w:t>
+          </w:r>
+        </w:p>
+        <w:p>
+          <w:pPr>
+            <w:pStyle w:val="TOC2"/>
+            <w:tabs>
+              <w:tab w:val="right" w:leader="dot" w:pos="9000"/>
+            </w:tabs>
+            <w:ind w:left="360"/>
+          </w:pPr>
+          <w:r>
+            <w:t>4.4 服务器升级实操示例</w:t>
           </w:r>
           <w:r>
             <w:tab/>
@@ -2368,6 +2386,423 @@
     </w:tbl>
     <w:p>
       <w:pPr>
+        <w:pStyle w:val="Heading2"/>
+        <w:spacing w:after="120" w:before="240"/>
+      </w:pPr>
+      <w:r>
+        <w:rPr>
+          <w:rFonts w:ascii="Times New Roman" w:cs="Times New Roman" w:eastAsia="SimSun" w:hAnsi="Times New Roman"/>
+          <w:b/>
+          <w:bCs/>
+          <w:color w:val="1F2A37"/>
+          <w:sz w:val="26"/>
+          <w:szCs w:val="26"/>
+        </w:rPr>
+        <w:t xml:space="preserve">4.4 服务器升级实操示例（以安装到 /opt/webapi-platform 为例）</w:t>
+      </w:r>
+    </w:p>
+    <w:p>
+      <w:pPr>
+        <w:spacing w:after="160" w:line="300"/>
+        <w:ind w:firstLine="475"/>
+      </w:pPr>
+      <w:r>
+        <w:rPr>
+          <w:rFonts w:ascii="Times New Roman" w:cs="Times New Roman" w:eastAsia="SimSun" w:hAnsi="Times New Roman"/>
+          <w:sz w:val="24"/>
+          <w:szCs w:val="24"/>
+        </w:rPr>
+        <w:t xml:space="preserve">以下为一台已运行旧版本的服务器升级到 v1.4.6 的完整命令清单，SSH 登录服务器后逐段执行。</w:t>
+      </w:r>
+    </w:p>
+    <w:p>
+      <w:pPr>
+        <w:spacing w:after="160" w:line="300"/>
+        <w:ind w:firstLine="475"/>
+      </w:pPr>
+      <w:r>
+        <w:rPr>
+          <w:rFonts w:ascii="Times New Roman" w:cs="Times New Roman" w:eastAsia="SimSun" w:hAnsi="Times New Roman"/>
+          <w:sz w:val="24"/>
+          <w:szCs w:val="24"/>
+        </w:rPr>
+        <w:t xml:space="preserve">步骤一：定位现有安装目录与进程。</w:t>
+      </w:r>
+    </w:p>
+    <w:p>
+      <w:pPr>
+        <w:shd w:fill="F4F5F7" w:val="clear"/>
+        <w:spacing w:after="0" w:line="260"/>
+        <w:ind w:left="288" w:right="288"/>
+      </w:pPr>
+      <w:r>
+        <w:rPr>
+          <w:rFonts w:ascii="Courier New" w:cs="Courier New" w:eastAsia="SimSun" w:hAnsi="Courier New"/>
+          <w:color w:val="333333"/>
+          <w:sz w:val="18"/>
+          <w:szCs w:val="18"/>
+        </w:rPr>
+        <w:t xml:space="preserve">ps aux | grep 'server/index.js' | grep -v grep</w:t>
+      </w:r>
+    </w:p>
+    <w:p>
+      <w:pPr>
+        <w:spacing w:after="160" w:line="300"/>
+        <w:ind w:firstLine="475"/>
+      </w:pPr>
+      <w:r>
+        <w:rPr>
+          <w:rFonts w:ascii="Times New Roman" w:cs="Times New Roman" w:eastAsia="SimSun" w:hAnsi="Times New Roman"/>
+          <w:sz w:val="24"/>
+          <w:szCs w:val="24"/>
+        </w:rPr>
+        <w:t xml:space="preserve">步骤二：获取新版本代码（二选一）。</w:t>
+      </w:r>
+    </w:p>
+    <w:p>
+      <w:pPr>
+        <w:shd w:fill="F4F5F7" w:val="clear"/>
+        <w:spacing w:after="0" w:line="260"/>
+        <w:ind w:left="288" w:right="288"/>
+      </w:pPr>
+      <w:r>
+        <w:rPr>
+          <w:rFonts w:ascii="Courier New" w:cs="Courier New" w:eastAsia="SimSun" w:hAnsi="Courier New"/>
+          <w:color w:val="333333"/>
+          <w:sz w:val="18"/>
+          <w:szCs w:val="18"/>
+        </w:rPr>
+        <w:t xml:space="preserve"># 方式 A：git clone（服务器能访问 GitHub 时）</w:t>
+      </w:r>
+    </w:p>
+    <w:p>
+      <w:pPr>
+        <w:shd w:fill="F4F5F7" w:val="clear"/>
+        <w:spacing w:after="0" w:line="260"/>
+        <w:ind w:left="288" w:right="288"/>
+      </w:pPr>
+      <w:r>
+        <w:rPr>
+          <w:rFonts w:ascii="Courier New" w:cs="Courier New" w:eastAsia="SimSun" w:hAnsi="Courier New"/>
+          <w:color w:val="333333"/>
+          <w:sz w:val="18"/>
+          <w:szCs w:val="18"/>
+        </w:rPr>
+        <w:t xml:space="preserve">git clone https://github.com/leileipei/webapi-platform.git /tmp/webapi-new</w:t>
+      </w:r>
+    </w:p>
+    <w:p>
+      <w:pPr>
+        <w:shd w:fill="F4F5F7" w:val="clear"/>
+        <w:spacing w:after="0" w:line="260"/>
+        <w:ind w:left="288" w:right="288"/>
+      </w:pPr>
+      <w:r>
+        <w:rPr>
+          <w:rFonts w:ascii="Courier New" w:cs="Courier New" w:eastAsia="SimSun" w:hAnsi="Courier New"/>
+          <w:color w:val="333333"/>
+          <w:sz w:val="18"/>
+          <w:szCs w:val="18"/>
+        </w:rPr>
+        <w:t xml:space="preserve"> </w:t>
+      </w:r>
+    </w:p>
+    <w:p>
+      <w:pPr>
+        <w:shd w:fill="F4F5F7" w:val="clear"/>
+        <w:spacing w:after="0" w:line="260"/>
+        <w:ind w:left="288" w:right="288"/>
+      </w:pPr>
+      <w:r>
+        <w:rPr>
+          <w:rFonts w:ascii="Courier New" w:cs="Courier New" w:eastAsia="SimSun" w:hAnsi="Courier New"/>
+          <w:color w:val="333333"/>
+          <w:sz w:val="18"/>
+          <w:szCs w:val="18"/>
+        </w:rPr>
+        <w:t xml:space="preserve"># 方式 B：下载 Release 压缩包</w:t>
+      </w:r>
+    </w:p>
+    <w:p>
+      <w:pPr>
+        <w:shd w:fill="F4F5F7" w:val="clear"/>
+        <w:spacing w:after="0" w:line="260"/>
+        <w:ind w:left="288" w:right="288"/>
+      </w:pPr>
+      <w:r>
+        <w:rPr>
+          <w:rFonts w:ascii="Courier New" w:cs="Courier New" w:eastAsia="SimSun" w:hAnsi="Courier New"/>
+          <w:color w:val="333333"/>
+          <w:sz w:val="18"/>
+          <w:szCs w:val="18"/>
+        </w:rPr>
+        <w:t xml:space="preserve">curl -L https://github.com/leileipei/webapi-platform/archive/refs/tags/v1.4.6.tar.gz | tar xz -C /tmp</w:t>
+      </w:r>
+    </w:p>
+    <w:p>
+      <w:pPr>
+        <w:shd w:fill="F4F5F7" w:val="clear"/>
+        <w:spacing w:after="0" w:line="260"/>
+        <w:ind w:left="288" w:right="288"/>
+      </w:pPr>
+      <w:r>
+        <w:rPr>
+          <w:rFonts w:ascii="Courier New" w:cs="Courier New" w:eastAsia="SimSun" w:hAnsi="Courier New"/>
+          <w:color w:val="333333"/>
+          <w:sz w:val="18"/>
+          <w:szCs w:val="18"/>
+        </w:rPr>
+        <w:t xml:space="preserve">mv /tmp/webapi-platform-1.4.6 /tmp/webapi-new</w:t>
+      </w:r>
+    </w:p>
+    <w:p>
+      <w:pPr>
+        <w:spacing w:after="160" w:line="300"/>
+        <w:ind w:firstLine="475"/>
+      </w:pPr>
+      <w:r>
+        <w:rPr>
+          <w:rFonts w:ascii="Times New Roman" w:cs="Times New Roman" w:eastAsia="SimSun" w:hAnsi="Times New Roman"/>
+          <w:sz w:val="24"/>
+          <w:szCs w:val="24"/>
+        </w:rPr>
+        <w:t xml:space="preserve">步骤三：执行一键升级。若旧版本还没有 scripts/upgrade.sh（低于 v1.4.5），直接使用新代码包中的脚本；若当前服务是手工 nohup 启动的，请先手动停服。</w:t>
+      </w:r>
+    </w:p>
+    <w:p>
+      <w:pPr>
+        <w:shd w:fill="F4F5F7" w:val="clear"/>
+        <w:spacing w:after="0" w:line="260"/>
+        <w:ind w:left="288" w:right="288"/>
+      </w:pPr>
+      <w:r>
+        <w:rPr>
+          <w:rFonts w:ascii="Courier New" w:cs="Courier New" w:eastAsia="SimSun" w:hAnsi="Courier New"/>
+          <w:color w:val="333333"/>
+          <w:sz w:val="18"/>
+          <w:szCs w:val="18"/>
+        </w:rPr>
+        <w:t xml:space="preserve"># 手工 nohup 启动的旧服务先停止（脚本化部署的可跳过）</w:t>
+      </w:r>
+    </w:p>
+    <w:p>
+      <w:pPr>
+        <w:shd w:fill="F4F5F7" w:val="clear"/>
+        <w:spacing w:after="0" w:line="260"/>
+        <w:ind w:left="288" w:right="288"/>
+      </w:pPr>
+      <w:r>
+        <w:rPr>
+          <w:rFonts w:ascii="Courier New" w:cs="Courier New" w:eastAsia="SimSun" w:hAnsi="Courier New"/>
+          <w:color w:val="333333"/>
+          <w:sz w:val="18"/>
+          <w:szCs w:val="18"/>
+        </w:rPr>
+        <w:t xml:space="preserve">pkill -f 'node server/index.js'</w:t>
+      </w:r>
+    </w:p>
+    <w:p>
+      <w:pPr>
+        <w:shd w:fill="F4F5F7" w:val="clear"/>
+        <w:spacing w:after="0" w:line="260"/>
+        <w:ind w:left="288" w:right="288"/>
+      </w:pPr>
+      <w:r>
+        <w:rPr>
+          <w:rFonts w:ascii="Courier New" w:cs="Courier New" w:eastAsia="SimSun" w:hAnsi="Courier New"/>
+          <w:color w:val="333333"/>
+          <w:sz w:val="18"/>
+          <w:szCs w:val="18"/>
+        </w:rPr>
+        <w:t xml:space="preserve"> </w:t>
+      </w:r>
+    </w:p>
+    <w:p>
+      <w:pPr>
+        <w:shd w:fill="F4F5F7" w:val="clear"/>
+        <w:spacing w:after="0" w:line="260"/>
+        <w:ind w:left="288" w:right="288"/>
+      </w:pPr>
+      <w:r>
+        <w:rPr>
+          <w:rFonts w:ascii="Courier New" w:cs="Courier New" w:eastAsia="SimSun" w:hAnsi="Courier New"/>
+          <w:color w:val="333333"/>
+          <w:sz w:val="18"/>
+          <w:szCs w:val="18"/>
+        </w:rPr>
+        <w:t xml:space="preserve"># 一键升级：自动备份数据与旧代码，失败自动回滚</w:t>
+      </w:r>
+    </w:p>
+    <w:p>
+      <w:pPr>
+        <w:shd w:fill="F4F5F7" w:val="clear"/>
+        <w:spacing w:after="0" w:line="260"/>
+        <w:ind w:left="288" w:right="288"/>
+      </w:pPr>
+      <w:r>
+        <w:rPr>
+          <w:rFonts w:ascii="Courier New" w:cs="Courier New" w:eastAsia="SimSun" w:hAnsi="Courier New"/>
+          <w:color w:val="333333"/>
+          <w:sz w:val="18"/>
+          <w:szCs w:val="18"/>
+        </w:rPr>
+        <w:t xml:space="preserve">INSTALL_DIR=/opt/webapi-platform bash /tmp/webapi-new/scripts/upgrade.sh --from /tmp/webapi-new</w:t>
+      </w:r>
+    </w:p>
+    <w:p>
+      <w:pPr>
+        <w:spacing w:after="160" w:line="300"/>
+        <w:ind w:firstLine="475"/>
+      </w:pPr>
+      <w:r>
+        <w:rPr>
+          <w:rFonts w:ascii="Times New Roman" w:cs="Times New Roman" w:eastAsia="SimSun" w:hAnsi="Times New Roman"/>
+          <w:sz w:val="24"/>
+          <w:szCs w:val="24"/>
+        </w:rPr>
+        <w:t xml:space="preserve">步骤四：升级后验证。</w:t>
+      </w:r>
+    </w:p>
+    <w:p>
+      <w:pPr>
+        <w:shd w:fill="F4F5F7" w:val="clear"/>
+        <w:spacing w:after="0" w:line="260"/>
+        <w:ind w:left="288" w:right="288"/>
+      </w:pPr>
+      <w:r>
+        <w:rPr>
+          <w:rFonts w:ascii="Courier New" w:cs="Courier New" w:eastAsia="SimSun" w:hAnsi="Courier New"/>
+          <w:color w:val="333333"/>
+          <w:sz w:val="18"/>
+          <w:szCs w:val="18"/>
+        </w:rPr>
+        <w:t xml:space="preserve">curl http://localhost:3100/healthz    # 期望 {"ok":true,...}</w:t>
+      </w:r>
+    </w:p>
+    <w:p>
+      <w:pPr>
+        <w:spacing w:after="160" w:line="300"/>
+        <w:ind w:firstLine="475"/>
+      </w:pPr>
+      <w:r>
+        <w:rPr>
+          <w:rFonts w:ascii="Times New Roman" w:cs="Times New Roman" w:eastAsia="SimSun" w:hAnsi="Times New Roman"/>
+          <w:sz w:val="24"/>
+          <w:szCs w:val="24"/>
+        </w:rPr>
+        <w:t xml:space="preserve">浏览器打开控制台，左下角版本号应显示新版本；登录后检查 API 列表、应用密钥、历史日志与升级前一致。</w:t>
+      </w:r>
+    </w:p>
+    <w:p>
+      <w:pPr>
+        <w:spacing w:after="160" w:line="300"/>
+        <w:ind w:firstLine="475"/>
+      </w:pPr>
+      <w:r>
+        <w:rPr>
+          <w:rFonts w:ascii="Times New Roman" w:cs="Times New Roman" w:eastAsia="SimSun" w:hAnsi="Times New Roman"/>
+          <w:sz w:val="24"/>
+          <w:szCs w:val="24"/>
+        </w:rPr>
+        <w:t xml:space="preserve">步骤五：如需人工回滚（升级脚本失败时会自动执行，以下为手动方式）。</w:t>
+      </w:r>
+    </w:p>
+    <w:p>
+      <w:pPr>
+        <w:shd w:fill="F4F5F7" w:val="clear"/>
+        <w:spacing w:after="0" w:line="260"/>
+        <w:ind w:left="288" w:right="288"/>
+      </w:pPr>
+      <w:r>
+        <w:rPr>
+          <w:rFonts w:ascii="Courier New" w:cs="Courier New" w:eastAsia="SimSun" w:hAnsi="Courier New"/>
+          <w:color w:val="333333"/>
+          <w:sz w:val="18"/>
+          <w:szCs w:val="18"/>
+        </w:rPr>
+        <w:t xml:space="preserve">cd /opt/webapi-platform</w:t>
+      </w:r>
+    </w:p>
+    <w:p>
+      <w:pPr>
+        <w:shd w:fill="F4F5F7" w:val="clear"/>
+        <w:spacing w:after="0" w:line="260"/>
+        <w:ind w:left="288" w:right="288"/>
+      </w:pPr>
+      <w:r>
+        <w:rPr>
+          <w:rFonts w:ascii="Courier New" w:cs="Courier New" w:eastAsia="SimSun" w:hAnsi="Courier New"/>
+          <w:color w:val="333333"/>
+          <w:sz w:val="18"/>
+          <w:szCs w:val="18"/>
+        </w:rPr>
+        <w:t xml:space="preserve">bin/stop.sh 2&gt;/dev/null || pkill -f 'node server/index.js'</w:t>
+      </w:r>
+    </w:p>
+    <w:p>
+      <w:pPr>
+        <w:shd w:fill="F4F5F7" w:val="clear"/>
+        <w:spacing w:after="0" w:line="260"/>
+        <w:ind w:left="288" w:right="288"/>
+      </w:pPr>
+      <w:r>
+        <w:rPr>
+          <w:rFonts w:ascii="Courier New" w:cs="Courier New" w:eastAsia="SimSun" w:hAnsi="Courier New"/>
+          <w:color w:val="333333"/>
+          <w:sz w:val="18"/>
+          <w:szCs w:val="18"/>
+        </w:rPr>
+        <w:t xml:space="preserve">tar xzf backups/&lt;时间戳&gt;/data.tar.gz    # 恢复数据</w:t>
+      </w:r>
+    </w:p>
+    <w:p>
+      <w:pPr>
+        <w:shd w:fill="F4F5F7" w:val="clear"/>
+        <w:spacing w:after="0" w:line="260"/>
+        <w:ind w:left="288" w:right="288"/>
+      </w:pPr>
+      <w:r>
+        <w:rPr>
+          <w:rFonts w:ascii="Courier New" w:cs="Courier New" w:eastAsia="SimSun" w:hAnsi="Courier New"/>
+          <w:color w:val="333333"/>
+          <w:sz w:val="18"/>
+          <w:szCs w:val="18"/>
+        </w:rPr>
+        <w:t xml:space="preserve">tar xzf backups/&lt;时间戳&gt;/code.tar.gz    # 恢复旧代码</w:t>
+      </w:r>
+    </w:p>
+    <w:p>
+      <w:pPr>
+        <w:shd w:fill="F4F5F7" w:val="clear"/>
+        <w:spacing w:after="0" w:line="260"/>
+        <w:ind w:left="288" w:right="288"/>
+      </w:pPr>
+      <w:r>
+        <w:rPr>
+          <w:rFonts w:ascii="Courier New" w:cs="Courier New" w:eastAsia="SimSun" w:hAnsi="Courier New"/>
+          <w:color w:val="333333"/>
+          <w:sz w:val="18"/>
+          <w:szCs w:val="18"/>
+        </w:rPr>
+        <w:t xml:space="preserve">nohup node server/index.js &gt;&gt; server/run.log 2&gt;&amp;1 &amp;</w:t>
+      </w:r>
+    </w:p>
+    <w:p>
+      <w:pPr>
+        <w:spacing w:after="160" w:line="300"/>
+        <w:ind w:firstLine="475"/>
+      </w:pPr>
+      <w:r>
+        <w:rPr>
+          <w:rFonts w:ascii="Times New Roman" w:cs="Times New Roman" w:eastAsia="SimSun" w:hAnsi="Times New Roman"/>
+          <w:sz w:val="24"/>
+          <w:szCs w:val="24"/>
+        </w:rPr>
+        <w:t xml:space="preserve">备份默认保留最近 5 份于 backups/ 目录，确认新版本稳定运行后可手工清理更旧的备份。</w:t>
+      </w:r>
+    </w:p>
+    <w:p>
+      <w:pPr>
         <w:pStyle w:val="Heading1"/>
         <w:spacing w:after="160" w:before="320"/>
       </w:pPr>

--- a/docs/WebAPI管理平台部署手册.docx
+++ b/docs/WebAPI管理平台部署手册.docx
@@ -8610,6 +8610,80 @@
           </w:p>
         </w:tc>
       </w:tr>
+      <w:tr>
+        <w:tc>
+          <w:tcPr>
+            <w:tcW w:type="dxa" w:w="1400"/>
+            <w:tcMar>
+              <w:top w:type="dxa" w:w="100"/>
+              <w:left w:type="dxa" w:w="120"/>
+              <w:bottom w:type="dxa" w:w="100"/>
+              <w:right w:type="dxa" w:w="120"/>
+            </w:tcMar>
+          </w:tcPr>
+          <w:p>
+            <w:pPr>
+              <w:spacing w:after="40" w:line="280"/>
+            </w:pPr>
+            <w:r>
+              <w:rPr>
+                <w:rFonts w:ascii="Times New Roman" w:cs="Times New Roman" w:eastAsia="SimSun" w:hAnsi="Times New Roman"/>
+                <w:sz w:val="24"/>
+                <w:szCs w:val="24"/>
+              </w:rPr>
+              <w:t xml:space="preserve">v1.4.7</w:t>
+            </w:r>
+          </w:p>
+        </w:tc>
+        <w:tc>
+          <w:tcPr>
+            <w:tcW w:type="dxa" w:w="1600"/>
+            <w:tcMar>
+              <w:top w:type="dxa" w:w="100"/>
+              <w:left w:type="dxa" w:w="120"/>
+              <w:bottom w:type="dxa" w:w="100"/>
+              <w:right w:type="dxa" w:w="120"/>
+            </w:tcMar>
+          </w:tcPr>
+          <w:p>
+            <w:pPr>
+              <w:spacing w:after="40" w:line="280"/>
+            </w:pPr>
+            <w:r>
+              <w:rPr>
+                <w:rFonts w:ascii="Times New Roman" w:cs="Times New Roman" w:eastAsia="SimSun" w:hAnsi="Times New Roman"/>
+                <w:sz w:val="24"/>
+                <w:szCs w:val="24"/>
+              </w:rPr>
+              <w:t xml:space="preserve">2026-09-22</w:t>
+            </w:r>
+          </w:p>
+        </w:tc>
+        <w:tc>
+          <w:tcPr>
+            <w:tcW w:type="dxa" w:w="4800"/>
+            <w:tcMar>
+              <w:top w:type="dxa" w:w="100"/>
+              <w:left w:type="dxa" w:w="120"/>
+              <w:bottom w:type="dxa" w:w="100"/>
+              <w:right w:type="dxa" w:w="120"/>
+            </w:tcMar>
+          </w:tcPr>
+          <w:p>
+            <w:pPr>
+              <w:spacing w:after="40" w:line="280"/>
+            </w:pPr>
+            <w:r>
+              <w:rPr>
+                <w:rFonts w:ascii="Times New Roman" w:cs="Times New Roman" w:eastAsia="SimSun" w:hAnsi="Times New Roman"/>
+                <w:sz w:val="24"/>
+                <w:szCs w:val="24"/>
+              </w:rPr>
+              <w:t xml:space="preserve">服务端协议白名单校验：validateApiDef 仅接受 HTTP/HTTPS，堵住绕过前端直接提交 protocol=WebSocket 的口子（网关未实现 WebSocket 代理，注册即拒绝 400）。</w:t>
+            </w:r>
+          </w:p>
+        </w:tc>
+      </w:tr>
     </w:tbl>
     <w:p>
       <w:pPr>
